--- a/LANDRY_SYSTEM_v1-01_final.docx
+++ b/LANDRY_SYSTEM_v1-01_final.docx
@@ -1,6 +1,6 @@
 
 <file path=word/document.xml><?xml version="1.0" encoding="utf-8"?>
-<w:document xmlns:wpc="http://schemas.microsoft.com/office/word/2010/wordprocessingCanvas" xmlns:cx="http://schemas.microsoft.com/office/drawing/2014/chartex" xmlns:cx1="http://schemas.microsoft.com/office/drawing/2015/9/8/chartex" xmlns:cx2="http://schemas.microsoft.com/office/drawing/2015/10/21/chartex" xmlns:cx3="http://schemas.microsoft.com/office/drawing/2016/5/9/chartex" xmlns:cx4="http://schemas.microsoft.com/office/drawing/2016/5/10/chartex" xmlns:cx5="http://schemas.microsoft.com/office/drawing/2016/5/11/chartex" xmlns:cx6="http://schemas.microsoft.com/office/drawing/2016/5/12/chartex" xmlns:cx7="http://schemas.microsoft.com/office/drawing/2016/5/13/chartex" xmlns:cx8="http://schemas.microsoft.com/office/drawing/2016/5/14/chartex" xmlns:mc="http://schemas.openxmlformats.org/markup-compatibility/2006" xmlns:m="http://schemas.openxmlformats.org/officeDocument/2006/math" xmlns:aink="http://schemas.microsoft.com/office/drawing/2016/ink" xmlns:am3d="http://schemas.microsoft.com/office/drawing/2017/model3d" xmlns:oel="http://schemas.microsoft.com/office/2019/extlst" xmlns:r="http://schemas.openxmlformats.org/officeDocument/2006/relationships" xmlns:wp14="http://schemas.microsoft.com/office/word/2010/wordprocessingDrawing" xmlns:wp="http://schemas.openxmlformats.org/drawingml/2006/wordprocessingDrawing" xmlns:wpg="http://schemas.microsoft.com/office/word/2010/wordprocessingGroup" xmlns:wpi="http://schemas.microsoft.com/office/word/2010/wordprocessingInk" xmlns:wps="http://schemas.microsoft.com/office/word/2010/wordprocessingShape" xmlns:o="urn:schemas-microsoft-com:office:office" xmlns:v="urn:schemas-microsoft-com:vml" xmlns:w10="urn:schemas-microsoft-com:office:word" xmlns:w="http://schemas.openxmlformats.org/wordprocessingml/2006/main" xmlns:w14="http://schemas.microsoft.com/office/word/2010/wordml" xmlns:w15="http://schemas.microsoft.com/office/word/2012/wordml" xmlns:w16cei="http://schemas.microsoft.com/office/word/2026/wordml/cei" xmlns:w16cex="http://schemas.microsoft.com/office/word/2018/wordml/cex" xmlns:w16cid="http://schemas.microsoft.com/office/word/2016/wordml/cid" xmlns:w16="http://schemas.microsoft.com/office/word/2018/wordml" xmlns:w16sdtdh="http://schemas.microsoft.com/office/word/2020/wordml/sdtdatahash" xmlns:w16sdtfl="http://schemas.microsoft.com/office/word/2024/wordml/sdtformatlock" xmlns:w16se="http://schemas.microsoft.com/office/word/2015/wordml/symex" xmlns:w16du="http://schemas.microsoft.com/office/word/2023/wordml/word16du" xmlns:wne="http://schemas.microsoft.com/office/word/2006/wordml" mc:Ignorable="w14 w15 w16se w16cid w16 w16cex w16sdtdh w16sdtfl w16du wp14">
+<w:document xmlns:wpc="http://schemas.microsoft.com/office/word/2010/wordprocessingCanvas" xmlns:cx="http://schemas.microsoft.com/office/drawing/2014/chartex" xmlns:cx1="http://schemas.microsoft.com/office/drawing/2015/9/8/chartex" xmlns:cx2="http://schemas.microsoft.com/office/drawing/2015/10/21/chartex" xmlns:cx3="http://schemas.microsoft.com/office/drawing/2016/5/9/chartex" xmlns:cx4="http://schemas.microsoft.com/office/drawing/2016/5/10/chartex" xmlns:cx5="http://schemas.microsoft.com/office/drawing/2016/5/11/chartex" xmlns:cx6="http://schemas.microsoft.com/office/drawing/2016/5/12/chartex" xmlns:cx7="http://schemas.microsoft.com/office/drawing/2016/5/13/chartex" xmlns:cx8="http://schemas.microsoft.com/office/drawing/2016/5/14/chartex" xmlns:mc="http://schemas.openxmlformats.org/markup-compatibility/2006" xmlns:m="http://schemas.openxmlformats.org/officeDocument/2006/math" xmlns:aink="http://schemas.microsoft.com/office/drawing/2016/ink" xmlns:am3d="http://schemas.microsoft.com/office/drawing/2017/model3d" xmlns:oel="http://schemas.microsoft.com/office/2019/extlst" xmlns:r="http://schemas.openxmlformats.org/officeDocument/2006/relationships" xmlns:wp14="http://schemas.microsoft.com/office/word/2010/wordprocessingDrawing" xmlns:wp="http://schemas.openxmlformats.org/drawingml/2006/wordprocessingDrawing" xmlns:wpg="http://schemas.microsoft.com/office/word/2010/wordprocessingGroup" xmlns:wpi="http://schemas.microsoft.com/office/word/2010/wordprocessingInk" xmlns:wps="http://schemas.microsoft.com/office/word/2010/wordprocessingShape" xmlns:o="urn:schemas-microsoft-com:office:office" xmlns:v="urn:schemas-microsoft-com:vml" xmlns:w10="urn:schemas-microsoft-com:office:word" xmlns:w="http://schemas.openxmlformats.org/wordprocessingml/2006/main" xmlns:w14="http://schemas.microsoft.com/office/word/2010/wordml" xmlns:w15="http://schemas.microsoft.com/office/word/2012/wordml" xmlns:w16cex="http://schemas.microsoft.com/office/word/2018/wordml/cex" xmlns:w16cid="http://schemas.microsoft.com/office/word/2016/wordml/cid" xmlns:w16="http://schemas.microsoft.com/office/word/2018/wordml" xmlns:w16sdtdh="http://schemas.microsoft.com/office/word/2020/wordml/sdtdatahash" xmlns:w16sdtfl="http://schemas.microsoft.com/office/word/2024/wordml/sdtformatlock" xmlns:w16se="http://schemas.microsoft.com/office/word/2015/wordml/symex" xmlns:w16du="http://schemas.microsoft.com/office/word/2023/wordml/word16du" xmlns:wne="http://schemas.microsoft.com/office/word/2006/wordml" mc:Ignorable="w14 w15 w16se w16cid w16 w16cex w16sdtdh w16sdtfl w16du wp14">
   <w:body>
     <w:p>
       <w:pPr>
@@ -93,14 +93,8 @@
           <w:sz w:val="16"/>
           <w:szCs w:val="16"/>
         </w:rPr>
-        <w:t>Version 1.0  |  Current Steward: designated System Steward  |  Effective Date: to be maintained with the current approved version</w:t>
-      </w:r>
-    </w:p>
-    <w:p>
-      <w:pPr>
-        <w:spacing w:after="500"/>
-        <w:jc w:val="center"/>
-      </w:pPr>
+        <w:t>Version 1.0</w:t>
+      </w:r>
       <w:r>
         <w:rPr>
           <w:i/>
@@ -109,6 +103,32 @@
           <w:sz w:val="16"/>
           <w:szCs w:val="16"/>
         </w:rPr>
+        <w:t>1</w:t>
+      </w:r>
+      <w:r>
+        <w:rPr>
+          <w:i/>
+          <w:iCs/>
+          <w:color w:val="606060"/>
+          <w:sz w:val="16"/>
+          <w:szCs w:val="16"/>
+        </w:rPr>
+        <w:t xml:space="preserve">  |  Current Steward: designated System Steward  |  Effective Date: to be maintained with the current approved version</w:t>
+      </w:r>
+    </w:p>
+    <w:p>
+      <w:pPr>
+        <w:spacing w:after="500"/>
+        <w:jc w:val="center"/>
+      </w:pPr>
+      <w:r>
+        <w:rPr>
+          <w:i/>
+          <w:iCs/>
+          <w:color w:val="606060"/>
+          <w:sz w:val="16"/>
+          <w:szCs w:val="16"/>
+        </w:rPr>
         <w:t>Revision history shall be preserved under the governance process established in Part 9.</w:t>
       </w:r>
     </w:p>
@@ -131,12 +151,6 @@
     <w:p>
       <w:pPr>
         <w:sectPr>
-          <w:headerReference w:type="even" r:id="rId8"/>
-          <w:headerReference w:type="default" r:id="rId9"/>
-          <w:footerReference w:type="even" r:id="rId10"/>
-          <w:footerReference w:type="default" r:id="rId11"/>
-          <w:headerReference w:type="first" r:id="rId12"/>
-          <w:footerReference w:type="first" r:id="rId13"/>
           <w:pgSz w:w="12240" w:h="15840"/>
           <w:pgMar w:top="1440" w:right="1440" w:bottom="1440" w:left="1440" w:header="708" w:footer="708" w:gutter="0"/>
           <w:cols w:space="720"/>
@@ -179,14 +193,8 @@
         <w:p>
           <w:pPr>
             <w:pStyle w:val="TOC1"/>
-            <w:tabs>
-              <w:tab w:val="right" w:leader="dot" w:pos="9350"/>
-            </w:tabs>
             <w:rPr>
               <w:rFonts w:eastAsiaTheme="minorEastAsia" w:cstheme="minorBidi"/>
-              <w:b w:val="0"/>
-              <w:bCs w:val="0"/>
-              <w:caps w:val="0"/>
               <w:noProof/>
               <w:kern w:val="2"/>
               <w:sz w:val="24"/>
@@ -195,23 +203,15 @@
             </w:rPr>
           </w:pPr>
           <w:r>
-            <w:rPr>
-              <w:b w:val="0"/>
-              <w:bCs w:val="0"/>
-            </w:rPr>
             <w:fldChar w:fldCharType="begin"/>
           </w:r>
           <w:r>
             <w:instrText xml:space="preserve"> TOC \o "1-3" \h \z \u </w:instrText>
           </w:r>
           <w:r>
-            <w:rPr>
-              <w:b w:val="0"/>
-              <w:bCs w:val="0"/>
-            </w:rPr>
             <w:fldChar w:fldCharType="separate"/>
           </w:r>
-          <w:hyperlink w:anchor="_Toc236826945" w:history="1">
+          <w:hyperlink w:anchor="_Toc238501344" w:history="1">
             <w:r>
               <w:rPr>
                 <w:rStyle w:val="Hyperlink"/>
@@ -238,7 +238,7 @@
                 <w:noProof/>
                 <w:webHidden/>
               </w:rPr>
-              <w:instrText xml:space="preserve"> PAGEREF _Toc236826945 \h </w:instrText>
+              <w:instrText xml:space="preserve"> PAGEREF _Toc238501344 \h </w:instrText>
             </w:r>
             <w:r>
               <w:rPr>
@@ -272,14 +272,8 @@
         <w:p>
           <w:pPr>
             <w:pStyle w:val="TOC1"/>
-            <w:tabs>
-              <w:tab w:val="right" w:leader="dot" w:pos="9350"/>
-            </w:tabs>
             <w:rPr>
               <w:rFonts w:eastAsiaTheme="minorEastAsia" w:cstheme="minorBidi"/>
-              <w:b w:val="0"/>
-              <w:bCs w:val="0"/>
-              <w:caps w:val="0"/>
               <w:noProof/>
               <w:kern w:val="2"/>
               <w:sz w:val="24"/>
@@ -287,7 +281,7 @@
               <w14:ligatures w14:val="standardContextual"/>
             </w:rPr>
           </w:pPr>
-          <w:hyperlink w:anchor="_Toc236826946" w:history="1">
+          <w:hyperlink w:anchor="_Toc238501345" w:history="1">
             <w:r>
               <w:rPr>
                 <w:rStyle w:val="Hyperlink"/>
@@ -314,7 +308,7 @@
                 <w:noProof/>
                 <w:webHidden/>
               </w:rPr>
-              <w:instrText xml:space="preserve"> PAGEREF _Toc236826946 \h </w:instrText>
+              <w:instrText xml:space="preserve"> PAGEREF _Toc238501345 \h </w:instrText>
             </w:r>
             <w:r>
               <w:rPr>
@@ -361,7 +355,7 @@
               <w14:ligatures w14:val="standardContextual"/>
             </w:rPr>
           </w:pPr>
-          <w:hyperlink w:anchor="_Toc236826947" w:history="1">
+          <w:hyperlink w:anchor="_Toc238501346" w:history="1">
             <w:r>
               <w:rPr>
                 <w:rStyle w:val="Hyperlink"/>
@@ -388,7 +382,7 @@
                 <w:noProof/>
                 <w:webHidden/>
               </w:rPr>
-              <w:instrText xml:space="preserve"> PAGEREF _Toc236826947 \h </w:instrText>
+              <w:instrText xml:space="preserve"> PAGEREF _Toc238501346 \h </w:instrText>
             </w:r>
             <w:r>
               <w:rPr>
@@ -435,7 +429,7 @@
               <w14:ligatures w14:val="standardContextual"/>
             </w:rPr>
           </w:pPr>
-          <w:hyperlink w:anchor="_Toc236826948" w:history="1">
+          <w:hyperlink w:anchor="_Toc238501347" w:history="1">
             <w:r>
               <w:rPr>
                 <w:rStyle w:val="Hyperlink"/>
@@ -462,7 +456,7 @@
                 <w:noProof/>
                 <w:webHidden/>
               </w:rPr>
-              <w:instrText xml:space="preserve"> PAGEREF _Toc236826948 \h </w:instrText>
+              <w:instrText xml:space="preserve"> PAGEREF _Toc238501347 \h </w:instrText>
             </w:r>
             <w:r>
               <w:rPr>
@@ -509,7 +503,7 @@
               <w14:ligatures w14:val="standardContextual"/>
             </w:rPr>
           </w:pPr>
-          <w:hyperlink w:anchor="_Toc236826949" w:history="1">
+          <w:hyperlink w:anchor="_Toc238501348" w:history="1">
             <w:r>
               <w:rPr>
                 <w:rStyle w:val="Hyperlink"/>
@@ -536,7 +530,7 @@
                 <w:noProof/>
                 <w:webHidden/>
               </w:rPr>
-              <w:instrText xml:space="preserve"> PAGEREF _Toc236826949 \h </w:instrText>
+              <w:instrText xml:space="preserve"> PAGEREF _Toc238501348 \h </w:instrText>
             </w:r>
             <w:r>
               <w:rPr>
@@ -583,7 +577,7 @@
               <w14:ligatures w14:val="standardContextual"/>
             </w:rPr>
           </w:pPr>
-          <w:hyperlink w:anchor="_Toc236826950" w:history="1">
+          <w:hyperlink w:anchor="_Toc238501349" w:history="1">
             <w:r>
               <w:rPr>
                 <w:rStyle w:val="Hyperlink"/>
@@ -610,7 +604,7 @@
                 <w:noProof/>
                 <w:webHidden/>
               </w:rPr>
-              <w:instrText xml:space="preserve"> PAGEREF _Toc236826950 \h </w:instrText>
+              <w:instrText xml:space="preserve"> PAGEREF _Toc238501349 \h </w:instrText>
             </w:r>
             <w:r>
               <w:rPr>
@@ -657,7 +651,7 @@
               <w14:ligatures w14:val="standardContextual"/>
             </w:rPr>
           </w:pPr>
-          <w:hyperlink w:anchor="_Toc236826951" w:history="1">
+          <w:hyperlink w:anchor="_Toc238501350" w:history="1">
             <w:r>
               <w:rPr>
                 <w:rStyle w:val="Hyperlink"/>
@@ -684,7 +678,7 @@
                 <w:noProof/>
                 <w:webHidden/>
               </w:rPr>
-              <w:instrText xml:space="preserve"> PAGEREF _Toc236826951 \h </w:instrText>
+              <w:instrText xml:space="preserve"> PAGEREF _Toc238501350 \h </w:instrText>
             </w:r>
             <w:r>
               <w:rPr>
@@ -704,7 +698,7 @@
                 <w:noProof/>
                 <w:webHidden/>
               </w:rPr>
-              <w:t>4</w:t>
+              <w:t>5</w:t>
             </w:r>
             <w:r>
               <w:rPr>
@@ -731,7 +725,7 @@
               <w14:ligatures w14:val="standardContextual"/>
             </w:rPr>
           </w:pPr>
-          <w:hyperlink w:anchor="_Toc236826952" w:history="1">
+          <w:hyperlink w:anchor="_Toc238501351" w:history="1">
             <w:r>
               <w:rPr>
                 <w:rStyle w:val="Hyperlink"/>
@@ -758,7 +752,7 @@
                 <w:noProof/>
                 <w:webHidden/>
               </w:rPr>
-              <w:instrText xml:space="preserve"> PAGEREF _Toc236826952 \h </w:instrText>
+              <w:instrText xml:space="preserve"> PAGEREF _Toc238501351 \h </w:instrText>
             </w:r>
             <w:r>
               <w:rPr>
@@ -805,7 +799,7 @@
               <w14:ligatures w14:val="standardContextual"/>
             </w:rPr>
           </w:pPr>
-          <w:hyperlink w:anchor="_Toc236826953" w:history="1">
+          <w:hyperlink w:anchor="_Toc238501352" w:history="1">
             <w:r>
               <w:rPr>
                 <w:rStyle w:val="Hyperlink"/>
@@ -832,7 +826,7 @@
                 <w:noProof/>
                 <w:webHidden/>
               </w:rPr>
-              <w:instrText xml:space="preserve"> PAGEREF _Toc236826953 \h </w:instrText>
+              <w:instrText xml:space="preserve"> PAGEREF _Toc238501352 \h </w:instrText>
             </w:r>
             <w:r>
               <w:rPr>
@@ -879,7 +873,7 @@
               <w14:ligatures w14:val="standardContextual"/>
             </w:rPr>
           </w:pPr>
-          <w:hyperlink w:anchor="_Toc236826954" w:history="1">
+          <w:hyperlink w:anchor="_Toc238501353" w:history="1">
             <w:r>
               <w:rPr>
                 <w:rStyle w:val="Hyperlink"/>
@@ -906,7 +900,7 @@
                 <w:noProof/>
                 <w:webHidden/>
               </w:rPr>
-              <w:instrText xml:space="preserve"> PAGEREF _Toc236826954 \h </w:instrText>
+              <w:instrText xml:space="preserve"> PAGEREF _Toc238501353 \h </w:instrText>
             </w:r>
             <w:r>
               <w:rPr>
@@ -940,14 +934,8 @@
         <w:p>
           <w:pPr>
             <w:pStyle w:val="TOC1"/>
-            <w:tabs>
-              <w:tab w:val="right" w:leader="dot" w:pos="9350"/>
-            </w:tabs>
             <w:rPr>
               <w:rFonts w:eastAsiaTheme="minorEastAsia" w:cstheme="minorBidi"/>
-              <w:b w:val="0"/>
-              <w:bCs w:val="0"/>
-              <w:caps w:val="0"/>
               <w:noProof/>
               <w:kern w:val="2"/>
               <w:sz w:val="24"/>
@@ -955,7 +943,7 @@
               <w14:ligatures w14:val="standardContextual"/>
             </w:rPr>
           </w:pPr>
-          <w:hyperlink w:anchor="_Toc236826955" w:history="1">
+          <w:hyperlink w:anchor="_Toc238501354" w:history="1">
             <w:r>
               <w:rPr>
                 <w:rStyle w:val="Hyperlink"/>
@@ -982,7 +970,7 @@
                 <w:noProof/>
                 <w:webHidden/>
               </w:rPr>
-              <w:instrText xml:space="preserve"> PAGEREF _Toc236826955 \h </w:instrText>
+              <w:instrText xml:space="preserve"> PAGEREF _Toc238501354 \h </w:instrText>
             </w:r>
             <w:r>
               <w:rPr>
@@ -1029,7 +1017,7 @@
               <w14:ligatures w14:val="standardContextual"/>
             </w:rPr>
           </w:pPr>
-          <w:hyperlink w:anchor="_Toc236826956" w:history="1">
+          <w:hyperlink w:anchor="_Toc238501355" w:history="1">
             <w:r>
               <w:rPr>
                 <w:rStyle w:val="Hyperlink"/>
@@ -1056,7 +1044,7 @@
                 <w:noProof/>
                 <w:webHidden/>
               </w:rPr>
-              <w:instrText xml:space="preserve"> PAGEREF _Toc236826956 \h </w:instrText>
+              <w:instrText xml:space="preserve"> PAGEREF _Toc238501355 \h </w:instrText>
             </w:r>
             <w:r>
               <w:rPr>
@@ -1103,7 +1091,7 @@
               <w14:ligatures w14:val="standardContextual"/>
             </w:rPr>
           </w:pPr>
-          <w:hyperlink w:anchor="_Toc236826957" w:history="1">
+          <w:hyperlink w:anchor="_Toc238501356" w:history="1">
             <w:r>
               <w:rPr>
                 <w:rStyle w:val="Hyperlink"/>
@@ -1130,7 +1118,7 @@
                 <w:noProof/>
                 <w:webHidden/>
               </w:rPr>
-              <w:instrText xml:space="preserve"> PAGEREF _Toc236826957 \h </w:instrText>
+              <w:instrText xml:space="preserve"> PAGEREF _Toc238501356 \h </w:instrText>
             </w:r>
             <w:r>
               <w:rPr>
@@ -1177,7 +1165,7 @@
               <w14:ligatures w14:val="standardContextual"/>
             </w:rPr>
           </w:pPr>
-          <w:hyperlink w:anchor="_Toc236826958" w:history="1">
+          <w:hyperlink w:anchor="_Toc238501357" w:history="1">
             <w:r>
               <w:rPr>
                 <w:rStyle w:val="Hyperlink"/>
@@ -1204,7 +1192,7 @@
                 <w:noProof/>
                 <w:webHidden/>
               </w:rPr>
-              <w:instrText xml:space="preserve"> PAGEREF _Toc236826958 \h </w:instrText>
+              <w:instrText xml:space="preserve"> PAGEREF _Toc238501357 \h </w:instrText>
             </w:r>
             <w:r>
               <w:rPr>
@@ -1238,14 +1226,8 @@
         <w:p>
           <w:pPr>
             <w:pStyle w:val="TOC1"/>
-            <w:tabs>
-              <w:tab w:val="right" w:leader="dot" w:pos="9350"/>
-            </w:tabs>
             <w:rPr>
               <w:rFonts w:eastAsiaTheme="minorEastAsia" w:cstheme="minorBidi"/>
-              <w:b w:val="0"/>
-              <w:bCs w:val="0"/>
-              <w:caps w:val="0"/>
               <w:noProof/>
               <w:kern w:val="2"/>
               <w:sz w:val="24"/>
@@ -1253,7 +1235,7 @@
               <w14:ligatures w14:val="standardContextual"/>
             </w:rPr>
           </w:pPr>
-          <w:hyperlink w:anchor="_Toc236826959" w:history="1">
+          <w:hyperlink w:anchor="_Toc238501358" w:history="1">
             <w:r>
               <w:rPr>
                 <w:rStyle w:val="Hyperlink"/>
@@ -1280,7 +1262,7 @@
                 <w:noProof/>
                 <w:webHidden/>
               </w:rPr>
-              <w:instrText xml:space="preserve"> PAGEREF _Toc236826959 \h </w:instrText>
+              <w:instrText xml:space="preserve"> PAGEREF _Toc238501358 \h </w:instrText>
             </w:r>
             <w:r>
               <w:rPr>
@@ -1327,7 +1309,7 @@
               <w14:ligatures w14:val="standardContextual"/>
             </w:rPr>
           </w:pPr>
-          <w:hyperlink w:anchor="_Toc236826960" w:history="1">
+          <w:hyperlink w:anchor="_Toc238501359" w:history="1">
             <w:r>
               <w:rPr>
                 <w:rStyle w:val="Hyperlink"/>
@@ -1354,7 +1336,7 @@
                 <w:noProof/>
                 <w:webHidden/>
               </w:rPr>
-              <w:instrText xml:space="preserve"> PAGEREF _Toc236826960 \h </w:instrText>
+              <w:instrText xml:space="preserve"> PAGEREF _Toc238501359 \h </w:instrText>
             </w:r>
             <w:r>
               <w:rPr>
@@ -1401,7 +1383,7 @@
               <w14:ligatures w14:val="standardContextual"/>
             </w:rPr>
           </w:pPr>
-          <w:hyperlink w:anchor="_Toc236826961" w:history="1">
+          <w:hyperlink w:anchor="_Toc238501360" w:history="1">
             <w:r>
               <w:rPr>
                 <w:rStyle w:val="Hyperlink"/>
@@ -1428,7 +1410,7 @@
                 <w:noProof/>
                 <w:webHidden/>
               </w:rPr>
-              <w:instrText xml:space="preserve"> PAGEREF _Toc236826961 \h </w:instrText>
+              <w:instrText xml:space="preserve"> PAGEREF _Toc238501360 \h </w:instrText>
             </w:r>
             <w:r>
               <w:rPr>
@@ -1462,14 +1444,8 @@
         <w:p>
           <w:pPr>
             <w:pStyle w:val="TOC1"/>
-            <w:tabs>
-              <w:tab w:val="right" w:leader="dot" w:pos="9350"/>
-            </w:tabs>
             <w:rPr>
               <w:rFonts w:eastAsiaTheme="minorEastAsia" w:cstheme="minorBidi"/>
-              <w:b w:val="0"/>
-              <w:bCs w:val="0"/>
-              <w:caps w:val="0"/>
               <w:noProof/>
               <w:kern w:val="2"/>
               <w:sz w:val="24"/>
@@ -1477,7 +1453,7 @@
               <w14:ligatures w14:val="standardContextual"/>
             </w:rPr>
           </w:pPr>
-          <w:hyperlink w:anchor="_Toc236826962" w:history="1">
+          <w:hyperlink w:anchor="_Toc238501361" w:history="1">
             <w:r>
               <w:rPr>
                 <w:rStyle w:val="Hyperlink"/>
@@ -1504,7 +1480,7 @@
                 <w:noProof/>
                 <w:webHidden/>
               </w:rPr>
-              <w:instrText xml:space="preserve"> PAGEREF _Toc236826962 \h </w:instrText>
+              <w:instrText xml:space="preserve"> PAGEREF _Toc238501361 \h </w:instrText>
             </w:r>
             <w:r>
               <w:rPr>
@@ -1551,7 +1527,7 @@
               <w14:ligatures w14:val="standardContextual"/>
             </w:rPr>
           </w:pPr>
-          <w:hyperlink w:anchor="_Toc236826963" w:history="1">
+          <w:hyperlink w:anchor="_Toc238501362" w:history="1">
             <w:r>
               <w:rPr>
                 <w:rStyle w:val="Hyperlink"/>
@@ -1578,7 +1554,7 @@
                 <w:noProof/>
                 <w:webHidden/>
               </w:rPr>
-              <w:instrText xml:space="preserve"> PAGEREF _Toc236826963 \h </w:instrText>
+              <w:instrText xml:space="preserve"> PAGEREF _Toc238501362 \h </w:instrText>
             </w:r>
             <w:r>
               <w:rPr>
@@ -1625,7 +1601,7 @@
               <w14:ligatures w14:val="standardContextual"/>
             </w:rPr>
           </w:pPr>
-          <w:hyperlink w:anchor="_Toc236826964" w:history="1">
+          <w:hyperlink w:anchor="_Toc238501363" w:history="1">
             <w:r>
               <w:rPr>
                 <w:rStyle w:val="Hyperlink"/>
@@ -1652,7 +1628,7 @@
                 <w:noProof/>
                 <w:webHidden/>
               </w:rPr>
-              <w:instrText xml:space="preserve"> PAGEREF _Toc236826964 \h </w:instrText>
+              <w:instrText xml:space="preserve"> PAGEREF _Toc238501363 \h </w:instrText>
             </w:r>
             <w:r>
               <w:rPr>
@@ -1699,7 +1675,7 @@
               <w14:ligatures w14:val="standardContextual"/>
             </w:rPr>
           </w:pPr>
-          <w:hyperlink w:anchor="_Toc236826965" w:history="1">
+          <w:hyperlink w:anchor="_Toc238501364" w:history="1">
             <w:r>
               <w:rPr>
                 <w:rStyle w:val="Hyperlink"/>
@@ -1726,7 +1702,7 @@
                 <w:noProof/>
                 <w:webHidden/>
               </w:rPr>
-              <w:instrText xml:space="preserve"> PAGEREF _Toc236826965 \h </w:instrText>
+              <w:instrText xml:space="preserve"> PAGEREF _Toc238501364 \h </w:instrText>
             </w:r>
             <w:r>
               <w:rPr>
@@ -1773,7 +1749,7 @@
               <w14:ligatures w14:val="standardContextual"/>
             </w:rPr>
           </w:pPr>
-          <w:hyperlink w:anchor="_Toc236826966" w:history="1">
+          <w:hyperlink w:anchor="_Toc238501365" w:history="1">
             <w:r>
               <w:rPr>
                 <w:rStyle w:val="Hyperlink"/>
@@ -1800,7 +1776,7 @@
                 <w:noProof/>
                 <w:webHidden/>
               </w:rPr>
-              <w:instrText xml:space="preserve"> PAGEREF _Toc236826966 \h </w:instrText>
+              <w:instrText xml:space="preserve"> PAGEREF _Toc238501365 \h </w:instrText>
             </w:r>
             <w:r>
               <w:rPr>
@@ -1847,7 +1823,7 @@
               <w14:ligatures w14:val="standardContextual"/>
             </w:rPr>
           </w:pPr>
-          <w:hyperlink w:anchor="_Toc236826967" w:history="1">
+          <w:hyperlink w:anchor="_Toc238501366" w:history="1">
             <w:r>
               <w:rPr>
                 <w:rStyle w:val="Hyperlink"/>
@@ -1874,7 +1850,7 @@
                 <w:noProof/>
                 <w:webHidden/>
               </w:rPr>
-              <w:instrText xml:space="preserve"> PAGEREF _Toc236826967 \h </w:instrText>
+              <w:instrText xml:space="preserve"> PAGEREF _Toc238501366 \h </w:instrText>
             </w:r>
             <w:r>
               <w:rPr>
@@ -1921,7 +1897,7 @@
               <w14:ligatures w14:val="standardContextual"/>
             </w:rPr>
           </w:pPr>
-          <w:hyperlink w:anchor="_Toc236826968" w:history="1">
+          <w:hyperlink w:anchor="_Toc238501367" w:history="1">
             <w:r>
               <w:rPr>
                 <w:rStyle w:val="Hyperlink"/>
@@ -1948,7 +1924,7 @@
                 <w:noProof/>
                 <w:webHidden/>
               </w:rPr>
-              <w:instrText xml:space="preserve"> PAGEREF _Toc236826968 \h </w:instrText>
+              <w:instrText xml:space="preserve"> PAGEREF _Toc238501367 \h </w:instrText>
             </w:r>
             <w:r>
               <w:rPr>
@@ -1982,14 +1958,8 @@
         <w:p>
           <w:pPr>
             <w:pStyle w:val="TOC1"/>
-            <w:tabs>
-              <w:tab w:val="right" w:leader="dot" w:pos="9350"/>
-            </w:tabs>
             <w:rPr>
               <w:rFonts w:eastAsiaTheme="minorEastAsia" w:cstheme="minorBidi"/>
-              <w:b w:val="0"/>
-              <w:bCs w:val="0"/>
-              <w:caps w:val="0"/>
               <w:noProof/>
               <w:kern w:val="2"/>
               <w:sz w:val="24"/>
@@ -1997,7 +1967,7 @@
               <w14:ligatures w14:val="standardContextual"/>
             </w:rPr>
           </w:pPr>
-          <w:hyperlink w:anchor="_Toc236826969" w:history="1">
+          <w:hyperlink w:anchor="_Toc238501368" w:history="1">
             <w:r>
               <w:rPr>
                 <w:rStyle w:val="Hyperlink"/>
@@ -2024,7 +1994,7 @@
                 <w:noProof/>
                 <w:webHidden/>
               </w:rPr>
-              <w:instrText xml:space="preserve"> PAGEREF _Toc236826969 \h </w:instrText>
+              <w:instrText xml:space="preserve"> PAGEREF _Toc238501368 \h </w:instrText>
             </w:r>
             <w:r>
               <w:rPr>
@@ -2071,7 +2041,7 @@
               <w14:ligatures w14:val="standardContextual"/>
             </w:rPr>
           </w:pPr>
-          <w:hyperlink w:anchor="_Toc236826970" w:history="1">
+          <w:hyperlink w:anchor="_Toc238501369" w:history="1">
             <w:r>
               <w:rPr>
                 <w:rStyle w:val="Hyperlink"/>
@@ -2098,7 +2068,7 @@
                 <w:noProof/>
                 <w:webHidden/>
               </w:rPr>
-              <w:instrText xml:space="preserve"> PAGEREF _Toc236826970 \h </w:instrText>
+              <w:instrText xml:space="preserve"> PAGEREF _Toc238501369 \h </w:instrText>
             </w:r>
             <w:r>
               <w:rPr>
@@ -2145,7 +2115,7 @@
               <w14:ligatures w14:val="standardContextual"/>
             </w:rPr>
           </w:pPr>
-          <w:hyperlink w:anchor="_Toc236826971" w:history="1">
+          <w:hyperlink w:anchor="_Toc238501370" w:history="1">
             <w:r>
               <w:rPr>
                 <w:rStyle w:val="Hyperlink"/>
@@ -2172,7 +2142,7 @@
                 <w:noProof/>
                 <w:webHidden/>
               </w:rPr>
-              <w:instrText xml:space="preserve"> PAGEREF _Toc236826971 \h </w:instrText>
+              <w:instrText xml:space="preserve"> PAGEREF _Toc238501370 \h </w:instrText>
             </w:r>
             <w:r>
               <w:rPr>
@@ -2219,7 +2189,7 @@
               <w14:ligatures w14:val="standardContextual"/>
             </w:rPr>
           </w:pPr>
-          <w:hyperlink w:anchor="_Toc236826972" w:history="1">
+          <w:hyperlink w:anchor="_Toc238501371" w:history="1">
             <w:r>
               <w:rPr>
                 <w:rStyle w:val="Hyperlink"/>
@@ -2246,7 +2216,7 @@
                 <w:noProof/>
                 <w:webHidden/>
               </w:rPr>
-              <w:instrText xml:space="preserve"> PAGEREF _Toc236826972 \h </w:instrText>
+              <w:instrText xml:space="preserve"> PAGEREF _Toc238501371 \h </w:instrText>
             </w:r>
             <w:r>
               <w:rPr>
@@ -2293,7 +2263,7 @@
               <w14:ligatures w14:val="standardContextual"/>
             </w:rPr>
           </w:pPr>
-          <w:hyperlink w:anchor="_Toc236826973" w:history="1">
+          <w:hyperlink w:anchor="_Toc238501372" w:history="1">
             <w:r>
               <w:rPr>
                 <w:rStyle w:val="Hyperlink"/>
@@ -2320,7 +2290,7 @@
                 <w:noProof/>
                 <w:webHidden/>
               </w:rPr>
-              <w:instrText xml:space="preserve"> PAGEREF _Toc236826973 \h </w:instrText>
+              <w:instrText xml:space="preserve"> PAGEREF _Toc238501372 \h </w:instrText>
             </w:r>
             <w:r>
               <w:rPr>
@@ -2354,14 +2324,8 @@
         <w:p>
           <w:pPr>
             <w:pStyle w:val="TOC1"/>
-            <w:tabs>
-              <w:tab w:val="right" w:leader="dot" w:pos="9350"/>
-            </w:tabs>
             <w:rPr>
               <w:rFonts w:eastAsiaTheme="minorEastAsia" w:cstheme="minorBidi"/>
-              <w:b w:val="0"/>
-              <w:bCs w:val="0"/>
-              <w:caps w:val="0"/>
               <w:noProof/>
               <w:kern w:val="2"/>
               <w:sz w:val="24"/>
@@ -2369,7 +2333,7 @@
               <w14:ligatures w14:val="standardContextual"/>
             </w:rPr>
           </w:pPr>
-          <w:hyperlink w:anchor="_Toc236826974" w:history="1">
+          <w:hyperlink w:anchor="_Toc238501373" w:history="1">
             <w:r>
               <w:rPr>
                 <w:rStyle w:val="Hyperlink"/>
@@ -2396,7 +2360,7 @@
                 <w:noProof/>
                 <w:webHidden/>
               </w:rPr>
-              <w:instrText xml:space="preserve"> PAGEREF _Toc236826974 \h </w:instrText>
+              <w:instrText xml:space="preserve"> PAGEREF _Toc238501373 \h </w:instrText>
             </w:r>
             <w:r>
               <w:rPr>
@@ -2443,7 +2407,7 @@
               <w14:ligatures w14:val="standardContextual"/>
             </w:rPr>
           </w:pPr>
-          <w:hyperlink w:anchor="_Toc236826975" w:history="1">
+          <w:hyperlink w:anchor="_Toc238501374" w:history="1">
             <w:r>
               <w:rPr>
                 <w:rStyle w:val="Hyperlink"/>
@@ -2470,7 +2434,7 @@
                 <w:noProof/>
                 <w:webHidden/>
               </w:rPr>
-              <w:instrText xml:space="preserve"> PAGEREF _Toc236826975 \h </w:instrText>
+              <w:instrText xml:space="preserve"> PAGEREF _Toc238501374 \h </w:instrText>
             </w:r>
             <w:r>
               <w:rPr>
@@ -2517,7 +2481,7 @@
               <w14:ligatures w14:val="standardContextual"/>
             </w:rPr>
           </w:pPr>
-          <w:hyperlink w:anchor="_Toc236826976" w:history="1">
+          <w:hyperlink w:anchor="_Toc238501375" w:history="1">
             <w:r>
               <w:rPr>
                 <w:rStyle w:val="Hyperlink"/>
@@ -2544,7 +2508,7 @@
                 <w:noProof/>
                 <w:webHidden/>
               </w:rPr>
-              <w:instrText xml:space="preserve"> PAGEREF _Toc236826976 \h </w:instrText>
+              <w:instrText xml:space="preserve"> PAGEREF _Toc238501375 \h </w:instrText>
             </w:r>
             <w:r>
               <w:rPr>
@@ -2591,7 +2555,7 @@
               <w14:ligatures w14:val="standardContextual"/>
             </w:rPr>
           </w:pPr>
-          <w:hyperlink w:anchor="_Toc236826977" w:history="1">
+          <w:hyperlink w:anchor="_Toc238501376" w:history="1">
             <w:r>
               <w:rPr>
                 <w:rStyle w:val="Hyperlink"/>
@@ -2618,7 +2582,7 @@
                 <w:noProof/>
                 <w:webHidden/>
               </w:rPr>
-              <w:instrText xml:space="preserve"> PAGEREF _Toc236826977 \h </w:instrText>
+              <w:instrText xml:space="preserve"> PAGEREF _Toc238501376 \h </w:instrText>
             </w:r>
             <w:r>
               <w:rPr>
@@ -2665,7 +2629,7 @@
               <w14:ligatures w14:val="standardContextual"/>
             </w:rPr>
           </w:pPr>
-          <w:hyperlink w:anchor="_Toc236826978" w:history="1">
+          <w:hyperlink w:anchor="_Toc238501377" w:history="1">
             <w:r>
               <w:rPr>
                 <w:rStyle w:val="Hyperlink"/>
@@ -2692,7 +2656,7 @@
                 <w:noProof/>
                 <w:webHidden/>
               </w:rPr>
-              <w:instrText xml:space="preserve"> PAGEREF _Toc236826978 \h </w:instrText>
+              <w:instrText xml:space="preserve"> PAGEREF _Toc238501377 \h </w:instrText>
             </w:r>
             <w:r>
               <w:rPr>
@@ -2739,7 +2703,7 @@
               <w14:ligatures w14:val="standardContextual"/>
             </w:rPr>
           </w:pPr>
-          <w:hyperlink w:anchor="_Toc236826979" w:history="1">
+          <w:hyperlink w:anchor="_Toc238501378" w:history="1">
             <w:r>
               <w:rPr>
                 <w:rStyle w:val="Hyperlink"/>
@@ -2766,7 +2730,7 @@
                 <w:noProof/>
                 <w:webHidden/>
               </w:rPr>
-              <w:instrText xml:space="preserve"> PAGEREF _Toc236826979 \h </w:instrText>
+              <w:instrText xml:space="preserve"> PAGEREF _Toc238501378 \h </w:instrText>
             </w:r>
             <w:r>
               <w:rPr>
@@ -2800,14 +2764,8 @@
         <w:p>
           <w:pPr>
             <w:pStyle w:val="TOC1"/>
-            <w:tabs>
-              <w:tab w:val="right" w:leader="dot" w:pos="9350"/>
-            </w:tabs>
             <w:rPr>
               <w:rFonts w:eastAsiaTheme="minorEastAsia" w:cstheme="minorBidi"/>
-              <w:b w:val="0"/>
-              <w:bCs w:val="0"/>
-              <w:caps w:val="0"/>
               <w:noProof/>
               <w:kern w:val="2"/>
               <w:sz w:val="24"/>
@@ -2815,7 +2773,7 @@
               <w14:ligatures w14:val="standardContextual"/>
             </w:rPr>
           </w:pPr>
-          <w:hyperlink w:anchor="_Toc236826980" w:history="1">
+          <w:hyperlink w:anchor="_Toc238501379" w:history="1">
             <w:r>
               <w:rPr>
                 <w:rStyle w:val="Hyperlink"/>
@@ -2842,7 +2800,7 @@
                 <w:noProof/>
                 <w:webHidden/>
               </w:rPr>
-              <w:instrText xml:space="preserve"> PAGEREF _Toc236826980 \h </w:instrText>
+              <w:instrText xml:space="preserve"> PAGEREF _Toc238501379 \h </w:instrText>
             </w:r>
             <w:r>
               <w:rPr>
@@ -2889,7 +2847,7 @@
               <w14:ligatures w14:val="standardContextual"/>
             </w:rPr>
           </w:pPr>
-          <w:hyperlink w:anchor="_Toc236826981" w:history="1">
+          <w:hyperlink w:anchor="_Toc238501380" w:history="1">
             <w:r>
               <w:rPr>
                 <w:rStyle w:val="Hyperlink"/>
@@ -2916,7 +2874,7 @@
                 <w:noProof/>
                 <w:webHidden/>
               </w:rPr>
-              <w:instrText xml:space="preserve"> PAGEREF _Toc236826981 \h </w:instrText>
+              <w:instrText xml:space="preserve"> PAGEREF _Toc238501380 \h </w:instrText>
             </w:r>
             <w:r>
               <w:rPr>
@@ -2963,7 +2921,7 @@
               <w14:ligatures w14:val="standardContextual"/>
             </w:rPr>
           </w:pPr>
-          <w:hyperlink w:anchor="_Toc236826982" w:history="1">
+          <w:hyperlink w:anchor="_Toc238501381" w:history="1">
             <w:r>
               <w:rPr>
                 <w:rStyle w:val="Hyperlink"/>
@@ -2990,7 +2948,7 @@
                 <w:noProof/>
                 <w:webHidden/>
               </w:rPr>
-              <w:instrText xml:space="preserve"> PAGEREF _Toc236826982 \h </w:instrText>
+              <w:instrText xml:space="preserve"> PAGEREF _Toc238501381 \h </w:instrText>
             </w:r>
             <w:r>
               <w:rPr>
@@ -3037,7 +2995,7 @@
               <w14:ligatures w14:val="standardContextual"/>
             </w:rPr>
           </w:pPr>
-          <w:hyperlink w:anchor="_Toc236826983" w:history="1">
+          <w:hyperlink w:anchor="_Toc238501382" w:history="1">
             <w:r>
               <w:rPr>
                 <w:rStyle w:val="Hyperlink"/>
@@ -3064,7 +3022,7 @@
                 <w:noProof/>
                 <w:webHidden/>
               </w:rPr>
-              <w:instrText xml:space="preserve"> PAGEREF _Toc236826983 \h </w:instrText>
+              <w:instrText xml:space="preserve"> PAGEREF _Toc238501382 \h </w:instrText>
             </w:r>
             <w:r>
               <w:rPr>
@@ -3111,7 +3069,7 @@
               <w14:ligatures w14:val="standardContextual"/>
             </w:rPr>
           </w:pPr>
-          <w:hyperlink w:anchor="_Toc236826984" w:history="1">
+          <w:hyperlink w:anchor="_Toc238501383" w:history="1">
             <w:r>
               <w:rPr>
                 <w:rStyle w:val="Hyperlink"/>
@@ -3138,7 +3096,7 @@
                 <w:noProof/>
                 <w:webHidden/>
               </w:rPr>
-              <w:instrText xml:space="preserve"> PAGEREF _Toc236826984 \h </w:instrText>
+              <w:instrText xml:space="preserve"> PAGEREF _Toc238501383 \h </w:instrText>
             </w:r>
             <w:r>
               <w:rPr>
@@ -3185,7 +3143,7 @@
               <w14:ligatures w14:val="standardContextual"/>
             </w:rPr>
           </w:pPr>
-          <w:hyperlink w:anchor="_Toc236826985" w:history="1">
+          <w:hyperlink w:anchor="_Toc238501384" w:history="1">
             <w:r>
               <w:rPr>
                 <w:rStyle w:val="Hyperlink"/>
@@ -3212,7 +3170,7 @@
                 <w:noProof/>
                 <w:webHidden/>
               </w:rPr>
-              <w:instrText xml:space="preserve"> PAGEREF _Toc236826985 \h </w:instrText>
+              <w:instrText xml:space="preserve"> PAGEREF _Toc238501384 \h </w:instrText>
             </w:r>
             <w:r>
               <w:rPr>
@@ -3259,7 +3217,7 @@
               <w14:ligatures w14:val="standardContextual"/>
             </w:rPr>
           </w:pPr>
-          <w:hyperlink w:anchor="_Toc236826986" w:history="1">
+          <w:hyperlink w:anchor="_Toc238501385" w:history="1">
             <w:r>
               <w:rPr>
                 <w:rStyle w:val="Hyperlink"/>
@@ -3286,7 +3244,7 @@
                 <w:noProof/>
                 <w:webHidden/>
               </w:rPr>
-              <w:instrText xml:space="preserve"> PAGEREF _Toc236826986 \h </w:instrText>
+              <w:instrText xml:space="preserve"> PAGEREF _Toc238501385 \h </w:instrText>
             </w:r>
             <w:r>
               <w:rPr>
@@ -3306,7 +3264,7 @@
                 <w:noProof/>
                 <w:webHidden/>
               </w:rPr>
-              <w:t>15</w:t>
+              <w:t>16</w:t>
             </w:r>
             <w:r>
               <w:rPr>
@@ -3320,14 +3278,8 @@
         <w:p>
           <w:pPr>
             <w:pStyle w:val="TOC1"/>
-            <w:tabs>
-              <w:tab w:val="right" w:leader="dot" w:pos="9350"/>
-            </w:tabs>
             <w:rPr>
               <w:rFonts w:eastAsiaTheme="minorEastAsia" w:cstheme="minorBidi"/>
-              <w:b w:val="0"/>
-              <w:bCs w:val="0"/>
-              <w:caps w:val="0"/>
               <w:noProof/>
               <w:kern w:val="2"/>
               <w:sz w:val="24"/>
@@ -3335,7 +3287,7 @@
               <w14:ligatures w14:val="standardContextual"/>
             </w:rPr>
           </w:pPr>
-          <w:hyperlink w:anchor="_Toc236826987" w:history="1">
+          <w:hyperlink w:anchor="_Toc238501386" w:history="1">
             <w:r>
               <w:rPr>
                 <w:rStyle w:val="Hyperlink"/>
@@ -3362,7 +3314,7 @@
                 <w:noProof/>
                 <w:webHidden/>
               </w:rPr>
-              <w:instrText xml:space="preserve"> PAGEREF _Toc236826987 \h </w:instrText>
+              <w:instrText xml:space="preserve"> PAGEREF _Toc238501386 \h </w:instrText>
             </w:r>
             <w:r>
               <w:rPr>
@@ -3409,7 +3361,7 @@
               <w14:ligatures w14:val="standardContextual"/>
             </w:rPr>
           </w:pPr>
-          <w:hyperlink w:anchor="_Toc236826988" w:history="1">
+          <w:hyperlink w:anchor="_Toc238501387" w:history="1">
             <w:r>
               <w:rPr>
                 <w:rStyle w:val="Hyperlink"/>
@@ -3436,7 +3388,7 @@
                 <w:noProof/>
                 <w:webHidden/>
               </w:rPr>
-              <w:instrText xml:space="preserve"> PAGEREF _Toc236826988 \h </w:instrText>
+              <w:instrText xml:space="preserve"> PAGEREF _Toc238501387 \h </w:instrText>
             </w:r>
             <w:r>
               <w:rPr>
@@ -3483,7 +3435,7 @@
               <w14:ligatures w14:val="standardContextual"/>
             </w:rPr>
           </w:pPr>
-          <w:hyperlink w:anchor="_Toc236826989" w:history="1">
+          <w:hyperlink w:anchor="_Toc238501388" w:history="1">
             <w:r>
               <w:rPr>
                 <w:rStyle w:val="Hyperlink"/>
@@ -3510,7 +3462,7 @@
                 <w:noProof/>
                 <w:webHidden/>
               </w:rPr>
-              <w:instrText xml:space="preserve"> PAGEREF _Toc236826989 \h </w:instrText>
+              <w:instrText xml:space="preserve"> PAGEREF _Toc238501388 \h </w:instrText>
             </w:r>
             <w:r>
               <w:rPr>
@@ -3557,7 +3509,7 @@
               <w14:ligatures w14:val="standardContextual"/>
             </w:rPr>
           </w:pPr>
-          <w:hyperlink w:anchor="_Toc236826990" w:history="1">
+          <w:hyperlink w:anchor="_Toc238501389" w:history="1">
             <w:r>
               <w:rPr>
                 <w:rStyle w:val="Hyperlink"/>
@@ -3584,7 +3536,7 @@
                 <w:noProof/>
                 <w:webHidden/>
               </w:rPr>
-              <w:instrText xml:space="preserve"> PAGEREF _Toc236826990 \h </w:instrText>
+              <w:instrText xml:space="preserve"> PAGEREF _Toc238501389 \h </w:instrText>
             </w:r>
             <w:r>
               <w:rPr>
@@ -3631,7 +3583,7 @@
               <w14:ligatures w14:val="standardContextual"/>
             </w:rPr>
           </w:pPr>
-          <w:hyperlink w:anchor="_Toc236826991" w:history="1">
+          <w:hyperlink w:anchor="_Toc238501390" w:history="1">
             <w:r>
               <w:rPr>
                 <w:rStyle w:val="Hyperlink"/>
@@ -3658,7 +3610,7 @@
                 <w:noProof/>
                 <w:webHidden/>
               </w:rPr>
-              <w:instrText xml:space="preserve"> PAGEREF _Toc236826991 \h </w:instrText>
+              <w:instrText xml:space="preserve"> PAGEREF _Toc238501390 \h </w:instrText>
             </w:r>
             <w:r>
               <w:rPr>
@@ -3705,7 +3657,7 @@
               <w14:ligatures w14:val="standardContextual"/>
             </w:rPr>
           </w:pPr>
-          <w:hyperlink w:anchor="_Toc236826992" w:history="1">
+          <w:hyperlink w:anchor="_Toc238501391" w:history="1">
             <w:r>
               <w:rPr>
                 <w:rStyle w:val="Hyperlink"/>
@@ -3732,7 +3684,7 @@
                 <w:noProof/>
                 <w:webHidden/>
               </w:rPr>
-              <w:instrText xml:space="preserve"> PAGEREF _Toc236826992 \h </w:instrText>
+              <w:instrText xml:space="preserve"> PAGEREF _Toc238501391 \h </w:instrText>
             </w:r>
             <w:r>
               <w:rPr>
@@ -3766,14 +3718,8 @@
         <w:p>
           <w:pPr>
             <w:pStyle w:val="TOC1"/>
-            <w:tabs>
-              <w:tab w:val="right" w:leader="dot" w:pos="9350"/>
-            </w:tabs>
             <w:rPr>
               <w:rFonts w:eastAsiaTheme="minorEastAsia" w:cstheme="minorBidi"/>
-              <w:b w:val="0"/>
-              <w:bCs w:val="0"/>
-              <w:caps w:val="0"/>
               <w:noProof/>
               <w:kern w:val="2"/>
               <w:sz w:val="24"/>
@@ -3781,7 +3727,7 @@
               <w14:ligatures w14:val="standardContextual"/>
             </w:rPr>
           </w:pPr>
-          <w:hyperlink w:anchor="_Toc236826993" w:history="1">
+          <w:hyperlink w:anchor="_Toc238501392" w:history="1">
             <w:r>
               <w:rPr>
                 <w:rStyle w:val="Hyperlink"/>
@@ -3808,7 +3754,7 @@
                 <w:noProof/>
                 <w:webHidden/>
               </w:rPr>
-              <w:instrText xml:space="preserve"> PAGEREF _Toc236826993 \h </w:instrText>
+              <w:instrText xml:space="preserve"> PAGEREF _Toc238501392 \h </w:instrText>
             </w:r>
             <w:r>
               <w:rPr>
@@ -3855,7 +3801,7 @@
               <w14:ligatures w14:val="standardContextual"/>
             </w:rPr>
           </w:pPr>
-          <w:hyperlink w:anchor="_Toc236826994" w:history="1">
+          <w:hyperlink w:anchor="_Toc238501393" w:history="1">
             <w:r>
               <w:rPr>
                 <w:rStyle w:val="Hyperlink"/>
@@ -3882,7 +3828,7 @@
                 <w:noProof/>
                 <w:webHidden/>
               </w:rPr>
-              <w:instrText xml:space="preserve"> PAGEREF _Toc236826994 \h </w:instrText>
+              <w:instrText xml:space="preserve"> PAGEREF _Toc238501393 \h </w:instrText>
             </w:r>
             <w:r>
               <w:rPr>
@@ -3929,7 +3875,7 @@
               <w14:ligatures w14:val="standardContextual"/>
             </w:rPr>
           </w:pPr>
-          <w:hyperlink w:anchor="_Toc236826995" w:history="1">
+          <w:hyperlink w:anchor="_Toc238501394" w:history="1">
             <w:r>
               <w:rPr>
                 <w:rStyle w:val="Hyperlink"/>
@@ -3956,7 +3902,7 @@
                 <w:noProof/>
                 <w:webHidden/>
               </w:rPr>
-              <w:instrText xml:space="preserve"> PAGEREF _Toc236826995 \h </w:instrText>
+              <w:instrText xml:space="preserve"> PAGEREF _Toc238501394 \h </w:instrText>
             </w:r>
             <w:r>
               <w:rPr>
@@ -4003,7 +3949,7 @@
               <w14:ligatures w14:val="standardContextual"/>
             </w:rPr>
           </w:pPr>
-          <w:hyperlink w:anchor="_Toc236826996" w:history="1">
+          <w:hyperlink w:anchor="_Toc238501395" w:history="1">
             <w:r>
               <w:rPr>
                 <w:rStyle w:val="Hyperlink"/>
@@ -4030,7 +3976,7 @@
                 <w:noProof/>
                 <w:webHidden/>
               </w:rPr>
-              <w:instrText xml:space="preserve"> PAGEREF _Toc236826996 \h </w:instrText>
+              <w:instrText xml:space="preserve"> PAGEREF _Toc238501395 \h </w:instrText>
             </w:r>
             <w:r>
               <w:rPr>
@@ -4077,7 +4023,7 @@
               <w14:ligatures w14:val="standardContextual"/>
             </w:rPr>
           </w:pPr>
-          <w:hyperlink w:anchor="_Toc236826997" w:history="1">
+          <w:hyperlink w:anchor="_Toc238501396" w:history="1">
             <w:r>
               <w:rPr>
                 <w:rStyle w:val="Hyperlink"/>
@@ -4104,7 +4050,7 @@
                 <w:noProof/>
                 <w:webHidden/>
               </w:rPr>
-              <w:instrText xml:space="preserve"> PAGEREF _Toc236826997 \h </w:instrText>
+              <w:instrText xml:space="preserve"> PAGEREF _Toc238501396 \h </w:instrText>
             </w:r>
             <w:r>
               <w:rPr>
@@ -4151,7 +4097,7 @@
               <w14:ligatures w14:val="standardContextual"/>
             </w:rPr>
           </w:pPr>
-          <w:hyperlink w:anchor="_Toc236826998" w:history="1">
+          <w:hyperlink w:anchor="_Toc238501397" w:history="1">
             <w:r>
               <w:rPr>
                 <w:rStyle w:val="Hyperlink"/>
@@ -4178,7 +4124,7 @@
                 <w:noProof/>
                 <w:webHidden/>
               </w:rPr>
-              <w:instrText xml:space="preserve"> PAGEREF _Toc236826998 \h </w:instrText>
+              <w:instrText xml:space="preserve"> PAGEREF _Toc238501397 \h </w:instrText>
             </w:r>
             <w:r>
               <w:rPr>
@@ -4212,14 +4158,8 @@
         <w:p>
           <w:pPr>
             <w:pStyle w:val="TOC1"/>
-            <w:tabs>
-              <w:tab w:val="right" w:leader="dot" w:pos="9350"/>
-            </w:tabs>
             <w:rPr>
               <w:rFonts w:eastAsiaTheme="minorEastAsia" w:cstheme="minorBidi"/>
-              <w:b w:val="0"/>
-              <w:bCs w:val="0"/>
-              <w:caps w:val="0"/>
               <w:noProof/>
               <w:kern w:val="2"/>
               <w:sz w:val="24"/>
@@ -4227,7 +4167,7 @@
               <w14:ligatures w14:val="standardContextual"/>
             </w:rPr>
           </w:pPr>
-          <w:hyperlink w:anchor="_Toc236826999" w:history="1">
+          <w:hyperlink w:anchor="_Toc238501398" w:history="1">
             <w:r>
               <w:rPr>
                 <w:rStyle w:val="Hyperlink"/>
@@ -4254,7 +4194,7 @@
                 <w:noProof/>
                 <w:webHidden/>
               </w:rPr>
-              <w:instrText xml:space="preserve"> PAGEREF _Toc236826999 \h </w:instrText>
+              <w:instrText xml:space="preserve"> PAGEREF _Toc238501398 \h </w:instrText>
             </w:r>
             <w:r>
               <w:rPr>
@@ -4301,7 +4241,7 @@
               <w14:ligatures w14:val="standardContextual"/>
             </w:rPr>
           </w:pPr>
-          <w:hyperlink w:anchor="_Toc236827000" w:history="1">
+          <w:hyperlink w:anchor="_Toc238501399" w:history="1">
             <w:r>
               <w:rPr>
                 <w:rStyle w:val="Hyperlink"/>
@@ -4328,7 +4268,7 @@
                 <w:noProof/>
                 <w:webHidden/>
               </w:rPr>
-              <w:instrText xml:space="preserve"> PAGEREF _Toc236827000 \h </w:instrText>
+              <w:instrText xml:space="preserve"> PAGEREF _Toc238501399 \h </w:instrText>
             </w:r>
             <w:r>
               <w:rPr>
@@ -4375,7 +4315,7 @@
               <w14:ligatures w14:val="standardContextual"/>
             </w:rPr>
           </w:pPr>
-          <w:hyperlink w:anchor="_Toc236827001" w:history="1">
+          <w:hyperlink w:anchor="_Toc238501400" w:history="1">
             <w:r>
               <w:rPr>
                 <w:rStyle w:val="Hyperlink"/>
@@ -4402,7 +4342,7 @@
                 <w:noProof/>
                 <w:webHidden/>
               </w:rPr>
-              <w:instrText xml:space="preserve"> PAGEREF _Toc236827001 \h </w:instrText>
+              <w:instrText xml:space="preserve"> PAGEREF _Toc238501400 \h </w:instrText>
             </w:r>
             <w:r>
               <w:rPr>
@@ -4449,7 +4389,7 @@
               <w14:ligatures w14:val="standardContextual"/>
             </w:rPr>
           </w:pPr>
-          <w:hyperlink w:anchor="_Toc236827002" w:history="1">
+          <w:hyperlink w:anchor="_Toc238501401" w:history="1">
             <w:r>
               <w:rPr>
                 <w:rStyle w:val="Hyperlink"/>
@@ -4476,7 +4416,7 @@
                 <w:noProof/>
                 <w:webHidden/>
               </w:rPr>
-              <w:instrText xml:space="preserve"> PAGEREF _Toc236827002 \h </w:instrText>
+              <w:instrText xml:space="preserve"> PAGEREF _Toc238501401 \h </w:instrText>
             </w:r>
             <w:r>
               <w:rPr>
@@ -4523,7 +4463,7 @@
               <w14:ligatures w14:val="standardContextual"/>
             </w:rPr>
           </w:pPr>
-          <w:hyperlink w:anchor="_Toc236827003" w:history="1">
+          <w:hyperlink w:anchor="_Toc238501402" w:history="1">
             <w:r>
               <w:rPr>
                 <w:rStyle w:val="Hyperlink"/>
@@ -4550,7 +4490,7 @@
                 <w:noProof/>
                 <w:webHidden/>
               </w:rPr>
-              <w:instrText xml:space="preserve"> PAGEREF _Toc236827003 \h </w:instrText>
+              <w:instrText xml:space="preserve"> PAGEREF _Toc238501402 \h </w:instrText>
             </w:r>
             <w:r>
               <w:rPr>
@@ -4597,7 +4537,7 @@
               <w14:ligatures w14:val="standardContextual"/>
             </w:rPr>
           </w:pPr>
-          <w:hyperlink w:anchor="_Toc236827004" w:history="1">
+          <w:hyperlink w:anchor="_Toc238501403" w:history="1">
             <w:r>
               <w:rPr>
                 <w:rStyle w:val="Hyperlink"/>
@@ -4624,7 +4564,7 @@
                 <w:noProof/>
                 <w:webHidden/>
               </w:rPr>
-              <w:instrText xml:space="preserve"> PAGEREF _Toc236827004 \h </w:instrText>
+              <w:instrText xml:space="preserve"> PAGEREF _Toc238501403 \h </w:instrText>
             </w:r>
             <w:r>
               <w:rPr>
@@ -4671,7 +4611,7 @@
               <w14:ligatures w14:val="standardContextual"/>
             </w:rPr>
           </w:pPr>
-          <w:hyperlink w:anchor="_Toc236827005" w:history="1">
+          <w:hyperlink w:anchor="_Toc238501404" w:history="1">
             <w:r>
               <w:rPr>
                 <w:rStyle w:val="Hyperlink"/>
@@ -4698,7 +4638,7 @@
                 <w:noProof/>
                 <w:webHidden/>
               </w:rPr>
-              <w:instrText xml:space="preserve"> PAGEREF _Toc236827005 \h </w:instrText>
+              <w:instrText xml:space="preserve"> PAGEREF _Toc238501404 \h </w:instrText>
             </w:r>
             <w:r>
               <w:rPr>
@@ -4732,14 +4672,8 @@
         <w:p>
           <w:pPr>
             <w:pStyle w:val="TOC1"/>
-            <w:tabs>
-              <w:tab w:val="right" w:leader="dot" w:pos="9350"/>
-            </w:tabs>
             <w:rPr>
               <w:rFonts w:eastAsiaTheme="minorEastAsia" w:cstheme="minorBidi"/>
-              <w:b w:val="0"/>
-              <w:bCs w:val="0"/>
-              <w:caps w:val="0"/>
               <w:noProof/>
               <w:kern w:val="2"/>
               <w:sz w:val="24"/>
@@ -4747,7 +4681,7 @@
               <w14:ligatures w14:val="standardContextual"/>
             </w:rPr>
           </w:pPr>
-          <w:hyperlink w:anchor="_Toc236827006" w:history="1">
+          <w:hyperlink w:anchor="_Toc238501405" w:history="1">
             <w:r>
               <w:rPr>
                 <w:rStyle w:val="Hyperlink"/>
@@ -4774,7 +4708,7 @@
                 <w:noProof/>
                 <w:webHidden/>
               </w:rPr>
-              <w:instrText xml:space="preserve"> PAGEREF _Toc236827006 \h </w:instrText>
+              <w:instrText xml:space="preserve"> PAGEREF _Toc238501405 \h </w:instrText>
             </w:r>
             <w:r>
               <w:rPr>
@@ -4794,7 +4728,7 @@
                 <w:noProof/>
                 <w:webHidden/>
               </w:rPr>
-              <w:t>21</w:t>
+              <w:t>22</w:t>
             </w:r>
             <w:r>
               <w:rPr>
@@ -4808,14 +4742,8 @@
         <w:p>
           <w:pPr>
             <w:pStyle w:val="TOC1"/>
-            <w:tabs>
-              <w:tab w:val="right" w:leader="dot" w:pos="9350"/>
-            </w:tabs>
             <w:rPr>
               <w:rFonts w:eastAsiaTheme="minorEastAsia" w:cstheme="minorBidi"/>
-              <w:b w:val="0"/>
-              <w:bCs w:val="0"/>
-              <w:caps w:val="0"/>
               <w:noProof/>
               <w:kern w:val="2"/>
               <w:sz w:val="24"/>
@@ -4823,7 +4751,7 @@
               <w14:ligatures w14:val="standardContextual"/>
             </w:rPr>
           </w:pPr>
-          <w:hyperlink w:anchor="_Toc236827007" w:history="1">
+          <w:hyperlink w:anchor="_Toc238501406" w:history="1">
             <w:r>
               <w:rPr>
                 <w:rStyle w:val="Hyperlink"/>
@@ -4850,7 +4778,7 @@
                 <w:noProof/>
                 <w:webHidden/>
               </w:rPr>
-              <w:instrText xml:space="preserve"> PAGEREF _Toc236827007 \h </w:instrText>
+              <w:instrText xml:space="preserve"> PAGEREF _Toc238501406 \h </w:instrText>
             </w:r>
             <w:r>
               <w:rPr>
@@ -4870,7 +4798,7 @@
                 <w:noProof/>
                 <w:webHidden/>
               </w:rPr>
-              <w:t>21</w:t>
+              <w:t>22</w:t>
             </w:r>
             <w:r>
               <w:rPr>
@@ -4884,14 +4812,8 @@
         <w:p>
           <w:pPr>
             <w:pStyle w:val="TOC1"/>
-            <w:tabs>
-              <w:tab w:val="right" w:leader="dot" w:pos="9350"/>
-            </w:tabs>
             <w:rPr>
               <w:rFonts w:eastAsiaTheme="minorEastAsia" w:cstheme="minorBidi"/>
-              <w:b w:val="0"/>
-              <w:bCs w:val="0"/>
-              <w:caps w:val="0"/>
               <w:noProof/>
               <w:kern w:val="2"/>
               <w:sz w:val="24"/>
@@ -4899,7 +4821,7 @@
               <w14:ligatures w14:val="standardContextual"/>
             </w:rPr>
           </w:pPr>
-          <w:hyperlink w:anchor="_Toc236827008" w:history="1">
+          <w:hyperlink w:anchor="_Toc238501407" w:history="1">
             <w:r>
               <w:rPr>
                 <w:rStyle w:val="Hyperlink"/>
@@ -4926,7 +4848,7 @@
                 <w:noProof/>
                 <w:webHidden/>
               </w:rPr>
-              <w:instrText xml:space="preserve"> PAGEREF _Toc236827008 \h </w:instrText>
+              <w:instrText xml:space="preserve"> PAGEREF _Toc238501407 \h </w:instrText>
             </w:r>
             <w:r>
               <w:rPr>
@@ -4946,7 +4868,7 @@
                 <w:noProof/>
                 <w:webHidden/>
               </w:rPr>
-              <w:t>22</w:t>
+              <w:t>23</w:t>
             </w:r>
             <w:r>
               <w:rPr>
@@ -4973,13 +4895,13 @@
               <w14:ligatures w14:val="standardContextual"/>
             </w:rPr>
           </w:pPr>
-          <w:hyperlink w:anchor="_Toc236827009" w:history="1">
+          <w:hyperlink w:anchor="_Toc238501408" w:history="1">
             <w:r>
               <w:rPr>
                 <w:rStyle w:val="Hyperlink"/>
                 <w:noProof/>
               </w:rPr>
-              <w:t>Scoring Template (Formatted Example / Working)</w:t>
+              <w:t>Scoring Workbook Template includes multiple tabs and intricate cross-tab scoring, calculations and references. Refer to complete Workbook Template (~67 pages) for additional detail. The opening instruction tab is shown below:</w:t>
             </w:r>
             <w:r>
               <w:rPr>
@@ -5000,7 +4922,7 @@
                 <w:noProof/>
                 <w:webHidden/>
               </w:rPr>
-              <w:instrText xml:space="preserve"> PAGEREF _Toc236827009 \h </w:instrText>
+              <w:instrText xml:space="preserve"> PAGEREF _Toc238501408 \h </w:instrText>
             </w:r>
             <w:r>
               <w:rPr>
@@ -5020,7 +4942,7 @@
                 <w:noProof/>
                 <w:webHidden/>
               </w:rPr>
-              <w:t>22</w:t>
+              <w:t>23</w:t>
             </w:r>
             <w:r>
               <w:rPr>
@@ -5034,14 +4956,8 @@
         <w:p>
           <w:pPr>
             <w:pStyle w:val="TOC1"/>
-            <w:tabs>
-              <w:tab w:val="right" w:leader="dot" w:pos="9350"/>
-            </w:tabs>
             <w:rPr>
               <w:rFonts w:eastAsiaTheme="minorEastAsia" w:cstheme="minorBidi"/>
-              <w:b w:val="0"/>
-              <w:bCs w:val="0"/>
-              <w:caps w:val="0"/>
               <w:noProof/>
               <w:kern w:val="2"/>
               <w:sz w:val="24"/>
@@ -5049,7 +4965,7 @@
               <w14:ligatures w14:val="standardContextual"/>
             </w:rPr>
           </w:pPr>
-          <w:hyperlink w:anchor="_Toc236827010" w:history="1">
+          <w:hyperlink w:anchor="_Toc238501409" w:history="1">
             <w:r>
               <w:rPr>
                 <w:rStyle w:val="Hyperlink"/>
@@ -5076,7 +4992,7 @@
                 <w:noProof/>
                 <w:webHidden/>
               </w:rPr>
-              <w:instrText xml:space="preserve"> PAGEREF _Toc236827010 \h </w:instrText>
+              <w:instrText xml:space="preserve"> PAGEREF _Toc238501409 \h </w:instrText>
             </w:r>
             <w:r>
               <w:rPr>
@@ -5096,7 +5012,7 @@
                 <w:noProof/>
                 <w:webHidden/>
               </w:rPr>
-              <w:t>23</w:t>
+              <w:t>24</w:t>
             </w:r>
             <w:r>
               <w:rPr>
@@ -5123,7 +5039,7 @@
               <w14:ligatures w14:val="standardContextual"/>
             </w:rPr>
           </w:pPr>
-          <w:hyperlink w:anchor="_Toc236827011" w:history="1">
+          <w:hyperlink w:anchor="_Toc238501410" w:history="1">
             <w:r>
               <w:rPr>
                 <w:rStyle w:val="Hyperlink"/>
@@ -5150,7 +5066,7 @@
                 <w:noProof/>
                 <w:webHidden/>
               </w:rPr>
-              <w:instrText xml:space="preserve"> PAGEREF _Toc236827011 \h </w:instrText>
+              <w:instrText xml:space="preserve"> PAGEREF _Toc238501410 \h </w:instrText>
             </w:r>
             <w:r>
               <w:rPr>
@@ -5170,7 +5086,7 @@
                 <w:noProof/>
                 <w:webHidden/>
               </w:rPr>
-              <w:t>23</w:t>
+              <w:t>24</w:t>
             </w:r>
             <w:r>
               <w:rPr>
@@ -5197,7 +5113,7 @@
               <w14:ligatures w14:val="standardContextual"/>
             </w:rPr>
           </w:pPr>
-          <w:hyperlink w:anchor="_Toc236827012" w:history="1">
+          <w:hyperlink w:anchor="_Toc238501411" w:history="1">
             <w:r>
               <w:rPr>
                 <w:rStyle w:val="Hyperlink"/>
@@ -5224,7 +5140,7 @@
                 <w:noProof/>
                 <w:webHidden/>
               </w:rPr>
-              <w:instrText xml:space="preserve"> PAGEREF _Toc236827012 \h </w:instrText>
+              <w:instrText xml:space="preserve"> PAGEREF _Toc238501411 \h </w:instrText>
             </w:r>
             <w:r>
               <w:rPr>
@@ -5244,7 +5160,7 @@
                 <w:noProof/>
                 <w:webHidden/>
               </w:rPr>
-              <w:t>24</w:t>
+              <w:t>25</w:t>
             </w:r>
             <w:r>
               <w:rPr>
@@ -5258,14 +5174,8 @@
         <w:p>
           <w:pPr>
             <w:pStyle w:val="TOC1"/>
-            <w:tabs>
-              <w:tab w:val="right" w:leader="dot" w:pos="9350"/>
-            </w:tabs>
             <w:rPr>
               <w:rFonts w:eastAsiaTheme="minorEastAsia" w:cstheme="minorBidi"/>
-              <w:b w:val="0"/>
-              <w:bCs w:val="0"/>
-              <w:caps w:val="0"/>
               <w:noProof/>
               <w:kern w:val="2"/>
               <w:sz w:val="24"/>
@@ -5273,7 +5183,7 @@
               <w14:ligatures w14:val="standardContextual"/>
             </w:rPr>
           </w:pPr>
-          <w:hyperlink w:anchor="_Toc236827013" w:history="1">
+          <w:hyperlink w:anchor="_Toc238501412" w:history="1">
             <w:r>
               <w:rPr>
                 <w:rStyle w:val="Hyperlink"/>
@@ -5300,7 +5210,7 @@
                 <w:noProof/>
                 <w:webHidden/>
               </w:rPr>
-              <w:instrText xml:space="preserve"> PAGEREF _Toc236827013 \h </w:instrText>
+              <w:instrText xml:space="preserve"> PAGEREF _Toc238501412 \h </w:instrText>
             </w:r>
             <w:r>
               <w:rPr>
@@ -5320,7 +5230,7 @@
                 <w:noProof/>
                 <w:webHidden/>
               </w:rPr>
-              <w:t>25</w:t>
+              <w:t>26</w:t>
             </w:r>
             <w:r>
               <w:rPr>
@@ -5347,7 +5257,7 @@
               <w14:ligatures w14:val="standardContextual"/>
             </w:rPr>
           </w:pPr>
-          <w:hyperlink w:anchor="_Toc236827014" w:history="1">
+          <w:hyperlink w:anchor="_Toc238501413" w:history="1">
             <w:r>
               <w:rPr>
                 <w:rStyle w:val="Hyperlink"/>
@@ -5374,7 +5284,7 @@
                 <w:noProof/>
                 <w:webHidden/>
               </w:rPr>
-              <w:instrText xml:space="preserve"> PAGEREF _Toc236827014 \h </w:instrText>
+              <w:instrText xml:space="preserve"> PAGEREF _Toc238501413 \h </w:instrText>
             </w:r>
             <w:r>
               <w:rPr>
@@ -5394,7 +5304,7 @@
                 <w:noProof/>
                 <w:webHidden/>
               </w:rPr>
-              <w:t>25</w:t>
+              <w:t>26</w:t>
             </w:r>
             <w:r>
               <w:rPr>
@@ -5421,7 +5331,7 @@
               <w14:ligatures w14:val="standardContextual"/>
             </w:rPr>
           </w:pPr>
-          <w:hyperlink w:anchor="_Toc236827015" w:history="1">
+          <w:hyperlink w:anchor="_Toc238501414" w:history="1">
             <w:r>
               <w:rPr>
                 <w:rStyle w:val="Hyperlink"/>
@@ -5448,7 +5358,7 @@
                 <w:noProof/>
                 <w:webHidden/>
               </w:rPr>
-              <w:instrText xml:space="preserve"> PAGEREF _Toc236827015 \h </w:instrText>
+              <w:instrText xml:space="preserve"> PAGEREF _Toc238501414 \h </w:instrText>
             </w:r>
             <w:r>
               <w:rPr>
@@ -5468,7 +5378,7 @@
                 <w:noProof/>
                 <w:webHidden/>
               </w:rPr>
-              <w:t>25</w:t>
+              <w:t>26</w:t>
             </w:r>
             <w:r>
               <w:rPr>
@@ -5495,7 +5405,7 @@
               <w14:ligatures w14:val="standardContextual"/>
             </w:rPr>
           </w:pPr>
-          <w:hyperlink w:anchor="_Toc236827016" w:history="1">
+          <w:hyperlink w:anchor="_Toc238501415" w:history="1">
             <w:r>
               <w:rPr>
                 <w:rStyle w:val="Hyperlink"/>
@@ -5522,7 +5432,7 @@
                 <w:noProof/>
                 <w:webHidden/>
               </w:rPr>
-              <w:instrText xml:space="preserve"> PAGEREF _Toc236827016 \h </w:instrText>
+              <w:instrText xml:space="preserve"> PAGEREF _Toc238501415 \h </w:instrText>
             </w:r>
             <w:r>
               <w:rPr>
@@ -5542,7 +5452,7 @@
                 <w:noProof/>
                 <w:webHidden/>
               </w:rPr>
-              <w:t>25</w:t>
+              <w:t>26</w:t>
             </w:r>
             <w:r>
               <w:rPr>
@@ -5569,7 +5479,7 @@
               <w14:ligatures w14:val="standardContextual"/>
             </w:rPr>
           </w:pPr>
-          <w:hyperlink w:anchor="_Toc236827017" w:history="1">
+          <w:hyperlink w:anchor="_Toc238501416" w:history="1">
             <w:r>
               <w:rPr>
                 <w:rStyle w:val="Hyperlink"/>
@@ -5596,7 +5506,7 @@
                 <w:noProof/>
                 <w:webHidden/>
               </w:rPr>
-              <w:instrText xml:space="preserve"> PAGEREF _Toc236827017 \h </w:instrText>
+              <w:instrText xml:space="preserve"> PAGEREF _Toc238501416 \h </w:instrText>
             </w:r>
             <w:r>
               <w:rPr>
@@ -5616,7 +5526,7 @@
                 <w:noProof/>
                 <w:webHidden/>
               </w:rPr>
-              <w:t>26</w:t>
+              <w:t>27</w:t>
             </w:r>
             <w:r>
               <w:rPr>
@@ -5643,7 +5553,7 @@
               <w14:ligatures w14:val="standardContextual"/>
             </w:rPr>
           </w:pPr>
-          <w:hyperlink w:anchor="_Toc236827018" w:history="1">
+          <w:hyperlink w:anchor="_Toc238501417" w:history="1">
             <w:r>
               <w:rPr>
                 <w:rStyle w:val="Hyperlink"/>
@@ -5670,7 +5580,7 @@
                 <w:noProof/>
                 <w:webHidden/>
               </w:rPr>
-              <w:instrText xml:space="preserve"> PAGEREF _Toc236827018 \h </w:instrText>
+              <w:instrText xml:space="preserve"> PAGEREF _Toc238501417 \h </w:instrText>
             </w:r>
             <w:r>
               <w:rPr>
@@ -5690,7 +5600,7 @@
                 <w:noProof/>
                 <w:webHidden/>
               </w:rPr>
-              <w:t>27</w:t>
+              <w:t>28</w:t>
             </w:r>
             <w:r>
               <w:rPr>
@@ -5717,7 +5627,7 @@
               <w14:ligatures w14:val="standardContextual"/>
             </w:rPr>
           </w:pPr>
-          <w:hyperlink w:anchor="_Toc236827019" w:history="1">
+          <w:hyperlink w:anchor="_Toc238501418" w:history="1">
             <w:r>
               <w:rPr>
                 <w:rStyle w:val="Hyperlink"/>
@@ -5744,7 +5654,7 @@
                 <w:noProof/>
                 <w:webHidden/>
               </w:rPr>
-              <w:instrText xml:space="preserve"> PAGEREF _Toc236827019 \h </w:instrText>
+              <w:instrText xml:space="preserve"> PAGEREF _Toc238501418 \h </w:instrText>
             </w:r>
             <w:r>
               <w:rPr>
@@ -5764,7 +5674,7 @@
                 <w:noProof/>
                 <w:webHidden/>
               </w:rPr>
-              <w:t>27</w:t>
+              <w:t>28</w:t>
             </w:r>
             <w:r>
               <w:rPr>
@@ -5791,7 +5701,7 @@
               <w14:ligatures w14:val="standardContextual"/>
             </w:rPr>
           </w:pPr>
-          <w:hyperlink w:anchor="_Toc236827020" w:history="1">
+          <w:hyperlink w:anchor="_Toc238501419" w:history="1">
             <w:r>
               <w:rPr>
                 <w:rStyle w:val="Hyperlink"/>
@@ -5818,7 +5728,7 @@
                 <w:noProof/>
                 <w:webHidden/>
               </w:rPr>
-              <w:instrText xml:space="preserve"> PAGEREF _Toc236827020 \h </w:instrText>
+              <w:instrText xml:space="preserve"> PAGEREF _Toc238501419 \h </w:instrText>
             </w:r>
             <w:r>
               <w:rPr>
@@ -5838,7 +5748,7 @@
                 <w:noProof/>
                 <w:webHidden/>
               </w:rPr>
-              <w:t>27</w:t>
+              <w:t>28</w:t>
             </w:r>
             <w:r>
               <w:rPr>
@@ -5865,7 +5775,7 @@
               <w14:ligatures w14:val="standardContextual"/>
             </w:rPr>
           </w:pPr>
-          <w:hyperlink w:anchor="_Toc236827021" w:history="1">
+          <w:hyperlink w:anchor="_Toc238501420" w:history="1">
             <w:r>
               <w:rPr>
                 <w:rStyle w:val="Hyperlink"/>
@@ -5892,7 +5802,7 @@
                 <w:noProof/>
                 <w:webHidden/>
               </w:rPr>
-              <w:instrText xml:space="preserve"> PAGEREF _Toc236827021 \h </w:instrText>
+              <w:instrText xml:space="preserve"> PAGEREF _Toc238501420 \h </w:instrText>
             </w:r>
             <w:r>
               <w:rPr>
@@ -5912,7 +5822,7 @@
                 <w:noProof/>
                 <w:webHidden/>
               </w:rPr>
-              <w:t>27</w:t>
+              <w:t>28</w:t>
             </w:r>
             <w:r>
               <w:rPr>
@@ -5939,7 +5849,7 @@
               <w14:ligatures w14:val="standardContextual"/>
             </w:rPr>
           </w:pPr>
-          <w:hyperlink w:anchor="_Toc236827022" w:history="1">
+          <w:hyperlink w:anchor="_Toc238501421" w:history="1">
             <w:r>
               <w:rPr>
                 <w:rStyle w:val="Hyperlink"/>
@@ -5966,7 +5876,7 @@
                 <w:noProof/>
                 <w:webHidden/>
               </w:rPr>
-              <w:instrText xml:space="preserve"> PAGEREF _Toc236827022 \h </w:instrText>
+              <w:instrText xml:space="preserve"> PAGEREF _Toc238501421 \h </w:instrText>
             </w:r>
             <w:r>
               <w:rPr>
@@ -5986,7 +5896,7 @@
                 <w:noProof/>
                 <w:webHidden/>
               </w:rPr>
-              <w:t>28</w:t>
+              <w:t>29</w:t>
             </w:r>
             <w:r>
               <w:rPr>
@@ -6015,8 +5925,9 @@
         <w:pBdr>
           <w:top w:val="single" w:sz="4" w:space="1" w:color="auto"/>
         </w:pBdr>
-      </w:pPr>
-      <w:bookmarkStart w:id="0" w:name="_Toc236826945"/>
+        <w:spacing w:before="0"/>
+      </w:pPr>
+      <w:bookmarkStart w:id="0" w:name="_Toc238501344"/>
       <w:r>
         <w:t>EXECUTIVE SUMMARY</w:t>
       </w:r>
@@ -6061,9 +5972,9 @@
     <w:p>
       <w:pPr>
         <w:sectPr>
-          <w:footerReference w:type="default" r:id="rId14"/>
+          <w:footerReference w:type="default" r:id="rId8"/>
           <w:pgSz w:w="12240" w:h="15840"/>
-          <w:pgMar w:top="270" w:right="1440" w:bottom="954" w:left="1440" w:header="708" w:footer="708" w:gutter="0"/>
+          <w:pgMar w:top="270" w:right="1440" w:bottom="954" w:left="1440" w:header="708" w:footer="411" w:gutter="0"/>
           <w:cols w:space="720"/>
           <w:docGrid w:linePitch="360"/>
         </w:sectPr>
@@ -6073,7 +5984,7 @@
       <w:pPr>
         <w:pStyle w:val="Heading1"/>
       </w:pPr>
-      <w:bookmarkStart w:id="1" w:name="_Toc236826946"/>
+      <w:bookmarkStart w:id="1" w:name="_Toc238501345"/>
       <w:r>
         <w:lastRenderedPageBreak/>
         <w:t>PART 1 — PHILOSOPHY, SCOPE &amp; GOVERNING HIERARCHY</w:t>
@@ -6115,7 +6026,7 @@
       <w:pPr>
         <w:pStyle w:val="Heading2"/>
       </w:pPr>
-      <w:bookmarkStart w:id="2" w:name="_Toc236826947"/>
+      <w:bookmarkStart w:id="2" w:name="_Toc238501346"/>
       <w:r>
         <w:t>1.1 Core Principles</w:t>
       </w:r>
@@ -6215,7 +6126,7 @@
       <w:pPr>
         <w:pStyle w:val="Heading2"/>
       </w:pPr>
-      <w:bookmarkStart w:id="3" w:name="_Toc236826948"/>
+      <w:bookmarkStart w:id="3" w:name="_Toc238501347"/>
       <w:r>
         <w:t>1.2 Stewardship Philosophy, Values, Vision &amp; Mission</w:t>
       </w:r>
@@ -6278,7 +6189,7 @@
       <w:pPr>
         <w:pStyle w:val="Heading2"/>
       </w:pPr>
-      <w:bookmarkStart w:id="4" w:name="_Toc236826949"/>
+      <w:bookmarkStart w:id="4" w:name="_Toc238501348"/>
       <w:r>
         <w:t>1.3 Scope &amp; Applicability</w:t>
       </w:r>
@@ -6286,27 +6197,36 @@
     </w:p>
     <w:p>
       <w:pPr>
-        <w:ind w:left="360"/>
-      </w:pPr>
-      <w:r>
-        <w:t>•  The core scoring model applies to individual public equities across all market capitalizations, primarily nonfinancial operating companies.</w:t>
-      </w:r>
-    </w:p>
-    <w:p>
-      <w:pPr>
-        <w:ind w:left="360"/>
-      </w:pPr>
-      <w:r>
-        <w:t>•  Sector-specific adaptations are required where standard indicators do not apply. Financial companies, REITs, utilities, early-stage companies, and commodity producers may be scored only under the documented adaptations in Part 10. Where no adaptation is available, the result shall be classified Low Confidence and shall not permit a Strong Buy designation.</w:t>
-      </w:r>
-    </w:p>
-    <w:p>
-      <w:pPr>
-        <w:ind w:left="360"/>
-      </w:pPr>
-      <w:r>
-        <w:t xml:space="preserve">•  </w:t>
-      </w:r>
+        <w:pStyle w:val="ListParagraph"/>
+        <w:numPr>
+          <w:ilvl w:val="0"/>
+          <w:numId w:val="29"/>
+        </w:numPr>
+      </w:pPr>
+      <w:r>
+        <w:t>The core scoring model applies to individual public equities across all market capitalizations, primarily nonfinancial operating companies.</w:t>
+      </w:r>
+    </w:p>
+    <w:p>
+      <w:pPr>
+        <w:pStyle w:val="ListParagraph"/>
+        <w:numPr>
+          <w:ilvl w:val="0"/>
+          <w:numId w:val="29"/>
+        </w:numPr>
+      </w:pPr>
+      <w:r>
+        <w:t>Sector-specific adaptations are required where standard indicators do not apply. Financial companies, REITs, utilities, early-stage companies, and commodity producers may be scored only under the documented adaptations in Part 10. Where no adaptation is available, the result shall be classified Low Confidence and shall not permit a Strong Buy designation.</w:t>
+      </w:r>
+    </w:p>
+    <w:p>
+      <w:pPr>
+        <w:pStyle w:val="ListParagraph"/>
+        <w:numPr>
+          <w:ilvl w:val="0"/>
+          <w:numId w:val="29"/>
+        </w:numPr>
+      </w:pPr>
       <w:r>
         <w:rPr>
           <w:b/>
@@ -6322,7 +6242,7 @@
       <w:pPr>
         <w:pStyle w:val="Heading2"/>
       </w:pPr>
-      <w:bookmarkStart w:id="5" w:name="_Toc236826950"/>
+      <w:bookmarkStart w:id="5" w:name="_Toc238501349"/>
       <w:r>
         <w:t>1.4 How to Use This System</w:t>
       </w:r>
@@ -6330,85 +6250,114 @@
     </w:p>
     <w:p>
       <w:pPr>
+        <w:pStyle w:val="ListParagraph"/>
+        <w:numPr>
+          <w:ilvl w:val="0"/>
+          <w:numId w:val="32"/>
+        </w:numPr>
         <w:spacing w:after="60"/>
-        <w:ind w:left="360"/>
-      </w:pPr>
-      <w:r>
-        <w:t>1. Identify a candidate stock that fits the scope of the system.</w:t>
-      </w:r>
-    </w:p>
-    <w:p>
-      <w:pPr>
+      </w:pPr>
+      <w:r>
+        <w:t>Identify a candidate stock that fits the scope of the system.</w:t>
+      </w:r>
+    </w:p>
+    <w:p>
+      <w:pPr>
+        <w:pStyle w:val="ListParagraph"/>
+        <w:numPr>
+          <w:ilvl w:val="0"/>
+          <w:numId w:val="32"/>
+        </w:numPr>
         <w:spacing w:after="60"/>
-        <w:ind w:left="360"/>
-      </w:pPr>
-      <w:r>
-        <w:t>2. Score all Tier 1 indicators first. If the Tier 1 weighted average is below 3.0, stop and reject the idea. If it is 3.0 or above, score Tier 2 and Tier 3 and calculate the Composite Score.</w:t>
-      </w:r>
-    </w:p>
-    <w:p>
-      <w:pPr>
+      </w:pPr>
+      <w:r>
+        <w:t xml:space="preserve">Score all Tier 1 indicators first. If the Tier 1 weighted average is below 3.0, stop and reject the idea. </w:t>
+      </w:r>
+      <w:r>
+        <w:br/>
+      </w:r>
+      <w:r>
+        <w:t>If it is 3.0 or above, score Tier 2 and Tier 3 and calculate the Composite Score.</w:t>
+      </w:r>
+    </w:p>
+    <w:p>
+      <w:pPr>
+        <w:pStyle w:val="ListParagraph"/>
+        <w:numPr>
+          <w:ilvl w:val="0"/>
+          <w:numId w:val="32"/>
+        </w:numPr>
         <w:spacing w:after="60"/>
-        <w:ind w:left="360"/>
-      </w:pPr>
-      <w:r>
-        <w:t>3. Apply decision thresholds to classify the stock as Strong Buy, Buy, Watch List, Avoid, or Pass.</w:t>
-      </w:r>
-    </w:p>
-    <w:p>
-      <w:pPr>
+      </w:pPr>
+      <w:r>
+        <w:t>Apply decision thresholds to classify the stock as Strong Buy, Buy, Watch List, Avoid, or Pass.</w:t>
+      </w:r>
+    </w:p>
+    <w:p>
+      <w:pPr>
+        <w:pStyle w:val="ListParagraph"/>
+        <w:numPr>
+          <w:ilvl w:val="0"/>
+          <w:numId w:val="32"/>
+        </w:numPr>
         <w:spacing w:after="60"/>
-        <w:ind w:left="360"/>
-      </w:pPr>
-      <w:r>
-        <w:t>4. If the stock qualifies for purchase, apply the Entry Checklist, the Implied-Return test, and Position-Sizing rules.</w:t>
-      </w:r>
-    </w:p>
-    <w:p>
-      <w:pPr>
+      </w:pPr>
+      <w:r>
+        <w:t>If the stock qualifies for purchase, apply the Entry Checklist, the Implied-Return test, and Position-Sizing rules.</w:t>
+      </w:r>
+    </w:p>
+    <w:p>
+      <w:pPr>
+        <w:pStyle w:val="ListParagraph"/>
+        <w:numPr>
+          <w:ilvl w:val="0"/>
+          <w:numId w:val="32"/>
+        </w:numPr>
         <w:spacing w:after="60"/>
-        <w:ind w:left="360"/>
-      </w:pPr>
-      <w:r>
-        <w:t>5. Document the decision: key risks and review triggers at time of entry.</w:t>
-      </w:r>
-    </w:p>
-    <w:p>
-      <w:pPr>
+      </w:pPr>
+      <w:r>
+        <w:t>Document the decision: key risks and review triggers at time of entry.</w:t>
+      </w:r>
+    </w:p>
+    <w:p>
+      <w:pPr>
+        <w:pStyle w:val="ListParagraph"/>
+        <w:numPr>
+          <w:ilvl w:val="0"/>
+          <w:numId w:val="32"/>
+        </w:numPr>
         <w:spacing w:after="60"/>
-        <w:ind w:left="360"/>
-      </w:pPr>
-      <w:r>
-        <w:t>6. Re-score holdings on the required review schedule. Use the Sell Rules and Maintenance process (Part 9) to keep the system current.</w:t>
+      </w:pPr>
+      <w:r>
+        <w:t>Re-score holdings on the required review schedule. Use the Sell Rules and Maintenance process (Part 9) to keep the system current.</w:t>
       </w:r>
     </w:p>
     <w:p>
       <w:pPr>
         <w:pStyle w:val="Heading2"/>
-      </w:pPr>
-      <w:bookmarkStart w:id="6" w:name="_Toc236826951"/>
-      <w:r>
+        <w:keepLines/>
+      </w:pPr>
+      <w:bookmarkStart w:id="6" w:name="_Toc238501350"/>
+      <w:r>
+        <w:lastRenderedPageBreak/>
         <w:t>1.5 Decision Integrity</w:t>
       </w:r>
       <w:bookmarkEnd w:id="6"/>
     </w:p>
     <w:p>
       <w:pPr>
+        <w:keepLines/>
         <w:spacing w:after="120"/>
       </w:pPr>
       <w:r>
-        <w:t xml:space="preserve">The Composite Score provides a disciplined framework for comparing investment opportunities, but it does not replace professional judgment. Judgment shall be exercised only within the boundaries established by this Operating System. No </w:t>
-      </w:r>
-      <w:r>
-        <w:lastRenderedPageBreak/>
-        <w:t>discretionary judgment may override a published Hard Rule. Likewise, no single favorable indicator, valuation metric, technical signal, or narrative may compensate for inadequate Tier 1 business quality.</w:t>
+        <w:t>The Composite Score provides a disciplined framework for comparing investment opportunities, but it does not replace professional judgment. Judgment shall be exercised only within the boundaries established by this Operating System. No discretionary judgment may override a published Hard Rule. Likewise, no single favorable indicator, valuation metric, technical signal, or narrative may compensate for inadequate Tier 1 business quality.</w:t>
       </w:r>
     </w:p>
     <w:p>
       <w:pPr>
         <w:pStyle w:val="Heading2"/>
       </w:pPr>
-      <w:bookmarkStart w:id="7" w:name="_Toc236826952"/>
+      <w:bookmarkStart w:id="7" w:name="_Toc238501351"/>
       <w:r>
         <w:t>1.6 Evidence Standard</w:t>
       </w:r>
@@ -6426,7 +6375,7 @@
       <w:pPr>
         <w:pStyle w:val="Heading2"/>
       </w:pPr>
-      <w:bookmarkStart w:id="8" w:name="_Toc236826953"/>
+      <w:bookmarkStart w:id="8" w:name="_Toc238501352"/>
       <w:r>
         <w:t>1.7 Investment Decision Hierarchy</w:t>
       </w:r>
@@ -6443,61 +6392,85 @@
     </w:p>
     <w:p>
       <w:pPr>
+        <w:pStyle w:val="ListParagraph"/>
         <w:keepNext/>
+        <w:numPr>
+          <w:ilvl w:val="0"/>
+          <w:numId w:val="34"/>
+        </w:numPr>
         <w:spacing w:after="60"/>
-        <w:ind w:left="360"/>
-      </w:pPr>
-      <w:r>
-        <w:t>1. Fundamental Business Quality</w:t>
-      </w:r>
-    </w:p>
-    <w:p>
-      <w:pPr>
+      </w:pPr>
+      <w:r>
+        <w:t>Fundamental Business Quality</w:t>
+      </w:r>
+    </w:p>
+    <w:p>
+      <w:pPr>
+        <w:pStyle w:val="ListParagraph"/>
         <w:keepNext/>
+        <w:numPr>
+          <w:ilvl w:val="0"/>
+          <w:numId w:val="34"/>
+        </w:numPr>
         <w:spacing w:after="60"/>
-        <w:ind w:left="360"/>
-      </w:pPr>
-      <w:r>
-        <w:t>2. Capital Allocation and Financial Strength</w:t>
-      </w:r>
-    </w:p>
-    <w:p>
-      <w:pPr>
+      </w:pPr>
+      <w:r>
+        <w:t>Capital Allocation and Financial Strength</w:t>
+      </w:r>
+    </w:p>
+    <w:p>
+      <w:pPr>
+        <w:pStyle w:val="ListParagraph"/>
         <w:keepNext/>
+        <w:numPr>
+          <w:ilvl w:val="0"/>
+          <w:numId w:val="34"/>
+        </w:numPr>
         <w:spacing w:after="60"/>
-        <w:ind w:left="360"/>
-      </w:pPr>
-      <w:r>
-        <w:t>3. Valuation</w:t>
-      </w:r>
-    </w:p>
-    <w:p>
-      <w:pPr>
+      </w:pPr>
+      <w:r>
+        <w:t>Valuation</w:t>
+      </w:r>
+    </w:p>
+    <w:p>
+      <w:pPr>
+        <w:pStyle w:val="ListParagraph"/>
         <w:keepNext/>
+        <w:numPr>
+          <w:ilvl w:val="0"/>
+          <w:numId w:val="34"/>
+        </w:numPr>
         <w:spacing w:after="60"/>
-        <w:ind w:left="360"/>
-      </w:pPr>
-      <w:r>
-        <w:t>4. Technical Confirmation</w:t>
-      </w:r>
-    </w:p>
-    <w:p>
-      <w:pPr>
+      </w:pPr>
+      <w:r>
+        <w:t>Technical Confirmation</w:t>
+      </w:r>
+    </w:p>
+    <w:p>
+      <w:pPr>
+        <w:pStyle w:val="ListParagraph"/>
         <w:keepNext/>
+        <w:numPr>
+          <w:ilvl w:val="0"/>
+          <w:numId w:val="34"/>
+        </w:numPr>
         <w:spacing w:after="60"/>
-        <w:ind w:left="360"/>
-      </w:pPr>
-      <w:r>
-        <w:t>5. Portfolio Construction</w:t>
-      </w:r>
-    </w:p>
-    <w:p>
-      <w:pPr>
+      </w:pPr>
+      <w:r>
+        <w:t>Portfolio Construction</w:t>
+      </w:r>
+    </w:p>
+    <w:p>
+      <w:pPr>
+        <w:pStyle w:val="ListParagraph"/>
+        <w:numPr>
+          <w:ilvl w:val="0"/>
+          <w:numId w:val="34"/>
+        </w:numPr>
         <w:spacing w:after="60"/>
-        <w:ind w:left="360"/>
-      </w:pPr>
-      <w:r>
-        <w:t>6. Risk Management</w:t>
+      </w:pPr>
+      <w:r>
+        <w:t>Risk Management</w:t>
       </w:r>
     </w:p>
     <w:p>
@@ -6512,7 +6485,7 @@
       <w:pPr>
         <w:pStyle w:val="Heading2"/>
       </w:pPr>
-      <w:bookmarkStart w:id="9" w:name="_Toc236826954"/>
+      <w:bookmarkStart w:id="9" w:name="_Toc238501353"/>
       <w:r>
         <w:t>1.8 Selling Philosophy</w:t>
       </w:r>
@@ -6528,47 +6501,67 @@
     </w:p>
     <w:p>
       <w:pPr>
+        <w:pStyle w:val="ListParagraph"/>
+        <w:numPr>
+          <w:ilvl w:val="0"/>
+          <w:numId w:val="36"/>
+        </w:numPr>
         <w:spacing w:after="60"/>
-        <w:ind w:left="360"/>
-      </w:pPr>
-      <w:r>
-        <w:t>1. Preservation of Business Quality</w:t>
-      </w:r>
-    </w:p>
-    <w:p>
-      <w:pPr>
+      </w:pPr>
+      <w:r>
+        <w:t>Preservation of Business Quality</w:t>
+      </w:r>
+    </w:p>
+    <w:p>
+      <w:pPr>
+        <w:pStyle w:val="ListParagraph"/>
+        <w:numPr>
+          <w:ilvl w:val="0"/>
+          <w:numId w:val="36"/>
+        </w:numPr>
         <w:spacing w:after="60"/>
-        <w:ind w:left="360"/>
-      </w:pPr>
-      <w:r>
-        <w:t>2. Protection of Capital</w:t>
-      </w:r>
-    </w:p>
-    <w:p>
-      <w:pPr>
+      </w:pPr>
+      <w:r>
+        <w:t>Protection of Capital</w:t>
+      </w:r>
+    </w:p>
+    <w:p>
+      <w:pPr>
+        <w:pStyle w:val="ListParagraph"/>
+        <w:numPr>
+          <w:ilvl w:val="0"/>
+          <w:numId w:val="36"/>
+        </w:numPr>
         <w:spacing w:after="60"/>
-        <w:ind w:left="360"/>
-      </w:pPr>
-      <w:r>
-        <w:t>3. Portfolio Risk Management</w:t>
-      </w:r>
-    </w:p>
-    <w:p>
-      <w:pPr>
+      </w:pPr>
+      <w:r>
+        <w:t>Portfolio Risk Management</w:t>
+      </w:r>
+    </w:p>
+    <w:p>
+      <w:pPr>
+        <w:pStyle w:val="ListParagraph"/>
+        <w:numPr>
+          <w:ilvl w:val="0"/>
+          <w:numId w:val="36"/>
+        </w:numPr>
         <w:spacing w:after="60"/>
-        <w:ind w:left="360"/>
-      </w:pPr>
-      <w:r>
-        <w:t>4. Expected Long-Term Return</w:t>
-      </w:r>
-    </w:p>
-    <w:p>
-      <w:pPr>
+      </w:pPr>
+      <w:r>
+        <w:t>Expected Long-Term Return</w:t>
+      </w:r>
+    </w:p>
+    <w:p>
+      <w:pPr>
+        <w:pStyle w:val="ListParagraph"/>
+        <w:numPr>
+          <w:ilvl w:val="0"/>
+          <w:numId w:val="36"/>
+        </w:numPr>
         <w:spacing w:after="60"/>
-        <w:ind w:left="360"/>
-      </w:pPr>
-      <w:r>
-        <w:t>5. Tax Efficiency</w:t>
+      </w:pPr>
+      <w:r>
+        <w:t>Tax Efficiency</w:t>
       </w:r>
     </w:p>
     <w:p>
@@ -6637,7 +6630,7 @@
       <w:pPr>
         <w:pStyle w:val="Heading1"/>
       </w:pPr>
-      <w:bookmarkStart w:id="10" w:name="_Toc236826955"/>
+      <w:bookmarkStart w:id="10" w:name="_Toc238501354"/>
       <w:r>
         <w:lastRenderedPageBreak/>
         <w:t>PART 2 — INDICATOR FRAMEWORK &amp; SCORING</w:t>
@@ -6647,6 +6640,11 @@
     <w:p>
       <w:pPr>
         <w:spacing w:after="0"/>
+        <w:rPr>
+          <w:i/>
+          <w:iCs/>
+          <w:color w:val="404040"/>
+        </w:rPr>
       </w:pPr>
       <w:r>
         <w:rPr>
@@ -6666,12 +6664,23 @@
         </w:rPr>
         <w:t>This Part defines the indicator framework and scoring rubrics used to evaluate every investment candidate consistently across Tier 1, Tier 2, and Tier 3.</w:t>
       </w:r>
-      <w:r>
-        <w:rPr>
+    </w:p>
+    <w:p>
+      <w:pPr>
+        <w:spacing w:after="0"/>
+        <w:rPr>
+          <w:i/>
+          <w:iCs/>
           <w:color w:val="404040"/>
-        </w:rPr>
-        <w:br/>
-      </w:r>
+          <w:sz w:val="10"/>
+          <w:szCs w:val="10"/>
+        </w:rPr>
+      </w:pPr>
+    </w:p>
+    <w:p>
+      <w:pPr>
+        <w:spacing w:after="0"/>
+      </w:pPr>
       <w:r>
         <w:t>Once the investment universe is defined, the next step is to score each stock consistently. Every indicator shall receive a 1–5 score, which is multiplied by its weight to produce a weighted contribution. The sum of all weighted contributions becomes the Composite Score out of 100.</w:t>
       </w:r>
@@ -6724,8 +6733,8 @@
               <w:spacing w:after="0"/>
               <w:jc w:val="center"/>
               <w:rPr>
-                <w:sz w:val="22"/>
-                <w:szCs w:val="22"/>
+                <w:sz w:val="21"/>
+                <w:szCs w:val="21"/>
               </w:rPr>
             </w:pPr>
             <w:r>
@@ -6733,8 +6742,8 @@
                 <w:b/>
                 <w:bCs/>
                 <w:color w:val="FFFFFF"/>
-                <w:sz w:val="22"/>
-                <w:szCs w:val="22"/>
+                <w:sz w:val="21"/>
+                <w:szCs w:val="21"/>
               </w:rPr>
               <w:t>Score</w:t>
             </w:r>
@@ -6761,8 +6770,8 @@
               <w:spacing w:after="0"/>
               <w:jc w:val="center"/>
               <w:rPr>
-                <w:sz w:val="22"/>
-                <w:szCs w:val="22"/>
+                <w:sz w:val="21"/>
+                <w:szCs w:val="21"/>
               </w:rPr>
             </w:pPr>
             <w:r>
@@ -6770,8 +6779,8 @@
                 <w:b/>
                 <w:bCs/>
                 <w:color w:val="FFFFFF"/>
-                <w:sz w:val="22"/>
-                <w:szCs w:val="22"/>
+                <w:sz w:val="21"/>
+                <w:szCs w:val="21"/>
               </w:rPr>
               <w:t>Meaning</w:t>
             </w:r>
@@ -6803,16 +6812,16 @@
               <w:spacing w:after="0"/>
               <w:jc w:val="center"/>
               <w:rPr>
-                <w:sz w:val="22"/>
-                <w:szCs w:val="22"/>
+                <w:sz w:val="21"/>
+                <w:szCs w:val="21"/>
               </w:rPr>
             </w:pPr>
             <w:r>
               <w:rPr>
                 <w:b/>
                 <w:bCs/>
-                <w:sz w:val="22"/>
-                <w:szCs w:val="22"/>
+                <w:sz w:val="21"/>
+                <w:szCs w:val="21"/>
               </w:rPr>
               <w:t>5</w:t>
             </w:r>
@@ -6839,23 +6848,23 @@
               <w:spacing w:after="0"/>
               <w:ind w:left="263"/>
               <w:rPr>
-                <w:sz w:val="22"/>
-                <w:szCs w:val="22"/>
+                <w:sz w:val="21"/>
+                <w:szCs w:val="21"/>
               </w:rPr>
             </w:pPr>
             <w:r>
               <w:rPr>
                 <w:b/>
                 <w:bCs/>
-                <w:sz w:val="22"/>
-                <w:szCs w:val="22"/>
+                <w:sz w:val="21"/>
+                <w:szCs w:val="21"/>
               </w:rPr>
               <w:t>Exceptional</w:t>
             </w:r>
             <w:r>
               <w:rPr>
-                <w:sz w:val="22"/>
-                <w:szCs w:val="22"/>
+                <w:sz w:val="21"/>
+                <w:szCs w:val="21"/>
               </w:rPr>
               <w:t xml:space="preserve"> — top quintile, strong positive signal</w:t>
             </w:r>
@@ -6887,16 +6896,16 @@
               <w:spacing w:after="0"/>
               <w:jc w:val="center"/>
               <w:rPr>
-                <w:sz w:val="22"/>
-                <w:szCs w:val="22"/>
+                <w:sz w:val="21"/>
+                <w:szCs w:val="21"/>
               </w:rPr>
             </w:pPr>
             <w:r>
               <w:rPr>
                 <w:b/>
                 <w:bCs/>
-                <w:sz w:val="22"/>
-                <w:szCs w:val="22"/>
+                <w:sz w:val="21"/>
+                <w:szCs w:val="21"/>
               </w:rPr>
               <w:t>4</w:t>
             </w:r>
@@ -6923,23 +6932,23 @@
               <w:spacing w:after="0"/>
               <w:ind w:left="263"/>
               <w:rPr>
-                <w:sz w:val="22"/>
-                <w:szCs w:val="22"/>
+                <w:sz w:val="21"/>
+                <w:szCs w:val="21"/>
               </w:rPr>
             </w:pPr>
             <w:r>
               <w:rPr>
                 <w:b/>
                 <w:bCs/>
-                <w:sz w:val="22"/>
-                <w:szCs w:val="22"/>
+                <w:sz w:val="21"/>
+                <w:szCs w:val="21"/>
               </w:rPr>
               <w:t xml:space="preserve">Good </w:t>
             </w:r>
             <w:r>
               <w:rPr>
-                <w:sz w:val="22"/>
-                <w:szCs w:val="22"/>
+                <w:sz w:val="21"/>
+                <w:szCs w:val="21"/>
               </w:rPr>
               <w:t>— above average, mild positive signal</w:t>
             </w:r>
@@ -6971,16 +6980,16 @@
               <w:spacing w:after="0"/>
               <w:jc w:val="center"/>
               <w:rPr>
-                <w:sz w:val="22"/>
-                <w:szCs w:val="22"/>
+                <w:sz w:val="21"/>
+                <w:szCs w:val="21"/>
               </w:rPr>
             </w:pPr>
             <w:r>
               <w:rPr>
                 <w:b/>
                 <w:bCs/>
-                <w:sz w:val="22"/>
-                <w:szCs w:val="22"/>
+                <w:sz w:val="21"/>
+                <w:szCs w:val="21"/>
               </w:rPr>
               <w:t>3</w:t>
             </w:r>
@@ -7007,23 +7016,23 @@
               <w:spacing w:after="0"/>
               <w:ind w:left="263"/>
               <w:rPr>
-                <w:sz w:val="22"/>
-                <w:szCs w:val="22"/>
+                <w:sz w:val="21"/>
+                <w:szCs w:val="21"/>
               </w:rPr>
             </w:pPr>
             <w:r>
               <w:rPr>
                 <w:b/>
                 <w:bCs/>
-                <w:sz w:val="22"/>
-                <w:szCs w:val="22"/>
+                <w:sz w:val="21"/>
+                <w:szCs w:val="21"/>
               </w:rPr>
               <w:t xml:space="preserve">Neutral </w:t>
             </w:r>
             <w:r>
               <w:rPr>
-                <w:sz w:val="22"/>
-                <w:szCs w:val="22"/>
+                <w:sz w:val="21"/>
+                <w:szCs w:val="21"/>
               </w:rPr>
               <w:t>— average, neither confirms nor disqualifies</w:t>
             </w:r>
@@ -7055,16 +7064,16 @@
               <w:spacing w:after="0"/>
               <w:jc w:val="center"/>
               <w:rPr>
-                <w:sz w:val="22"/>
-                <w:szCs w:val="22"/>
+                <w:sz w:val="21"/>
+                <w:szCs w:val="21"/>
               </w:rPr>
             </w:pPr>
             <w:r>
               <w:rPr>
                 <w:b/>
                 <w:bCs/>
-                <w:sz w:val="22"/>
-                <w:szCs w:val="22"/>
+                <w:sz w:val="21"/>
+                <w:szCs w:val="21"/>
               </w:rPr>
               <w:t>2</w:t>
             </w:r>
@@ -7091,23 +7100,23 @@
               <w:spacing w:after="0"/>
               <w:ind w:left="263"/>
               <w:rPr>
-                <w:sz w:val="22"/>
-                <w:szCs w:val="22"/>
+                <w:sz w:val="21"/>
+                <w:szCs w:val="21"/>
               </w:rPr>
             </w:pPr>
             <w:r>
               <w:rPr>
                 <w:b/>
                 <w:bCs/>
-                <w:sz w:val="22"/>
-                <w:szCs w:val="22"/>
+                <w:sz w:val="21"/>
+                <w:szCs w:val="21"/>
               </w:rPr>
               <w:t>Weak</w:t>
             </w:r>
             <w:r>
               <w:rPr>
-                <w:sz w:val="22"/>
-                <w:szCs w:val="22"/>
+                <w:sz w:val="21"/>
+                <w:szCs w:val="21"/>
               </w:rPr>
               <w:t xml:space="preserve"> — below average, mild negative signal</w:t>
             </w:r>
@@ -7139,16 +7148,16 @@
               <w:spacing w:after="0"/>
               <w:jc w:val="center"/>
               <w:rPr>
-                <w:sz w:val="22"/>
-                <w:szCs w:val="22"/>
+                <w:sz w:val="21"/>
+                <w:szCs w:val="21"/>
               </w:rPr>
             </w:pPr>
             <w:r>
               <w:rPr>
                 <w:b/>
                 <w:bCs/>
-                <w:sz w:val="22"/>
-                <w:szCs w:val="22"/>
+                <w:sz w:val="21"/>
+                <w:szCs w:val="21"/>
               </w:rPr>
               <w:t>1</w:t>
             </w:r>
@@ -7175,23 +7184,23 @@
               <w:spacing w:after="0"/>
               <w:ind w:left="263"/>
               <w:rPr>
-                <w:sz w:val="22"/>
-                <w:szCs w:val="22"/>
+                <w:sz w:val="21"/>
+                <w:szCs w:val="21"/>
               </w:rPr>
             </w:pPr>
             <w:r>
               <w:rPr>
                 <w:b/>
                 <w:bCs/>
-                <w:sz w:val="22"/>
-                <w:szCs w:val="22"/>
+                <w:sz w:val="21"/>
+                <w:szCs w:val="21"/>
               </w:rPr>
               <w:t xml:space="preserve">Poor </w:t>
             </w:r>
             <w:r>
               <w:rPr>
-                <w:sz w:val="22"/>
-                <w:szCs w:val="22"/>
+                <w:sz w:val="21"/>
+                <w:szCs w:val="21"/>
               </w:rPr>
               <w:t>— bottom quintile, red flag</w:t>
             </w:r>
@@ -7202,8 +7211,9 @@
     <w:p>
       <w:pPr>
         <w:pStyle w:val="Heading2"/>
-      </w:pPr>
-      <w:bookmarkStart w:id="11" w:name="_Toc236826956"/>
+        <w:spacing w:after="0"/>
+      </w:pPr>
+      <w:bookmarkStart w:id="11" w:name="_Toc238501355"/>
       <w:r>
         <w:t>Tier 1 — Highest Predictive Weight (70% of Decision)</w:t>
       </w:r>
@@ -8487,7 +8497,7 @@
       <w:pPr>
         <w:pStyle w:val="Heading2"/>
       </w:pPr>
-      <w:bookmarkStart w:id="12" w:name="_Toc236826957"/>
+      <w:bookmarkStart w:id="12" w:name="_Toc238501356"/>
       <w:r>
         <w:lastRenderedPageBreak/>
         <w:t>Tier 2 — High Importance (25% of Decision)</w:t>
@@ -9354,7 +9364,7 @@
       <w:pPr>
         <w:pStyle w:val="Heading2"/>
       </w:pPr>
-      <w:bookmarkStart w:id="13" w:name="_Toc236826958"/>
+      <w:bookmarkStart w:id="13" w:name="_Toc238501357"/>
       <w:r>
         <w:t>Tier 3 — Confirmatory Weight (5% of Decision)</w:t>
       </w:r>
@@ -9932,7 +9942,7 @@
       <w:pPr>
         <w:pStyle w:val="Heading1"/>
       </w:pPr>
-      <w:bookmarkStart w:id="14" w:name="_Toc236826959"/>
+      <w:bookmarkStart w:id="14" w:name="_Toc238501358"/>
       <w:r>
         <w:lastRenderedPageBreak/>
         <w:t>PART 3 — COMPOSITE SCORE &amp; CONFIDENCE</w:t>
@@ -10675,7 +10685,7 @@
       <w:pPr>
         <w:pStyle w:val="Heading2"/>
       </w:pPr>
-      <w:bookmarkStart w:id="15" w:name="_Toc236826960"/>
+      <w:bookmarkStart w:id="15" w:name="_Toc238501359"/>
       <w:r>
         <w:t>Confidence Tagging</w:t>
       </w:r>
@@ -10776,7 +10786,7 @@
           <w:right w:val="single" w:sz="4" w:space="1" w:color="auto"/>
         </w:pBdr>
       </w:pPr>
-      <w:bookmarkStart w:id="16" w:name="_Toc236826961"/>
+      <w:bookmarkStart w:id="16" w:name="_Toc238501360"/>
       <w:r>
         <w:t>Hard Rules: Composite Score &amp; Confidence</w:t>
       </w:r>
@@ -11102,7 +11112,7 @@
       <w:pPr>
         <w:pStyle w:val="Heading1"/>
       </w:pPr>
-      <w:bookmarkStart w:id="17" w:name="_Toc236826962"/>
+      <w:bookmarkStart w:id="17" w:name="_Toc238501361"/>
       <w:r>
         <w:lastRenderedPageBreak/>
         <w:t>PART 4 — ENTRY RULES</w:t>
@@ -11165,7 +11175,7 @@
         <w:pStyle w:val="Heading2"/>
         <w:spacing w:before="120" w:after="0"/>
       </w:pPr>
-      <w:bookmarkStart w:id="18" w:name="_Toc236826963"/>
+      <w:bookmarkStart w:id="18" w:name="_Toc238501362"/>
       <w:r>
         <w:t>Cyclical Business Adjustment</w:t>
       </w:r>
@@ -11227,7 +11237,7 @@
           <w:right w:val="single" w:sz="4" w:space="1" w:color="auto"/>
         </w:pBdr>
       </w:pPr>
-      <w:bookmarkStart w:id="19" w:name="_Toc236826964"/>
+      <w:bookmarkStart w:id="19" w:name="_Toc238501363"/>
       <w:r>
         <w:t>Hard Rules: Entry Checklist</w:t>
       </w:r>
@@ -11916,7 +11926,7 @@
         <w:pStyle w:val="Heading2"/>
         <w:spacing w:before="240" w:after="0"/>
       </w:pPr>
-      <w:bookmarkStart w:id="20" w:name="_Toc236826965"/>
+      <w:bookmarkStart w:id="20" w:name="_Toc238501364"/>
       <w:r>
         <w:t>Standardized Implied-Return Methodology</w:t>
       </w:r>
@@ -11942,9 +11952,11 @@
       <w:r>
         <w:t xml:space="preserve"> = [(Estimated Year-5 equity value + cumulative cash distributions) ÷ current equity value]^(1/5) − 1. </w:t>
       </w:r>
-      <w:r>
-        <w:br/>
-      </w:r>
+    </w:p>
+    <w:p>
+      <w:pPr>
+        <w:spacing w:after="120"/>
+      </w:pPr>
       <w:r>
         <w:t xml:space="preserve">Use </w:t>
       </w:r>
@@ -11967,9 +11979,11 @@
       <w:r>
         <w:t xml:space="preserve">. </w:t>
       </w:r>
-      <w:r>
-        <w:br/>
-      </w:r>
+    </w:p>
+    <w:p>
+      <w:pPr>
+        <w:spacing w:after="120"/>
+      </w:pPr>
       <w:r>
         <w:t xml:space="preserve">Estimate </w:t>
       </w:r>
@@ -12047,7 +12061,7 @@
         <w:pStyle w:val="Heading2"/>
         <w:spacing w:after="0"/>
       </w:pPr>
-      <w:bookmarkStart w:id="21" w:name="_Toc236826966"/>
+      <w:bookmarkStart w:id="21" w:name="_Toc238501365"/>
       <w:r>
         <w:lastRenderedPageBreak/>
         <w:t>Bear-Case Implied Return Test</w:t>
@@ -12131,7 +12145,7 @@
       <w:pPr>
         <w:pStyle w:val="Heading2"/>
       </w:pPr>
-      <w:bookmarkStart w:id="22" w:name="_Toc236826967"/>
+      <w:bookmarkStart w:id="22" w:name="_Toc238501366"/>
       <w:r>
         <w:t>Scenario Range (Bull / Base / Bear)</w:t>
       </w:r>
@@ -12337,7 +12351,7 @@
       <w:pPr>
         <w:pStyle w:val="Heading2"/>
       </w:pPr>
-      <w:bookmarkStart w:id="23" w:name="_Toc236826968"/>
+      <w:bookmarkStart w:id="23" w:name="_Toc238501367"/>
       <w:r>
         <w:t>Valuation Ceiling ("Too Expensive to Buy")</w:t>
       </w:r>
@@ -12416,7 +12430,7 @@
       <w:pPr>
         <w:pStyle w:val="Heading1"/>
       </w:pPr>
-      <w:bookmarkStart w:id="24" w:name="_Toc236826969"/>
+      <w:bookmarkStart w:id="24" w:name="_Toc238501368"/>
       <w:r>
         <w:lastRenderedPageBreak/>
         <w:t>PART 5 — POSITION SIZING</w:t>
@@ -12597,6 +12611,7 @@
           </w:tcPr>
           <w:p>
             <w:pPr>
+              <w:jc w:val="center"/>
               <w:rPr>
                 <w:sz w:val="21"/>
                 <w:szCs w:val="21"/>
@@ -12629,12 +12644,16 @@
             <w:pPr>
               <w:jc w:val="center"/>
               <w:rPr>
+                <w:b/>
+                <w:bCs/>
                 <w:sz w:val="21"/>
                 <w:szCs w:val="21"/>
               </w:rPr>
             </w:pPr>
             <w:r>
               <w:rPr>
+                <w:b/>
+                <w:bCs/>
                 <w:sz w:val="21"/>
                 <w:szCs w:val="21"/>
               </w:rPr>
@@ -12658,12 +12677,16 @@
             <w:pPr>
               <w:jc w:val="center"/>
               <w:rPr>
+                <w:b/>
+                <w:bCs/>
                 <w:sz w:val="21"/>
                 <w:szCs w:val="21"/>
               </w:rPr>
             </w:pPr>
             <w:r>
               <w:rPr>
+                <w:b/>
+                <w:bCs/>
                 <w:sz w:val="21"/>
                 <w:szCs w:val="21"/>
               </w:rPr>
@@ -12690,6 +12713,7 @@
           </w:tcPr>
           <w:p>
             <w:pPr>
+              <w:jc w:val="center"/>
               <w:rPr>
                 <w:sz w:val="21"/>
                 <w:szCs w:val="21"/>
@@ -12722,12 +12746,16 @@
             <w:pPr>
               <w:jc w:val="center"/>
               <w:rPr>
+                <w:b/>
+                <w:bCs/>
                 <w:sz w:val="21"/>
                 <w:szCs w:val="21"/>
               </w:rPr>
             </w:pPr>
             <w:r>
               <w:rPr>
+                <w:b/>
+                <w:bCs/>
                 <w:sz w:val="21"/>
                 <w:szCs w:val="21"/>
               </w:rPr>
@@ -12751,12 +12779,16 @@
             <w:pPr>
               <w:jc w:val="center"/>
               <w:rPr>
+                <w:b/>
+                <w:bCs/>
                 <w:sz w:val="21"/>
                 <w:szCs w:val="21"/>
               </w:rPr>
             </w:pPr>
             <w:r>
               <w:rPr>
+                <w:b/>
+                <w:bCs/>
                 <w:sz w:val="21"/>
                 <w:szCs w:val="21"/>
               </w:rPr>
@@ -12783,6 +12815,7 @@
           </w:tcPr>
           <w:p>
             <w:pPr>
+              <w:jc w:val="center"/>
               <w:rPr>
                 <w:sz w:val="21"/>
                 <w:szCs w:val="21"/>
@@ -12815,12 +12848,16 @@
             <w:pPr>
               <w:jc w:val="center"/>
               <w:rPr>
+                <w:b/>
+                <w:bCs/>
                 <w:sz w:val="21"/>
                 <w:szCs w:val="21"/>
               </w:rPr>
             </w:pPr>
             <w:r>
               <w:rPr>
+                <w:b/>
+                <w:bCs/>
                 <w:sz w:val="21"/>
                 <w:szCs w:val="21"/>
               </w:rPr>
@@ -12844,12 +12881,16 @@
             <w:pPr>
               <w:jc w:val="center"/>
               <w:rPr>
+                <w:b/>
+                <w:bCs/>
                 <w:sz w:val="21"/>
                 <w:szCs w:val="21"/>
               </w:rPr>
             </w:pPr>
             <w:r>
               <w:rPr>
+                <w:b/>
+                <w:bCs/>
                 <w:sz w:val="21"/>
                 <w:szCs w:val="21"/>
               </w:rPr>
@@ -12864,14 +12905,64 @@
         <w:spacing w:after="200"/>
       </w:pPr>
       <w:r>
-        <w:t>The table above governs new-position eligibility. An existing holding re-scored below 65 does not automatically require reduction to 0% — see the Existing Holding Action column in Part 3 and the Sell Discipline rules in Part 6, which govern the actual disposition of an already-held, downgraded position.</w:t>
+        <w:t xml:space="preserve">The table above governs </w:t>
+      </w:r>
+      <w:r>
+        <w:rPr>
+          <w:b/>
+          <w:bCs/>
+        </w:rPr>
+        <w:t>new-position eligibility</w:t>
+      </w:r>
+      <w:r>
+        <w:t xml:space="preserve">. An existing holding re-scored below 65 does not automatically require reduction to 0% — see the </w:t>
+      </w:r>
+      <w:r>
+        <w:rPr>
+          <w:b/>
+          <w:bCs/>
+        </w:rPr>
+        <w:t>Existing Holding Action</w:t>
+      </w:r>
+      <w:r>
+        <w:t xml:space="preserve"> column in </w:t>
+      </w:r>
+      <w:r>
+        <w:rPr>
+          <w:b/>
+          <w:bCs/>
+        </w:rPr>
+        <w:t>Part 3</w:t>
+      </w:r>
+      <w:r>
+        <w:t xml:space="preserve"> and the </w:t>
+      </w:r>
+      <w:r>
+        <w:rPr>
+          <w:b/>
+          <w:bCs/>
+        </w:rPr>
+        <w:t>Sell Discipline</w:t>
+      </w:r>
+      <w:r>
+        <w:t xml:space="preserve"> rules in </w:t>
+      </w:r>
+      <w:r>
+        <w:rPr>
+          <w:b/>
+          <w:bCs/>
+        </w:rPr>
+        <w:t>Part 6</w:t>
+      </w:r>
+      <w:r>
+        <w:t>, which govern the actual disposition of an already-held, downgraded position.</w:t>
       </w:r>
     </w:p>
     <w:p>
       <w:pPr>
         <w:pStyle w:val="Heading2"/>
       </w:pPr>
-      <w:bookmarkStart w:id="25" w:name="_Toc236826970"/>
+      <w:bookmarkStart w:id="25" w:name="_Toc238501369"/>
       <w:r>
         <w:t>Sizing Modifiers</w:t>
       </w:r>
@@ -12977,7 +13068,7 @@
           <w:right w:val="single" w:sz="4" w:space="1" w:color="auto"/>
         </w:pBdr>
       </w:pPr>
-      <w:bookmarkStart w:id="26" w:name="_Toc236826971"/>
+      <w:bookmarkStart w:id="26" w:name="_Toc238501370"/>
       <w:r>
         <w:t>Hard Rules: Position Sizing</w:t>
       </w:r>
@@ -13338,7 +13429,7 @@
           <w:right w:val="single" w:sz="4" w:space="1" w:color="auto"/>
         </w:pBdr>
       </w:pPr>
-      <w:bookmarkStart w:id="27" w:name="_Toc236826972"/>
+      <w:bookmarkStart w:id="27" w:name="_Toc238501371"/>
       <w:r>
         <w:t>Leverage Hard Cap</w:t>
       </w:r>
@@ -13471,7 +13562,7 @@
           <w:right w:val="single" w:sz="4" w:space="1" w:color="auto"/>
         </w:pBdr>
       </w:pPr>
-      <w:bookmarkStart w:id="28" w:name="_Toc236826973"/>
+      <w:bookmarkStart w:id="28" w:name="_Toc238501372"/>
       <w:r>
         <w:t>Volatility / Beta Sizing Overlay</w:t>
       </w:r>
@@ -13640,7 +13731,7 @@
       <w:pPr>
         <w:pStyle w:val="Heading1"/>
       </w:pPr>
-      <w:bookmarkStart w:id="29" w:name="_Toc236826974"/>
+      <w:bookmarkStart w:id="29" w:name="_Toc238501373"/>
       <w:r>
         <w:lastRenderedPageBreak/>
         <w:t>PART 6 — EXIT &amp; SELL DISCIPLINE</w:t>
@@ -13688,7 +13779,7 @@
           <w:right w:val="single" w:sz="4" w:space="1" w:color="auto"/>
         </w:pBdr>
       </w:pPr>
-      <w:bookmarkStart w:id="30" w:name="_Toc236826975"/>
+      <w:bookmarkStart w:id="30" w:name="_Toc238501374"/>
       <w:r>
         <w:t>Hard Rules: Sell Triggers — Fundamental (act within 30 days of confirmation)</w:t>
       </w:r>
@@ -13901,7 +13992,7 @@
           <w:right w:val="single" w:sz="4" w:space="1" w:color="auto"/>
         </w:pBdr>
       </w:pPr>
-      <w:bookmarkStart w:id="31" w:name="_Toc236826976"/>
+      <w:bookmarkStart w:id="31" w:name="_Toc238501375"/>
       <w:r>
         <w:t>Hard Rules: Sell Triggers — Valuation (trim or sell when price exceeds intrinsic value)</w:t>
       </w:r>
@@ -14395,7 +14486,7 @@
           <w:right w:val="single" w:sz="4" w:space="1" w:color="auto"/>
         </w:pBdr>
       </w:pPr>
-      <w:bookmarkStart w:id="32" w:name="_Toc236826977"/>
+      <w:bookmarkStart w:id="32" w:name="_Toc238501376"/>
       <w:r>
         <w:t xml:space="preserve">Hard Rules: </w:t>
       </w:r>
@@ -14504,7 +14595,7 @@
       <w:pPr>
         <w:pStyle w:val="Heading2"/>
       </w:pPr>
-      <w:bookmarkStart w:id="33" w:name="_Toc236826978"/>
+      <w:bookmarkStart w:id="33" w:name="_Toc238501377"/>
       <w:r>
         <w:t>Opportunity-Cost Replacement (Quality Upgrade)</w:t>
       </w:r>
@@ -14624,7 +14715,7 @@
           <w:right w:val="single" w:sz="4" w:space="4" w:color="auto"/>
         </w:pBdr>
       </w:pPr>
-      <w:bookmarkStart w:id="34" w:name="_Toc236826979"/>
+      <w:bookmarkStart w:id="34" w:name="_Toc238501378"/>
       <w:r>
         <w:t>Hard Rules: Opportunity-Cost Replacement</w:t>
       </w:r>
@@ -14957,7 +15048,7 @@
       <w:pPr>
         <w:pStyle w:val="Heading1"/>
       </w:pPr>
-      <w:bookmarkStart w:id="35" w:name="_Toc236826980"/>
+      <w:bookmarkStart w:id="35" w:name="_Toc238501379"/>
       <w:r>
         <w:lastRenderedPageBreak/>
         <w:t>PART 7 — PORTFOLIO RISK MANAGEMENT</w:t>
@@ -14999,7 +15090,7 @@
       <w:pPr>
         <w:pStyle w:val="Heading2"/>
       </w:pPr>
-      <w:bookmarkStart w:id="36" w:name="_Toc236826981"/>
+      <w:bookmarkStart w:id="36" w:name="_Toc238501380"/>
       <w:r>
         <w:t>Macro-Overlay</w:t>
       </w:r>
@@ -15654,7 +15745,7 @@
           <w:right w:val="single" w:sz="4" w:space="1" w:color="auto"/>
         </w:pBdr>
       </w:pPr>
-      <w:bookmarkStart w:id="37" w:name="_Toc236826982"/>
+      <w:bookmarkStart w:id="37" w:name="_Toc238501381"/>
       <w:r>
         <w:t>Hard Rule: Correlation Cap</w:t>
       </w:r>
@@ -15804,7 +15895,6 @@
           <w:szCs w:val="22"/>
         </w:rPr>
       </w:pPr>
-      <w:bookmarkStart w:id="38" w:name="_Toc236826983"/>
       <w:r>
         <w:br w:type="page"/>
       </w:r>
@@ -15813,6 +15903,7 @@
       <w:pPr>
         <w:pStyle w:val="Heading2"/>
       </w:pPr>
+      <w:bookmarkStart w:id="38" w:name="_Toc238501382"/>
       <w:r>
         <w:lastRenderedPageBreak/>
         <w:t>Portfolio-Level Drawdown Response</w:t>
@@ -16503,7 +16594,7 @@
           <w:right w:val="single" w:sz="4" w:space="1" w:color="auto"/>
         </w:pBdr>
       </w:pPr>
-      <w:bookmarkStart w:id="39" w:name="_Toc236826984"/>
+      <w:bookmarkStart w:id="39" w:name="_Toc238501383"/>
       <w:r>
         <w:t>Hard Rule: Portfolio Drawdown Response</w:t>
       </w:r>
@@ -16628,7 +16719,7 @@
       <w:pPr>
         <w:pStyle w:val="Heading2"/>
       </w:pPr>
-      <w:bookmarkStart w:id="40" w:name="_Toc236826985"/>
+      <w:bookmarkStart w:id="40" w:name="_Toc238501384"/>
       <w:r>
         <w:t>Cash-Raising Waterfall</w:t>
       </w:r>
@@ -16644,10 +16735,25 @@
     </w:p>
     <w:p>
       <w:pPr>
+        <w:rPr>
+          <w:b/>
+          <w:bCs/>
+          <w:color w:val="1F3864"/>
+          <w:sz w:val="22"/>
+          <w:szCs w:val="22"/>
+        </w:rPr>
+      </w:pPr>
+      <w:r>
+        <w:br w:type="page"/>
+      </w:r>
+    </w:p>
+    <w:p>
+      <w:pPr>
         <w:pStyle w:val="Heading2"/>
       </w:pPr>
-      <w:bookmarkStart w:id="41" w:name="_Toc236826986"/>
-      <w:r>
+      <w:bookmarkStart w:id="41" w:name="_Toc238501385"/>
+      <w:r>
+        <w:lastRenderedPageBreak/>
         <w:t>Target Drawdown Reference</w:t>
       </w:r>
       <w:bookmarkEnd w:id="41"/>
@@ -17073,7 +17179,6 @@
         <w:rPr>
           <w:u w:val="single"/>
         </w:rPr>
-        <w:lastRenderedPageBreak/>
         <w:t>NOTE</w:t>
       </w:r>
       <w:r>
@@ -17119,7 +17224,7 @@
       <w:pPr>
         <w:pStyle w:val="Heading1"/>
       </w:pPr>
-      <w:bookmarkStart w:id="42" w:name="_Toc236826987"/>
+      <w:bookmarkStart w:id="42" w:name="_Toc238501386"/>
       <w:r>
         <w:lastRenderedPageBreak/>
         <w:t>PART 8 — TAX-AWARE PORTFOLIO MANAGEMENT</w:t>
@@ -17193,7 +17298,7 @@
       <w:pPr>
         <w:pStyle w:val="Heading2"/>
       </w:pPr>
-      <w:bookmarkStart w:id="43" w:name="_Toc236826988"/>
+      <w:bookmarkStart w:id="43" w:name="_Toc238501387"/>
       <w:r>
         <w:t>Holding Period Awareness</w:t>
       </w:r>
@@ -17211,7 +17316,7 @@
       <w:pPr>
         <w:pStyle w:val="Heading2"/>
       </w:pPr>
-      <w:bookmarkStart w:id="44" w:name="_Toc236826989"/>
+      <w:bookmarkStart w:id="44" w:name="_Toc238501388"/>
       <w:r>
         <w:t>Tax-Loss Harvesting</w:t>
       </w:r>
@@ -17229,7 +17334,7 @@
       <w:pPr>
         <w:pStyle w:val="Heading2"/>
       </w:pPr>
-      <w:bookmarkStart w:id="45" w:name="_Toc236826990"/>
+      <w:bookmarkStart w:id="45" w:name="_Toc238501389"/>
       <w:r>
         <w:t>Lot Selection Discipline</w:t>
       </w:r>
@@ -17247,7 +17352,7 @@
       <w:pPr>
         <w:pStyle w:val="Heading2"/>
       </w:pPr>
-      <w:bookmarkStart w:id="46" w:name="_Toc236826991"/>
+      <w:bookmarkStart w:id="46" w:name="_Toc238501390"/>
       <w:r>
         <w:t>Turnover Discipline</w:t>
       </w:r>
@@ -17271,7 +17376,7 @@
           <w:right w:val="single" w:sz="4" w:space="1" w:color="auto"/>
         </w:pBdr>
       </w:pPr>
-      <w:bookmarkStart w:id="47" w:name="_Toc236826992"/>
+      <w:bookmarkStart w:id="47" w:name="_Toc238501391"/>
       <w:r>
         <w:t>Hard Rules: Tax-Aware Portfolio Management</w:t>
       </w:r>
@@ -17567,7 +17672,7 @@
       <w:pPr>
         <w:pStyle w:val="Heading1"/>
       </w:pPr>
-      <w:bookmarkStart w:id="48" w:name="_Toc236826993"/>
+      <w:bookmarkStart w:id="48" w:name="_Toc238501392"/>
       <w:r>
         <w:lastRenderedPageBreak/>
         <w:t>PART 9 — REVIEW SCHEDULE, DOCUMENTATION &amp; GOVERNANCE</w:t>
@@ -17615,7 +17720,7 @@
           <w:right w:val="single" w:sz="4" w:space="1" w:color="auto"/>
         </w:pBdr>
       </w:pPr>
-      <w:bookmarkStart w:id="49" w:name="_Toc236826994"/>
+      <w:bookmarkStart w:id="49" w:name="_Toc238501393"/>
       <w:r>
         <w:t>Hard Rules: Review Schedule</w:t>
       </w:r>
@@ -17843,7 +17948,7 @@
       <w:pPr>
         <w:pStyle w:val="Heading2"/>
       </w:pPr>
-      <w:bookmarkStart w:id="50" w:name="_Toc236826995"/>
+      <w:bookmarkStart w:id="50" w:name="_Toc238501394"/>
       <w:r>
         <w:t>Required Investment File</w:t>
       </w:r>
@@ -17861,7 +17966,7 @@
       <w:pPr>
         <w:pStyle w:val="Heading2"/>
       </w:pPr>
-      <w:bookmarkStart w:id="51" w:name="_Toc236826996"/>
+      <w:bookmarkStart w:id="51" w:name="_Toc238501395"/>
       <w:r>
         <w:t>Documentation Standards</w:t>
       </w:r>
@@ -17879,7 +17984,7 @@
       <w:pPr>
         <w:pStyle w:val="Heading2"/>
       </w:pPr>
-      <w:bookmarkStart w:id="52" w:name="_Toc236826997"/>
+      <w:bookmarkStart w:id="52" w:name="_Toc238501396"/>
       <w:r>
         <w:t>Performance Benchmarking</w:t>
       </w:r>
@@ -18302,7 +18407,7 @@
       <w:pPr>
         <w:pStyle w:val="Heading2"/>
       </w:pPr>
-      <w:bookmarkStart w:id="53" w:name="_Toc236826998"/>
+      <w:bookmarkStart w:id="53" w:name="_Toc238501397"/>
       <w:r>
         <w:t>Governance</w:t>
       </w:r>
@@ -18397,7 +18502,7 @@
       <w:pPr>
         <w:pStyle w:val="Heading1"/>
       </w:pPr>
-      <w:bookmarkStart w:id="54" w:name="_Toc236826999"/>
+      <w:bookmarkStart w:id="54" w:name="_Toc238501398"/>
       <w:r>
         <w:lastRenderedPageBreak/>
         <w:t>PART 10 — SECTOR ADAPTATIONS &amp; OPERATING DEFINITIONS</w:t>
@@ -18431,7 +18536,7 @@
       <w:pPr>
         <w:pStyle w:val="Heading2"/>
       </w:pPr>
-      <w:bookmarkStart w:id="55" w:name="_Toc236827000"/>
+      <w:bookmarkStart w:id="55" w:name="_Toc238501399"/>
       <w:r>
         <w:t>Rule Hierarchy and Conflict Resolution</w:t>
       </w:r>
@@ -18449,7 +18554,7 @@
       <w:pPr>
         <w:pStyle w:val="Heading2"/>
       </w:pPr>
-      <w:bookmarkStart w:id="56" w:name="_Toc236827001"/>
+      <w:bookmarkStart w:id="56" w:name="_Toc238501400"/>
       <w:r>
         <w:t>Data and Source Hierarchy</w:t>
       </w:r>
@@ -18467,7 +18572,7 @@
       <w:pPr>
         <w:pStyle w:val="Heading2"/>
       </w:pPr>
-      <w:bookmarkStart w:id="57" w:name="_Toc236827002"/>
+      <w:bookmarkStart w:id="57" w:name="_Toc238501401"/>
       <w:r>
         <w:t>Core Measurement Definitions</w:t>
       </w:r>
@@ -18485,7 +18590,7 @@
       <w:pPr>
         <w:pStyle w:val="Heading2"/>
       </w:pPr>
-      <w:bookmarkStart w:id="58" w:name="_Toc236827003"/>
+      <w:bookmarkStart w:id="58" w:name="_Toc238501402"/>
       <w:r>
         <w:t>Sector Adaptation — Financial Companies</w:t>
       </w:r>
@@ -18509,7 +18614,7 @@
           <w:right w:val="single" w:sz="4" w:space="1" w:color="auto"/>
         </w:pBdr>
       </w:pPr>
-      <w:bookmarkStart w:id="59" w:name="_Toc236827004"/>
+      <w:bookmarkStart w:id="59" w:name="_Toc238501403"/>
       <w:r>
         <w:t>Hard Rules: Financial-Sector Leverage and Valuation Ceilings</w:t>
       </w:r>
@@ -18861,7 +18966,7 @@
       <w:pPr>
         <w:pStyle w:val="Heading2"/>
       </w:pPr>
-      <w:bookmarkStart w:id="60" w:name="_Toc236827005"/>
+      <w:bookmarkStart w:id="60" w:name="_Toc238501404"/>
       <w:r>
         <w:t>Sector Adaptation — REITs, Utilities, Early-Stage and Commodity Producers</w:t>
       </w:r>
@@ -18872,11 +18977,11 @@
         <w:spacing w:after="120"/>
       </w:pPr>
       <w:r>
-        <w:t xml:space="preserve">REITs: use AFFO yield, leverage to EBITDA, occupancy, lease duration, and same-store growth. Utilities and telecom: use sector-relative FCF, rate-base growth, coverage ratios, and regulatory quality. Early-stage companies: use liquidity runway, dilution </w:t>
+        <w:t xml:space="preserve">REITs: use AFFO yield, leverage to EBITDA, occupancy, lease duration, and same-store growth. Utilities and telecom: use sector-relative FCF, rate-base growth, coverage ratios, and regulatory quality. Early-stage companies: use liquidity runway, dilution risk, gross-margin trajectory, unit economics, and a path to positive FCF; negative FCF normally prevents Buy unless an </w:t>
       </w:r>
       <w:r>
         <w:lastRenderedPageBreak/>
-        <w:t>risk, gross-margin trajectory, unit economics, and a path to positive FCF; negative FCF normally prevents Buy unless an approved early-stage annex is completed. Commodity producers: use normalized mid-cycle prices, cost-curve position, balance-sheet resilience, reserve life, and capital discipline. All substitutions shall be written beside the affected score.</w:t>
+        <w:t>approved early-stage annex is completed. Commodity producers: use normalized mid-cycle prices, cost-curve position, balance-sheet resilience, reserve life, and capital discipline. All substitutions shall be written beside the affected score.</w:t>
       </w:r>
     </w:p>
     <w:p>
@@ -18900,10 +19005,25 @@
     </w:p>
     <w:p>
       <w:pPr>
+        <w:rPr>
+          <w:b/>
+          <w:bCs/>
+          <w:color w:val="1F3864"/>
+          <w:sz w:val="28"/>
+          <w:szCs w:val="28"/>
+        </w:rPr>
+      </w:pPr>
+      <w:r>
+        <w:br w:type="page"/>
+      </w:r>
+    </w:p>
+    <w:p>
+      <w:pPr>
         <w:pStyle w:val="Heading1"/>
       </w:pPr>
-      <w:bookmarkStart w:id="61" w:name="_Toc236827006"/>
-      <w:r>
+      <w:bookmarkStart w:id="61" w:name="_Toc238501405"/>
+      <w:r>
+        <w:lastRenderedPageBreak/>
         <w:t>PART 11 — WHAT TO AVOID</w:t>
       </w:r>
       <w:bookmarkEnd w:id="61"/>
@@ -19480,7 +19600,7 @@
       <w:pPr>
         <w:pStyle w:val="Heading1"/>
       </w:pPr>
-      <w:bookmarkStart w:id="62" w:name="_Toc236827007"/>
+      <w:bookmarkStart w:id="62" w:name="_Toc238501406"/>
       <w:r>
         <w:t>PART 12 — STOCK SCORING TEMPLATE</w:t>
       </w:r>
@@ -19644,7 +19764,7 @@
       <w:pPr>
         <w:pStyle w:val="Heading1"/>
       </w:pPr>
-      <w:bookmarkStart w:id="63" w:name="_Toc236827008"/>
+      <w:bookmarkStart w:id="63" w:name="_Toc238501407"/>
       <w:r>
         <w:lastRenderedPageBreak/>
         <w:t>APPENDIX</w:t>
@@ -19654,18 +19774,1715 @@
     <w:p>
       <w:pPr>
         <w:pStyle w:val="Heading2"/>
-      </w:pPr>
-      <w:bookmarkStart w:id="64" w:name="_Toc236827009"/>
-      <w:r>
-        <w:t>Scoring Template</w:t>
-      </w:r>
-      <w:r>
-        <w:t xml:space="preserve"> (Formatted Example / Working)</w:t>
+        <w:pBdr>
+          <w:bottom w:val="single" w:sz="4" w:space="1" w:color="auto"/>
+        </w:pBdr>
+        <w:rPr>
+          <w:b w:val="0"/>
+          <w:bCs w:val="0"/>
+        </w:rPr>
+      </w:pPr>
+      <w:bookmarkStart w:id="64" w:name="_Toc238501408"/>
+      <w:r>
+        <w:t xml:space="preserve">Scoring </w:t>
+      </w:r>
+      <w:r>
+        <w:t xml:space="preserve">Workbook </w:t>
+      </w:r>
+      <w:r>
+        <w:t>Template</w:t>
+      </w:r>
+      <w:r>
+        <w:rPr>
+          <w:b w:val="0"/>
+          <w:bCs w:val="0"/>
+        </w:rPr>
+        <w:t xml:space="preserve"> </w:t>
+      </w:r>
+      <w:r>
+        <w:rPr>
+          <w:b w:val="0"/>
+          <w:bCs w:val="0"/>
+        </w:rPr>
+        <w:t>includes multiple tabs and intricate cross-tab scoring</w:t>
+      </w:r>
+      <w:r>
+        <w:rPr>
+          <w:b w:val="0"/>
+          <w:bCs w:val="0"/>
+        </w:rPr>
+        <w:t>, calculations and references.</w:t>
+      </w:r>
+      <w:r>
+        <w:rPr>
+          <w:b w:val="0"/>
+          <w:bCs w:val="0"/>
+        </w:rPr>
+        <w:br/>
+      </w:r>
+      <w:r>
+        <w:rPr>
+          <w:b w:val="0"/>
+          <w:bCs w:val="0"/>
+        </w:rPr>
+        <w:t>Refer to complete Workbook Template (~67 pages) for additional detail</w:t>
+      </w:r>
+      <w:r>
+        <w:rPr>
+          <w:b w:val="0"/>
+          <w:bCs w:val="0"/>
+        </w:rPr>
+        <w:t>.</w:t>
+      </w:r>
+      <w:r>
+        <w:rPr>
+          <w:b w:val="0"/>
+          <w:bCs w:val="0"/>
+        </w:rPr>
+        <w:t xml:space="preserve"> The opening </w:t>
+      </w:r>
+      <w:r>
+        <w:t>instruction tab</w:t>
+      </w:r>
+      <w:r>
+        <w:rPr>
+          <w:b w:val="0"/>
+          <w:bCs w:val="0"/>
+        </w:rPr>
+        <w:t xml:space="preserve"> is shown below</w:t>
+      </w:r>
+      <w:r>
+        <w:rPr>
+          <w:b w:val="0"/>
+          <w:bCs w:val="0"/>
+        </w:rPr>
+        <w:t>:</w:t>
       </w:r>
       <w:bookmarkEnd w:id="64"/>
     </w:p>
+    <w:tbl>
+      <w:tblPr>
+        <w:tblW w:w="10080" w:type="dxa"/>
+        <w:tblLook w:val="04A0" w:firstRow="1" w:lastRow="0" w:firstColumn="1" w:lastColumn="0" w:noHBand="0" w:noVBand="1"/>
+      </w:tblPr>
+      <w:tblGrid>
+        <w:gridCol w:w="10368"/>
+      </w:tblGrid>
+      <w:tr>
+        <w:trPr>
+          <w:trHeight w:val="435"/>
+        </w:trPr>
+        <w:tc>
+          <w:tcPr>
+            <w:tcW w:w="12117" w:type="dxa"/>
+            <w:tcBorders>
+              <w:top w:val="nil"/>
+              <w:left w:val="nil"/>
+              <w:bottom w:val="nil"/>
+              <w:right w:val="nil"/>
+            </w:tcBorders>
+            <w:noWrap/>
+            <w:hideMark/>
+          </w:tcPr>
+          <w:p>
+            <w:pPr>
+              <w:spacing w:after="0"/>
+              <w:rPr>
+                <w:rFonts w:ascii="Arial" w:eastAsia="Times New Roman" w:hAnsi="Arial" w:cs="Arial"/>
+                <w:b/>
+                <w:bCs/>
+                <w:color w:val="1F3864"/>
+                <w:sz w:val="26"/>
+                <w:szCs w:val="26"/>
+              </w:rPr>
+            </w:pPr>
+            <w:r>
+              <w:rPr>
+                <w:rFonts w:ascii="Arial" w:eastAsia="Times New Roman" w:hAnsi="Arial" w:cs="Arial"/>
+                <w:b/>
+                <w:bCs/>
+                <w:color w:val="1F3864"/>
+                <w:sz w:val="26"/>
+                <w:szCs w:val="26"/>
+              </w:rPr>
+              <w:t>THE LANDRY FAMILY EQUITY INVESTMENT OPERATING SYSTEM — STOCK SCORING &amp; PORTFOLIO RISK WORKBOOK</w:t>
+            </w:r>
+          </w:p>
+        </w:tc>
+      </w:tr>
+      <w:tr>
+        <w:trPr>
+          <w:trHeight w:val="270"/>
+        </w:trPr>
+        <w:tc>
+          <w:tcPr>
+            <w:tcW w:w="12117" w:type="dxa"/>
+            <w:tcBorders>
+              <w:top w:val="nil"/>
+              <w:left w:val="nil"/>
+              <w:bottom w:val="nil"/>
+              <w:right w:val="nil"/>
+            </w:tcBorders>
+            <w:hideMark/>
+          </w:tcPr>
+          <w:p>
+            <w:pPr>
+              <w:spacing w:after="0"/>
+              <w:rPr>
+                <w:rFonts w:ascii="Arial" w:eastAsia="Times New Roman" w:hAnsi="Arial" w:cs="Arial"/>
+                <w:b/>
+                <w:bCs/>
+                <w:color w:val="1F3864"/>
+                <w:sz w:val="26"/>
+                <w:szCs w:val="26"/>
+              </w:rPr>
+            </w:pPr>
+          </w:p>
+        </w:tc>
+      </w:tr>
+      <w:tr>
+        <w:trPr>
+          <w:trHeight w:val="270"/>
+        </w:trPr>
+        <w:tc>
+          <w:tcPr>
+            <w:tcW w:w="12117" w:type="dxa"/>
+            <w:tcBorders>
+              <w:top w:val="nil"/>
+              <w:left w:val="nil"/>
+              <w:bottom w:val="nil"/>
+              <w:right w:val="nil"/>
+            </w:tcBorders>
+            <w:hideMark/>
+          </w:tcPr>
+          <w:p>
+            <w:pPr>
+              <w:spacing w:after="0"/>
+              <w:rPr>
+                <w:rFonts w:ascii="Arial" w:eastAsia="Times New Roman" w:hAnsi="Arial" w:cs="Arial"/>
+                <w:i/>
+                <w:iCs/>
+                <w:color w:val="000000"/>
+                <w:sz w:val="18"/>
+                <w:szCs w:val="18"/>
+              </w:rPr>
+            </w:pPr>
+            <w:r>
+              <w:rPr>
+                <w:rFonts w:ascii="Arial" w:eastAsia="Times New Roman" w:hAnsi="Arial" w:cs="Arial"/>
+                <w:i/>
+                <w:iCs/>
+                <w:color w:val="000000"/>
+                <w:sz w:val="18"/>
+                <w:szCs w:val="18"/>
+              </w:rPr>
+              <w:t>Companion workbook to Landry System v1.0. Aligned to: Version 1.0 (49 Hard Rules, Parts 1–12).</w:t>
+            </w:r>
+          </w:p>
+        </w:tc>
+      </w:tr>
+      <w:tr>
+        <w:trPr>
+          <w:trHeight w:val="270"/>
+        </w:trPr>
+        <w:tc>
+          <w:tcPr>
+            <w:tcW w:w="12117" w:type="dxa"/>
+            <w:tcBorders>
+              <w:top w:val="nil"/>
+              <w:left w:val="nil"/>
+              <w:bottom w:val="nil"/>
+              <w:right w:val="nil"/>
+            </w:tcBorders>
+            <w:hideMark/>
+          </w:tcPr>
+          <w:p>
+            <w:pPr>
+              <w:spacing w:after="0"/>
+              <w:rPr>
+                <w:rFonts w:ascii="Arial" w:eastAsia="Times New Roman" w:hAnsi="Arial" w:cs="Arial"/>
+                <w:color w:val="000000"/>
+                <w:sz w:val="18"/>
+                <w:szCs w:val="18"/>
+              </w:rPr>
+            </w:pPr>
+            <w:r>
+              <w:rPr>
+                <w:rFonts w:ascii="Arial" w:eastAsia="Times New Roman" w:hAnsi="Arial" w:cs="Arial"/>
+                <w:color w:val="000000"/>
+                <w:sz w:val="18"/>
+                <w:szCs w:val="18"/>
+              </w:rPr>
+              <w:t>If the Word document's rule numbers ever change in a future revision, check this line and the rule</w:t>
+            </w:r>
+          </w:p>
+        </w:tc>
+      </w:tr>
+      <w:tr>
+        <w:trPr>
+          <w:trHeight w:val="270"/>
+        </w:trPr>
+        <w:tc>
+          <w:tcPr>
+            <w:tcW w:w="12117" w:type="dxa"/>
+            <w:tcBorders>
+              <w:top w:val="nil"/>
+              <w:left w:val="nil"/>
+              <w:bottom w:val="nil"/>
+              <w:right w:val="nil"/>
+            </w:tcBorders>
+            <w:hideMark/>
+          </w:tcPr>
+          <w:p>
+            <w:pPr>
+              <w:spacing w:after="0"/>
+              <w:rPr>
+                <w:rFonts w:ascii="Arial" w:eastAsia="Times New Roman" w:hAnsi="Arial" w:cs="Arial"/>
+                <w:color w:val="000000"/>
+                <w:sz w:val="18"/>
+                <w:szCs w:val="18"/>
+              </w:rPr>
+            </w:pPr>
+            <w:r>
+              <w:rPr>
+                <w:rFonts w:ascii="Arial" w:eastAsia="Times New Roman" w:hAnsi="Arial" w:cs="Arial"/>
+                <w:color w:val="000000"/>
+                <w:sz w:val="18"/>
+                <w:szCs w:val="18"/>
+              </w:rPr>
+              <w:t>references throughout this workbook before relying on them.</w:t>
+            </w:r>
+          </w:p>
+        </w:tc>
+      </w:tr>
+      <w:tr>
+        <w:trPr>
+          <w:trHeight w:val="270"/>
+        </w:trPr>
+        <w:tc>
+          <w:tcPr>
+            <w:tcW w:w="12117" w:type="dxa"/>
+            <w:tcBorders>
+              <w:top w:val="nil"/>
+              <w:left w:val="nil"/>
+              <w:bottom w:val="nil"/>
+              <w:right w:val="nil"/>
+            </w:tcBorders>
+            <w:hideMark/>
+          </w:tcPr>
+          <w:p>
+            <w:pPr>
+              <w:spacing w:after="0"/>
+              <w:rPr>
+                <w:rFonts w:ascii="Arial" w:eastAsia="Times New Roman" w:hAnsi="Arial" w:cs="Arial"/>
+                <w:color w:val="000000"/>
+                <w:sz w:val="18"/>
+                <w:szCs w:val="18"/>
+              </w:rPr>
+            </w:pPr>
+          </w:p>
+        </w:tc>
+      </w:tr>
+      <w:tr>
+        <w:trPr>
+          <w:trHeight w:val="270"/>
+        </w:trPr>
+        <w:tc>
+          <w:tcPr>
+            <w:tcW w:w="12117" w:type="dxa"/>
+            <w:tcBorders>
+              <w:top w:val="nil"/>
+              <w:left w:val="nil"/>
+              <w:bottom w:val="nil"/>
+              <w:right w:val="nil"/>
+            </w:tcBorders>
+            <w:hideMark/>
+          </w:tcPr>
+          <w:p>
+            <w:pPr>
+              <w:spacing w:after="0"/>
+              <w:rPr>
+                <w:rFonts w:ascii="Arial" w:eastAsia="Times New Roman" w:hAnsi="Arial" w:cs="Arial"/>
+                <w:b/>
+                <w:bCs/>
+                <w:color w:val="1F3864"/>
+              </w:rPr>
+            </w:pPr>
+            <w:r>
+              <w:rPr>
+                <w:rFonts w:ascii="Arial" w:eastAsia="Times New Roman" w:hAnsi="Arial" w:cs="Arial"/>
+                <w:b/>
+                <w:bCs/>
+                <w:color w:val="1F3864"/>
+              </w:rPr>
+              <w:t>HOW TO USE THIS WORKBOOK</w:t>
+            </w:r>
+          </w:p>
+        </w:tc>
+      </w:tr>
+      <w:tr>
+        <w:trPr>
+          <w:trHeight w:val="270"/>
+        </w:trPr>
+        <w:tc>
+          <w:tcPr>
+            <w:tcW w:w="12117" w:type="dxa"/>
+            <w:tcBorders>
+              <w:top w:val="nil"/>
+              <w:left w:val="nil"/>
+              <w:bottom w:val="nil"/>
+              <w:right w:val="nil"/>
+            </w:tcBorders>
+            <w:hideMark/>
+          </w:tcPr>
+          <w:p>
+            <w:pPr>
+              <w:spacing w:after="0"/>
+              <w:rPr>
+                <w:rFonts w:ascii="Arial" w:eastAsia="Times New Roman" w:hAnsi="Arial" w:cs="Arial"/>
+                <w:color w:val="000000"/>
+                <w:sz w:val="18"/>
+                <w:szCs w:val="18"/>
+              </w:rPr>
+            </w:pPr>
+            <w:r>
+              <w:rPr>
+                <w:rFonts w:ascii="Arial" w:eastAsia="Times New Roman" w:hAnsi="Arial" w:cs="Arial"/>
+                <w:color w:val="000000"/>
+                <w:sz w:val="18"/>
+                <w:szCs w:val="18"/>
+              </w:rPr>
+              <w:t xml:space="preserve">1. </w:t>
+            </w:r>
+            <w:r>
+              <w:rPr>
+                <w:rFonts w:ascii="Arial" w:eastAsia="Times New Roman" w:hAnsi="Arial" w:cs="Arial"/>
+                <w:b/>
+                <w:bCs/>
+                <w:color w:val="000000"/>
+                <w:sz w:val="18"/>
+                <w:szCs w:val="18"/>
+              </w:rPr>
+              <w:t xml:space="preserve">Market Data tab </w:t>
+            </w:r>
+            <w:r>
+              <w:rPr>
+                <w:rFonts w:ascii="Arial" w:eastAsia="Times New Roman" w:hAnsi="Arial" w:cs="Arial"/>
+                <w:color w:val="000000"/>
+                <w:sz w:val="18"/>
+                <w:szCs w:val="18"/>
+              </w:rPr>
+              <w:t>— enter or refresh price, volume, market cap, P/E, 52-week range, and dividend</w:t>
+            </w:r>
+          </w:p>
+        </w:tc>
+      </w:tr>
+      <w:tr>
+        <w:trPr>
+          <w:trHeight w:val="270"/>
+        </w:trPr>
+        <w:tc>
+          <w:tcPr>
+            <w:tcW w:w="12117" w:type="dxa"/>
+            <w:tcBorders>
+              <w:top w:val="nil"/>
+              <w:left w:val="nil"/>
+              <w:bottom w:val="nil"/>
+              <w:right w:val="nil"/>
+            </w:tcBorders>
+            <w:hideMark/>
+          </w:tcPr>
+          <w:p>
+            <w:pPr>
+              <w:spacing w:after="0"/>
+              <w:rPr>
+                <w:rFonts w:ascii="Arial" w:eastAsia="Times New Roman" w:hAnsi="Arial" w:cs="Arial"/>
+                <w:color w:val="000000"/>
+                <w:sz w:val="18"/>
+                <w:szCs w:val="18"/>
+              </w:rPr>
+            </w:pPr>
+            <w:r>
+              <w:rPr>
+                <w:rFonts w:ascii="Arial" w:eastAsia="Times New Roman" w:hAnsi="Arial" w:cs="Arial"/>
+                <w:color w:val="000000"/>
+                <w:sz w:val="18"/>
+                <w:szCs w:val="18"/>
+              </w:rPr>
+              <w:t>yield for each tracked ticker. Blue cells only. See that tab's note on optional live-data refresh.</w:t>
+            </w:r>
+          </w:p>
+        </w:tc>
+      </w:tr>
+      <w:tr>
+        <w:trPr>
+          <w:trHeight w:val="270"/>
+        </w:trPr>
+        <w:tc>
+          <w:tcPr>
+            <w:tcW w:w="12117" w:type="dxa"/>
+            <w:tcBorders>
+              <w:top w:val="nil"/>
+              <w:left w:val="nil"/>
+              <w:bottom w:val="nil"/>
+              <w:right w:val="nil"/>
+            </w:tcBorders>
+            <w:hideMark/>
+          </w:tcPr>
+          <w:p>
+            <w:pPr>
+              <w:spacing w:after="0"/>
+              <w:rPr>
+                <w:rFonts w:ascii="Arial" w:eastAsia="Times New Roman" w:hAnsi="Arial" w:cs="Arial"/>
+                <w:color w:val="000000"/>
+                <w:sz w:val="18"/>
+                <w:szCs w:val="18"/>
+              </w:rPr>
+            </w:pPr>
+            <w:r>
+              <w:rPr>
+                <w:rFonts w:ascii="Arial" w:eastAsia="Times New Roman" w:hAnsi="Arial" w:cs="Arial"/>
+                <w:color w:val="000000"/>
+                <w:sz w:val="18"/>
+                <w:szCs w:val="18"/>
+              </w:rPr>
+              <w:t xml:space="preserve">2. </w:t>
+            </w:r>
+            <w:r>
+              <w:rPr>
+                <w:rFonts w:ascii="Arial" w:eastAsia="Times New Roman" w:hAnsi="Arial" w:cs="Arial"/>
+                <w:b/>
+                <w:bCs/>
+                <w:color w:val="000000"/>
+                <w:sz w:val="18"/>
+                <w:szCs w:val="18"/>
+              </w:rPr>
+              <w:t>Scoring tab</w:t>
+            </w:r>
+            <w:r>
+              <w:rPr>
+                <w:rFonts w:ascii="Arial" w:eastAsia="Times New Roman" w:hAnsi="Arial" w:cs="Arial"/>
+                <w:color w:val="000000"/>
+                <w:sz w:val="18"/>
+                <w:szCs w:val="18"/>
+              </w:rPr>
+              <w:t xml:space="preserve"> — during a scoring session, enter each Tier 1/2/3 indicator's score (1–5) and Confidence</w:t>
+            </w:r>
+          </w:p>
+        </w:tc>
+      </w:tr>
+      <w:tr>
+        <w:trPr>
+          <w:trHeight w:val="270"/>
+        </w:trPr>
+        <w:tc>
+          <w:tcPr>
+            <w:tcW w:w="12117" w:type="dxa"/>
+            <w:tcBorders>
+              <w:top w:val="nil"/>
+              <w:left w:val="nil"/>
+              <w:bottom w:val="nil"/>
+              <w:right w:val="nil"/>
+            </w:tcBorders>
+            <w:hideMark/>
+          </w:tcPr>
+          <w:p>
+            <w:pPr>
+              <w:spacing w:after="0"/>
+              <w:rPr>
+                <w:rFonts w:ascii="Arial" w:eastAsia="Times New Roman" w:hAnsi="Arial" w:cs="Arial"/>
+                <w:color w:val="000000"/>
+                <w:sz w:val="18"/>
+                <w:szCs w:val="18"/>
+              </w:rPr>
+            </w:pPr>
+            <w:r>
+              <w:rPr>
+                <w:rFonts w:ascii="Arial" w:eastAsia="Times New Roman" w:hAnsi="Arial" w:cs="Arial"/>
+                <w:color w:val="000000"/>
+                <w:sz w:val="18"/>
+                <w:szCs w:val="18"/>
+              </w:rPr>
+              <w:t>tag (H/M/L) per Part 2's rubrics. The Composite Score, decision classification, and hard-rule flags</w:t>
+            </w:r>
+          </w:p>
+        </w:tc>
+      </w:tr>
+      <w:tr>
+        <w:trPr>
+          <w:trHeight w:val="270"/>
+        </w:trPr>
+        <w:tc>
+          <w:tcPr>
+            <w:tcW w:w="12117" w:type="dxa"/>
+            <w:tcBorders>
+              <w:top w:val="nil"/>
+              <w:left w:val="nil"/>
+              <w:bottom w:val="nil"/>
+              <w:right w:val="nil"/>
+            </w:tcBorders>
+            <w:hideMark/>
+          </w:tcPr>
+          <w:p>
+            <w:pPr>
+              <w:spacing w:after="0"/>
+              <w:rPr>
+                <w:rFonts w:ascii="Arial" w:eastAsia="Times New Roman" w:hAnsi="Arial" w:cs="Arial"/>
+                <w:color w:val="000000"/>
+                <w:sz w:val="18"/>
+                <w:szCs w:val="18"/>
+              </w:rPr>
+            </w:pPr>
+            <w:r>
+              <w:rPr>
+                <w:rFonts w:ascii="Arial" w:eastAsia="Times New Roman" w:hAnsi="Arial" w:cs="Arial"/>
+                <w:color w:val="000000"/>
+                <w:sz w:val="18"/>
+                <w:szCs w:val="18"/>
+              </w:rPr>
+              <w:t>(Rules 1–4) calculate automatically.</w:t>
+            </w:r>
+          </w:p>
+        </w:tc>
+      </w:tr>
+      <w:tr>
+        <w:trPr>
+          <w:trHeight w:val="270"/>
+        </w:trPr>
+        <w:tc>
+          <w:tcPr>
+            <w:tcW w:w="12117" w:type="dxa"/>
+            <w:tcBorders>
+              <w:top w:val="nil"/>
+              <w:left w:val="nil"/>
+              <w:bottom w:val="nil"/>
+              <w:right w:val="nil"/>
+            </w:tcBorders>
+            <w:hideMark/>
+          </w:tcPr>
+          <w:p>
+            <w:pPr>
+              <w:spacing w:after="0"/>
+              <w:rPr>
+                <w:rFonts w:ascii="Arial" w:eastAsia="Times New Roman" w:hAnsi="Arial" w:cs="Arial"/>
+                <w:color w:val="000000"/>
+                <w:sz w:val="18"/>
+                <w:szCs w:val="18"/>
+              </w:rPr>
+            </w:pPr>
+            <w:r>
+              <w:rPr>
+                <w:rFonts w:ascii="Arial" w:eastAsia="Times New Roman" w:hAnsi="Arial" w:cs="Arial"/>
+                <w:color w:val="000000"/>
+                <w:sz w:val="18"/>
+                <w:szCs w:val="18"/>
+              </w:rPr>
+              <w:t xml:space="preserve">3. </w:t>
+            </w:r>
+            <w:r>
+              <w:rPr>
+                <w:rFonts w:ascii="Arial" w:eastAsia="Times New Roman" w:hAnsi="Arial" w:cs="Arial"/>
+                <w:b/>
+                <w:bCs/>
+                <w:color w:val="000000"/>
+                <w:sz w:val="18"/>
+                <w:szCs w:val="18"/>
+              </w:rPr>
+              <w:t>Dashboard tab</w:t>
+            </w:r>
+            <w:r>
+              <w:rPr>
+                <w:rFonts w:ascii="Arial" w:eastAsia="Times New Roman" w:hAnsi="Arial" w:cs="Arial"/>
+                <w:color w:val="000000"/>
+                <w:sz w:val="18"/>
+                <w:szCs w:val="18"/>
+              </w:rPr>
+              <w:t xml:space="preserve"> — read-only summary of every tracked stock, sortable by Composite Score.</w:t>
+            </w:r>
+          </w:p>
+        </w:tc>
+      </w:tr>
+      <w:tr>
+        <w:trPr>
+          <w:trHeight w:val="270"/>
+        </w:trPr>
+        <w:tc>
+          <w:tcPr>
+            <w:tcW w:w="12117" w:type="dxa"/>
+            <w:tcBorders>
+              <w:top w:val="nil"/>
+              <w:left w:val="nil"/>
+              <w:bottom w:val="nil"/>
+              <w:right w:val="nil"/>
+            </w:tcBorders>
+            <w:hideMark/>
+          </w:tcPr>
+          <w:p>
+            <w:pPr>
+              <w:spacing w:after="0"/>
+              <w:rPr>
+                <w:rFonts w:ascii="Arial" w:eastAsia="Times New Roman" w:hAnsi="Arial" w:cs="Arial"/>
+                <w:color w:val="000000"/>
+                <w:sz w:val="18"/>
+                <w:szCs w:val="18"/>
+              </w:rPr>
+            </w:pPr>
+            <w:r>
+              <w:rPr>
+                <w:rFonts w:ascii="Arial" w:eastAsia="Times New Roman" w:hAnsi="Arial" w:cs="Arial"/>
+                <w:color w:val="000000"/>
+                <w:sz w:val="18"/>
+                <w:szCs w:val="18"/>
+              </w:rPr>
+              <w:t xml:space="preserve">4. </w:t>
+            </w:r>
+            <w:r>
+              <w:rPr>
+                <w:rFonts w:ascii="Arial" w:eastAsia="Times New Roman" w:hAnsi="Arial" w:cs="Arial"/>
+                <w:b/>
+                <w:bCs/>
+                <w:color w:val="000000"/>
+                <w:sz w:val="18"/>
+                <w:szCs w:val="18"/>
+              </w:rPr>
+              <w:t>Price History / Returns (Calc) / Correlation Matrix tabs</w:t>
+            </w:r>
+            <w:r>
+              <w:rPr>
+                <w:rFonts w:ascii="Arial" w:eastAsia="Times New Roman" w:hAnsi="Arial" w:cs="Arial"/>
+                <w:color w:val="000000"/>
+                <w:sz w:val="18"/>
+                <w:szCs w:val="18"/>
+              </w:rPr>
+              <w:t xml:space="preserve"> — enter monthly closing prices for up to 12</w:t>
+            </w:r>
+          </w:p>
+        </w:tc>
+      </w:tr>
+      <w:tr>
+        <w:trPr>
+          <w:trHeight w:val="270"/>
+        </w:trPr>
+        <w:tc>
+          <w:tcPr>
+            <w:tcW w:w="12117" w:type="dxa"/>
+            <w:tcBorders>
+              <w:top w:val="nil"/>
+              <w:left w:val="nil"/>
+              <w:bottom w:val="nil"/>
+              <w:right w:val="nil"/>
+            </w:tcBorders>
+            <w:hideMark/>
+          </w:tcPr>
+          <w:p>
+            <w:pPr>
+              <w:spacing w:after="0"/>
+              <w:rPr>
+                <w:rFonts w:ascii="Arial" w:eastAsia="Times New Roman" w:hAnsi="Arial" w:cs="Arial"/>
+                <w:color w:val="000000"/>
+                <w:sz w:val="18"/>
+                <w:szCs w:val="18"/>
+              </w:rPr>
+            </w:pPr>
+            <w:r>
+              <w:rPr>
+                <w:rFonts w:ascii="Arial" w:eastAsia="Times New Roman" w:hAnsi="Arial" w:cs="Arial"/>
+                <w:color w:val="000000"/>
+                <w:sz w:val="18"/>
+                <w:szCs w:val="18"/>
+              </w:rPr>
+              <w:t>core positions; pairwise correlation and the Rule 36 per-position violation flag calculate automatically.</w:t>
+            </w:r>
+          </w:p>
+        </w:tc>
+      </w:tr>
+      <w:tr>
+        <w:trPr>
+          <w:trHeight w:val="270"/>
+        </w:trPr>
+        <w:tc>
+          <w:tcPr>
+            <w:tcW w:w="12117" w:type="dxa"/>
+            <w:tcBorders>
+              <w:top w:val="nil"/>
+              <w:left w:val="nil"/>
+              <w:bottom w:val="nil"/>
+              <w:right w:val="nil"/>
+            </w:tcBorders>
+            <w:hideMark/>
+          </w:tcPr>
+          <w:p>
+            <w:pPr>
+              <w:spacing w:after="0"/>
+              <w:rPr>
+                <w:rFonts w:ascii="Arial" w:eastAsia="Times New Roman" w:hAnsi="Arial" w:cs="Arial"/>
+                <w:color w:val="000000"/>
+                <w:sz w:val="18"/>
+                <w:szCs w:val="18"/>
+              </w:rPr>
+            </w:pPr>
+            <w:r>
+              <w:rPr>
+                <w:rFonts w:ascii="Arial" w:eastAsia="Times New Roman" w:hAnsi="Arial" w:cs="Arial"/>
+                <w:color w:val="000000"/>
+                <w:sz w:val="18"/>
+                <w:szCs w:val="18"/>
+              </w:rPr>
+              <w:t xml:space="preserve">5. </w:t>
+            </w:r>
+            <w:r>
+              <w:rPr>
+                <w:rFonts w:ascii="Arial" w:eastAsia="Times New Roman" w:hAnsi="Arial" w:cs="Arial"/>
+                <w:b/>
+                <w:bCs/>
+                <w:color w:val="000000"/>
+                <w:sz w:val="18"/>
+                <w:szCs w:val="18"/>
+              </w:rPr>
+              <w:t>Portfolio Drawdown Log tab</w:t>
+            </w:r>
+            <w:r>
+              <w:rPr>
+                <w:rFonts w:ascii="Arial" w:eastAsia="Times New Roman" w:hAnsi="Arial" w:cs="Arial"/>
+                <w:color w:val="000000"/>
+                <w:sz w:val="18"/>
+                <w:szCs w:val="18"/>
+              </w:rPr>
+              <w:t xml:space="preserve"> — enter portfolio value at each review date; running peak, drawdown %,</w:t>
+            </w:r>
+          </w:p>
+        </w:tc>
+      </w:tr>
+      <w:tr>
+        <w:trPr>
+          <w:trHeight w:val="270"/>
+        </w:trPr>
+        <w:tc>
+          <w:tcPr>
+            <w:tcW w:w="12117" w:type="dxa"/>
+            <w:tcBorders>
+              <w:top w:val="nil"/>
+              <w:left w:val="nil"/>
+              <w:bottom w:val="nil"/>
+              <w:right w:val="nil"/>
+            </w:tcBorders>
+            <w:hideMark/>
+          </w:tcPr>
+          <w:p>
+            <w:pPr>
+              <w:spacing w:after="0"/>
+              <w:rPr>
+                <w:rFonts w:ascii="Arial" w:eastAsia="Times New Roman" w:hAnsi="Arial" w:cs="Arial"/>
+                <w:color w:val="000000"/>
+                <w:sz w:val="18"/>
+                <w:szCs w:val="18"/>
+              </w:rPr>
+            </w:pPr>
+            <w:r>
+              <w:rPr>
+                <w:rFonts w:ascii="Arial" w:eastAsia="Times New Roman" w:hAnsi="Arial" w:cs="Arial"/>
+                <w:color w:val="000000"/>
+                <w:sz w:val="18"/>
+                <w:szCs w:val="18"/>
+              </w:rPr>
+              <w:t>and the Part 7 response status (Normal/Elevated/Severe/Critical) calculate automatically.</w:t>
+            </w:r>
+          </w:p>
+        </w:tc>
+      </w:tr>
+      <w:tr>
+        <w:trPr>
+          <w:trHeight w:val="270"/>
+        </w:trPr>
+        <w:tc>
+          <w:tcPr>
+            <w:tcW w:w="12117" w:type="dxa"/>
+            <w:tcBorders>
+              <w:top w:val="nil"/>
+              <w:left w:val="nil"/>
+              <w:bottom w:val="nil"/>
+              <w:right w:val="nil"/>
+            </w:tcBorders>
+            <w:hideMark/>
+          </w:tcPr>
+          <w:p>
+            <w:pPr>
+              <w:spacing w:after="0"/>
+              <w:rPr>
+                <w:rFonts w:ascii="Arial" w:eastAsia="Times New Roman" w:hAnsi="Arial" w:cs="Arial"/>
+                <w:color w:val="000000"/>
+                <w:sz w:val="18"/>
+                <w:szCs w:val="18"/>
+              </w:rPr>
+            </w:pPr>
+          </w:p>
+        </w:tc>
+      </w:tr>
+      <w:tr>
+        <w:trPr>
+          <w:trHeight w:val="270"/>
+        </w:trPr>
+        <w:tc>
+          <w:tcPr>
+            <w:tcW w:w="12117" w:type="dxa"/>
+            <w:tcBorders>
+              <w:top w:val="nil"/>
+              <w:left w:val="nil"/>
+              <w:bottom w:val="nil"/>
+              <w:right w:val="nil"/>
+            </w:tcBorders>
+            <w:hideMark/>
+          </w:tcPr>
+          <w:p>
+            <w:pPr>
+              <w:spacing w:after="0"/>
+              <w:rPr>
+                <w:rFonts w:ascii="Arial" w:eastAsia="Times New Roman" w:hAnsi="Arial" w:cs="Arial"/>
+                <w:b/>
+                <w:bCs/>
+                <w:color w:val="1F3864"/>
+              </w:rPr>
+            </w:pPr>
+            <w:r>
+              <w:rPr>
+                <w:rFonts w:ascii="Arial" w:eastAsia="Times New Roman" w:hAnsi="Arial" w:cs="Arial"/>
+                <w:b/>
+                <w:bCs/>
+                <w:color w:val="1F3864"/>
+              </w:rPr>
+              <w:t>RULE REFERENCE (Landry System v1.0)</w:t>
+            </w:r>
+          </w:p>
+        </w:tc>
+      </w:tr>
+      <w:tr>
+        <w:trPr>
+          <w:trHeight w:val="270"/>
+        </w:trPr>
+        <w:tc>
+          <w:tcPr>
+            <w:tcW w:w="12117" w:type="dxa"/>
+            <w:tcBorders>
+              <w:top w:val="nil"/>
+              <w:left w:val="nil"/>
+              <w:bottom w:val="nil"/>
+              <w:right w:val="nil"/>
+            </w:tcBorders>
+            <w:hideMark/>
+          </w:tcPr>
+          <w:p>
+            <w:pPr>
+              <w:spacing w:after="0"/>
+              <w:rPr>
+                <w:rFonts w:ascii="Arial" w:eastAsia="Times New Roman" w:hAnsi="Arial" w:cs="Arial"/>
+                <w:color w:val="000000"/>
+                <w:sz w:val="18"/>
+                <w:szCs w:val="18"/>
+              </w:rPr>
+            </w:pPr>
+            <w:r>
+              <w:rPr>
+                <w:rFonts w:ascii="Arial" w:eastAsia="Times New Roman" w:hAnsi="Arial" w:cs="Arial"/>
+                <w:b/>
+                <w:bCs/>
+                <w:color w:val="000000"/>
+                <w:sz w:val="18"/>
+                <w:szCs w:val="18"/>
+              </w:rPr>
+              <w:t>Rules 1–4 (Part 3)</w:t>
+            </w:r>
+            <w:r>
+              <w:rPr>
+                <w:rFonts w:ascii="Arial" w:eastAsia="Times New Roman" w:hAnsi="Arial" w:cs="Arial"/>
+                <w:color w:val="000000"/>
+                <w:sz w:val="18"/>
+                <w:szCs w:val="18"/>
+              </w:rPr>
+              <w:t xml:space="preserve"> — Tier 1 floor of 3.0, mandatory review of any Tier 1 score of 1, automatic Avoid if</w:t>
+            </w:r>
+          </w:p>
+        </w:tc>
+      </w:tr>
+      <w:tr>
+        <w:trPr>
+          <w:trHeight w:val="270"/>
+        </w:trPr>
+        <w:tc>
+          <w:tcPr>
+            <w:tcW w:w="12117" w:type="dxa"/>
+            <w:tcBorders>
+              <w:top w:val="nil"/>
+              <w:left w:val="nil"/>
+              <w:bottom w:val="nil"/>
+              <w:right w:val="nil"/>
+            </w:tcBorders>
+            <w:hideMark/>
+          </w:tcPr>
+          <w:p>
+            <w:pPr>
+              <w:spacing w:after="0"/>
+              <w:rPr>
+                <w:rFonts w:ascii="Arial" w:eastAsia="Times New Roman" w:hAnsi="Arial" w:cs="Arial"/>
+                <w:color w:val="000000"/>
+                <w:sz w:val="18"/>
+                <w:szCs w:val="18"/>
+              </w:rPr>
+            </w:pPr>
+            <w:r>
+              <w:rPr>
+                <w:rFonts w:ascii="Arial" w:eastAsia="Times New Roman" w:hAnsi="Arial" w:cs="Arial"/>
+                <w:color w:val="000000"/>
+                <w:sz w:val="18"/>
+                <w:szCs w:val="18"/>
+              </w:rPr>
+              <w:t>two or more Tier 1 indicators score 2.0 or below, and the Strong Buy cap when two or more Tier 1</w:t>
+            </w:r>
+          </w:p>
+        </w:tc>
+      </w:tr>
+      <w:tr>
+        <w:trPr>
+          <w:trHeight w:val="270"/>
+        </w:trPr>
+        <w:tc>
+          <w:tcPr>
+            <w:tcW w:w="12117" w:type="dxa"/>
+            <w:tcBorders>
+              <w:top w:val="nil"/>
+              <w:left w:val="nil"/>
+              <w:bottom w:val="nil"/>
+              <w:right w:val="nil"/>
+            </w:tcBorders>
+            <w:hideMark/>
+          </w:tcPr>
+          <w:p>
+            <w:pPr>
+              <w:spacing w:after="0"/>
+              <w:rPr>
+                <w:rFonts w:ascii="Arial" w:eastAsia="Times New Roman" w:hAnsi="Arial" w:cs="Arial"/>
+                <w:color w:val="000000"/>
+                <w:sz w:val="18"/>
+                <w:szCs w:val="18"/>
+              </w:rPr>
+            </w:pPr>
+            <w:r>
+              <w:rPr>
+                <w:rFonts w:ascii="Arial" w:eastAsia="Times New Roman" w:hAnsi="Arial" w:cs="Arial"/>
+                <w:color w:val="000000"/>
+                <w:sz w:val="18"/>
+                <w:szCs w:val="18"/>
+              </w:rPr>
+              <w:t>indicators are tagged Low Confidence.</w:t>
+            </w:r>
+          </w:p>
+        </w:tc>
+      </w:tr>
+      <w:tr>
+        <w:trPr>
+          <w:trHeight w:val="270"/>
+        </w:trPr>
+        <w:tc>
+          <w:tcPr>
+            <w:tcW w:w="12117" w:type="dxa"/>
+            <w:tcBorders>
+              <w:top w:val="nil"/>
+              <w:left w:val="nil"/>
+              <w:bottom w:val="nil"/>
+              <w:right w:val="nil"/>
+            </w:tcBorders>
+            <w:hideMark/>
+          </w:tcPr>
+          <w:p>
+            <w:pPr>
+              <w:spacing w:after="0"/>
+              <w:rPr>
+                <w:rFonts w:ascii="Arial" w:eastAsia="Times New Roman" w:hAnsi="Arial" w:cs="Arial"/>
+                <w:color w:val="000000"/>
+                <w:sz w:val="18"/>
+                <w:szCs w:val="18"/>
+              </w:rPr>
+            </w:pPr>
+            <w:r>
+              <w:rPr>
+                <w:rFonts w:ascii="Arial" w:eastAsia="Times New Roman" w:hAnsi="Arial" w:cs="Arial"/>
+                <w:b/>
+                <w:bCs/>
+                <w:color w:val="000000"/>
+                <w:sz w:val="18"/>
+                <w:szCs w:val="18"/>
+              </w:rPr>
+              <w:t>Rule 36 (Part 7)</w:t>
+            </w:r>
+            <w:r>
+              <w:rPr>
+                <w:rFonts w:ascii="Arial" w:eastAsia="Times New Roman" w:hAnsi="Arial" w:cs="Arial"/>
+                <w:color w:val="000000"/>
+                <w:sz w:val="18"/>
+                <w:szCs w:val="18"/>
+              </w:rPr>
+              <w:t xml:space="preserve"> — Correlation Cap: no position may carry pairwise correlation above 0.70 with more</w:t>
+            </w:r>
+          </w:p>
+        </w:tc>
+      </w:tr>
+      <w:tr>
+        <w:trPr>
+          <w:trHeight w:val="270"/>
+        </w:trPr>
+        <w:tc>
+          <w:tcPr>
+            <w:tcW w:w="12117" w:type="dxa"/>
+            <w:tcBorders>
+              <w:top w:val="nil"/>
+              <w:left w:val="nil"/>
+              <w:bottom w:val="nil"/>
+              <w:right w:val="nil"/>
+            </w:tcBorders>
+            <w:hideMark/>
+          </w:tcPr>
+          <w:p>
+            <w:pPr>
+              <w:spacing w:after="0"/>
+              <w:rPr>
+                <w:rFonts w:ascii="Arial" w:eastAsia="Times New Roman" w:hAnsi="Arial" w:cs="Arial"/>
+                <w:color w:val="000000"/>
+                <w:sz w:val="18"/>
+                <w:szCs w:val="18"/>
+              </w:rPr>
+            </w:pPr>
+            <w:r>
+              <w:rPr>
+                <w:rFonts w:ascii="Arial" w:eastAsia="Times New Roman" w:hAnsi="Arial" w:cs="Arial"/>
+                <w:color w:val="000000"/>
+                <w:sz w:val="18"/>
+                <w:szCs w:val="18"/>
+              </w:rPr>
+              <w:t>than one other holding at the same time.</w:t>
+            </w:r>
+          </w:p>
+        </w:tc>
+      </w:tr>
+      <w:tr>
+        <w:trPr>
+          <w:trHeight w:val="270"/>
+        </w:trPr>
+        <w:tc>
+          <w:tcPr>
+            <w:tcW w:w="12117" w:type="dxa"/>
+            <w:tcBorders>
+              <w:top w:val="nil"/>
+              <w:left w:val="nil"/>
+              <w:bottom w:val="nil"/>
+              <w:right w:val="nil"/>
+            </w:tcBorders>
+            <w:hideMark/>
+          </w:tcPr>
+          <w:p>
+            <w:pPr>
+              <w:spacing w:after="0"/>
+              <w:rPr>
+                <w:rFonts w:ascii="Arial" w:eastAsia="Times New Roman" w:hAnsi="Arial" w:cs="Arial"/>
+                <w:color w:val="000000"/>
+                <w:sz w:val="18"/>
+                <w:szCs w:val="18"/>
+              </w:rPr>
+            </w:pPr>
+            <w:r>
+              <w:rPr>
+                <w:rFonts w:ascii="Arial" w:eastAsia="Times New Roman" w:hAnsi="Arial" w:cs="Arial"/>
+                <w:b/>
+                <w:bCs/>
+                <w:color w:val="000000"/>
+                <w:sz w:val="18"/>
+                <w:szCs w:val="18"/>
+              </w:rPr>
+              <w:t>Rule 37 (Part 7)</w:t>
+            </w:r>
+            <w:r>
+              <w:rPr>
+                <w:rFonts w:ascii="Arial" w:eastAsia="Times New Roman" w:hAnsi="Arial" w:cs="Arial"/>
+                <w:color w:val="000000"/>
+                <w:sz w:val="18"/>
+                <w:szCs w:val="18"/>
+              </w:rPr>
+              <w:t xml:space="preserve"> — Portfolio drawdown response levels apply automatically; only a documented Tier 1</w:t>
+            </w:r>
+          </w:p>
+        </w:tc>
+      </w:tr>
+      <w:tr>
+        <w:trPr>
+          <w:trHeight w:val="270"/>
+        </w:trPr>
+        <w:tc>
+          <w:tcPr>
+            <w:tcW w:w="12117" w:type="dxa"/>
+            <w:tcBorders>
+              <w:top w:val="nil"/>
+              <w:left w:val="nil"/>
+              <w:bottom w:val="nil"/>
+              <w:right w:val="nil"/>
+            </w:tcBorders>
+            <w:hideMark/>
+          </w:tcPr>
+          <w:p>
+            <w:pPr>
+              <w:spacing w:after="0"/>
+              <w:rPr>
+                <w:rFonts w:ascii="Arial" w:eastAsia="Times New Roman" w:hAnsi="Arial" w:cs="Arial"/>
+                <w:color w:val="000000"/>
+                <w:sz w:val="18"/>
+                <w:szCs w:val="18"/>
+              </w:rPr>
+            </w:pPr>
+            <w:r>
+              <w:rPr>
+                <w:rFonts w:ascii="Arial" w:eastAsia="Times New Roman" w:hAnsi="Arial" w:cs="Arial"/>
+                <w:color w:val="000000"/>
+                <w:sz w:val="18"/>
+                <w:szCs w:val="18"/>
+              </w:rPr>
+              <w:t>re-score restores normal sizing for an affected security.</w:t>
+            </w:r>
+          </w:p>
+        </w:tc>
+      </w:tr>
+      <w:tr>
+        <w:trPr>
+          <w:trHeight w:val="270"/>
+        </w:trPr>
+        <w:tc>
+          <w:tcPr>
+            <w:tcW w:w="12117" w:type="dxa"/>
+            <w:tcBorders>
+              <w:top w:val="nil"/>
+              <w:left w:val="nil"/>
+              <w:bottom w:val="nil"/>
+              <w:right w:val="nil"/>
+            </w:tcBorders>
+            <w:hideMark/>
+          </w:tcPr>
+          <w:p>
+            <w:pPr>
+              <w:spacing w:after="0"/>
+              <w:rPr>
+                <w:rFonts w:ascii="Arial" w:eastAsia="Times New Roman" w:hAnsi="Arial" w:cs="Arial"/>
+                <w:color w:val="000000"/>
+                <w:sz w:val="18"/>
+                <w:szCs w:val="18"/>
+              </w:rPr>
+            </w:pPr>
+            <w:r>
+              <w:rPr>
+                <w:rFonts w:ascii="Arial" w:eastAsia="Times New Roman" w:hAnsi="Arial" w:cs="Arial"/>
+                <w:b/>
+                <w:bCs/>
+                <w:color w:val="000000"/>
+                <w:sz w:val="18"/>
+                <w:szCs w:val="18"/>
+              </w:rPr>
+              <w:t>Decision thresholds (Part 3)</w:t>
+            </w:r>
+            <w:r>
+              <w:rPr>
+                <w:rFonts w:ascii="Arial" w:eastAsia="Times New Roman" w:hAnsi="Arial" w:cs="Arial"/>
+                <w:color w:val="000000"/>
+                <w:sz w:val="18"/>
+                <w:szCs w:val="18"/>
+              </w:rPr>
+              <w:t>: 80–100 Strong Buy | 65–79 Buy | 50–64 Watch List | 35–49 Avoid | &lt;35 Pass.</w:t>
+            </w:r>
+          </w:p>
+        </w:tc>
+      </w:tr>
+      <w:tr>
+        <w:trPr>
+          <w:trHeight w:val="270"/>
+        </w:trPr>
+        <w:tc>
+          <w:tcPr>
+            <w:tcW w:w="12117" w:type="dxa"/>
+            <w:tcBorders>
+              <w:top w:val="nil"/>
+              <w:left w:val="nil"/>
+              <w:bottom w:val="nil"/>
+              <w:right w:val="nil"/>
+            </w:tcBorders>
+            <w:hideMark/>
+          </w:tcPr>
+          <w:p>
+            <w:pPr>
+              <w:spacing w:after="0"/>
+              <w:rPr>
+                <w:rFonts w:ascii="Arial" w:eastAsia="Times New Roman" w:hAnsi="Arial" w:cs="Arial"/>
+                <w:color w:val="000000"/>
+                <w:sz w:val="18"/>
+                <w:szCs w:val="18"/>
+              </w:rPr>
+            </w:pPr>
+            <w:r>
+              <w:rPr>
+                <w:rFonts w:ascii="Arial" w:eastAsia="Times New Roman" w:hAnsi="Arial" w:cs="Arial"/>
+                <w:b/>
+                <w:bCs/>
+                <w:color w:val="000000"/>
+                <w:sz w:val="18"/>
+                <w:szCs w:val="18"/>
+              </w:rPr>
+              <w:t>Drawdown response (Part 7)</w:t>
+            </w:r>
+            <w:r>
+              <w:rPr>
+                <w:rFonts w:ascii="Arial" w:eastAsia="Times New Roman" w:hAnsi="Arial" w:cs="Arial"/>
+                <w:color w:val="000000"/>
+                <w:sz w:val="18"/>
+                <w:szCs w:val="18"/>
+              </w:rPr>
+              <w:t>: 0–10% Normal | 10–20% Elevated | 20–30% Severe | 30%+ Critical.</w:t>
+            </w:r>
+          </w:p>
+        </w:tc>
+      </w:tr>
+      <w:tr>
+        <w:trPr>
+          <w:trHeight w:val="270"/>
+        </w:trPr>
+        <w:tc>
+          <w:tcPr>
+            <w:tcW w:w="12117" w:type="dxa"/>
+            <w:tcBorders>
+              <w:top w:val="nil"/>
+              <w:left w:val="nil"/>
+              <w:bottom w:val="nil"/>
+              <w:right w:val="nil"/>
+            </w:tcBorders>
+            <w:hideMark/>
+          </w:tcPr>
+          <w:p>
+            <w:pPr>
+              <w:spacing w:after="0"/>
+              <w:rPr>
+                <w:rFonts w:ascii="Arial" w:eastAsia="Times New Roman" w:hAnsi="Arial" w:cs="Arial"/>
+                <w:color w:val="000000"/>
+                <w:sz w:val="18"/>
+                <w:szCs w:val="18"/>
+              </w:rPr>
+            </w:pPr>
+          </w:p>
+        </w:tc>
+      </w:tr>
+      <w:tr>
+        <w:trPr>
+          <w:trHeight w:val="270"/>
+        </w:trPr>
+        <w:tc>
+          <w:tcPr>
+            <w:tcW w:w="12117" w:type="dxa"/>
+            <w:tcBorders>
+              <w:top w:val="nil"/>
+              <w:left w:val="nil"/>
+              <w:bottom w:val="nil"/>
+              <w:right w:val="nil"/>
+            </w:tcBorders>
+            <w:hideMark/>
+          </w:tcPr>
+          <w:p>
+            <w:pPr>
+              <w:spacing w:after="0"/>
+              <w:rPr>
+                <w:rFonts w:ascii="Arial" w:eastAsia="Times New Roman" w:hAnsi="Arial" w:cs="Arial"/>
+                <w:b/>
+                <w:bCs/>
+                <w:color w:val="1F3864"/>
+              </w:rPr>
+            </w:pPr>
+            <w:r>
+              <w:rPr>
+                <w:rFonts w:ascii="Arial" w:eastAsia="Times New Roman" w:hAnsi="Arial" w:cs="Arial"/>
+                <w:b/>
+                <w:bCs/>
+                <w:color w:val="1F3864"/>
+              </w:rPr>
+              <w:t>COLOR LEGEND</w:t>
+            </w:r>
+          </w:p>
+        </w:tc>
+      </w:tr>
+      <w:tr>
+        <w:trPr>
+          <w:trHeight w:val="270"/>
+        </w:trPr>
+        <w:tc>
+          <w:tcPr>
+            <w:tcW w:w="12117" w:type="dxa"/>
+            <w:tcBorders>
+              <w:top w:val="nil"/>
+              <w:left w:val="nil"/>
+              <w:bottom w:val="nil"/>
+              <w:right w:val="nil"/>
+            </w:tcBorders>
+            <w:hideMark/>
+          </w:tcPr>
+          <w:p>
+            <w:pPr>
+              <w:spacing w:after="0"/>
+              <w:rPr>
+                <w:rFonts w:ascii="Arial" w:eastAsia="Times New Roman" w:hAnsi="Arial" w:cs="Arial"/>
+                <w:color w:val="000000"/>
+                <w:sz w:val="18"/>
+                <w:szCs w:val="18"/>
+              </w:rPr>
+            </w:pPr>
+            <w:r>
+              <w:rPr>
+                <w:rFonts w:ascii="Arial" w:eastAsia="Times New Roman" w:hAnsi="Arial" w:cs="Arial"/>
+                <w:b/>
+                <w:bCs/>
+                <w:color w:val="215E99" w:themeColor="text2" w:themeTint="BF"/>
+                <w:sz w:val="18"/>
+                <w:szCs w:val="18"/>
+              </w:rPr>
+              <w:t>Dark blue text</w:t>
+            </w:r>
+            <w:r>
+              <w:rPr>
+                <w:rFonts w:ascii="Arial" w:eastAsia="Times New Roman" w:hAnsi="Arial" w:cs="Arial"/>
+                <w:color w:val="215E99" w:themeColor="text2" w:themeTint="BF"/>
+                <w:sz w:val="18"/>
+                <w:szCs w:val="18"/>
+              </w:rPr>
+              <w:t xml:space="preserve"> </w:t>
+            </w:r>
+            <w:r>
+              <w:rPr>
+                <w:rFonts w:ascii="Arial" w:eastAsia="Times New Roman" w:hAnsi="Arial" w:cs="Arial"/>
+                <w:color w:val="000000"/>
+                <w:sz w:val="18"/>
+                <w:szCs w:val="18"/>
+              </w:rPr>
+              <w:t xml:space="preserve">on </w:t>
+            </w:r>
+            <w:r>
+              <w:rPr>
+                <w:rFonts w:ascii="Arial" w:eastAsia="Times New Roman" w:hAnsi="Arial" w:cs="Arial"/>
+                <w:color w:val="000000"/>
+                <w:sz w:val="18"/>
+                <w:szCs w:val="18"/>
+                <w:highlight w:val="cyan"/>
+              </w:rPr>
+              <w:t>light blue fill</w:t>
+            </w:r>
+            <w:r>
+              <w:rPr>
+                <w:rFonts w:ascii="Arial" w:eastAsia="Times New Roman" w:hAnsi="Arial" w:cs="Arial"/>
+                <w:color w:val="000000"/>
+                <w:sz w:val="18"/>
+                <w:szCs w:val="18"/>
+              </w:rPr>
+              <w:t xml:space="preserve"> = input cell (type here). </w:t>
+            </w:r>
+            <w:r>
+              <w:rPr>
+                <w:rFonts w:ascii="Arial" w:eastAsia="Times New Roman" w:hAnsi="Arial" w:cs="Arial"/>
+                <w:color w:val="000000"/>
+                <w:sz w:val="18"/>
+                <w:szCs w:val="18"/>
+              </w:rPr>
+              <w:br/>
+            </w:r>
+            <w:r>
+              <w:rPr>
+                <w:rFonts w:ascii="Arial" w:eastAsia="Times New Roman" w:hAnsi="Arial" w:cs="Arial"/>
+                <w:b/>
+                <w:bCs/>
+                <w:color w:val="000000"/>
+                <w:sz w:val="18"/>
+                <w:szCs w:val="18"/>
+              </w:rPr>
+              <w:t>Black text, no fill</w:t>
+            </w:r>
+            <w:r>
+              <w:rPr>
+                <w:rFonts w:ascii="Arial" w:eastAsia="Times New Roman" w:hAnsi="Arial" w:cs="Arial"/>
+                <w:color w:val="000000"/>
+                <w:sz w:val="18"/>
+                <w:szCs w:val="18"/>
+              </w:rPr>
+              <w:t xml:space="preserve"> = </w:t>
+            </w:r>
+            <w:r>
+              <w:rPr>
+                <w:rFonts w:ascii="Arial" w:eastAsia="Times New Roman" w:hAnsi="Arial" w:cs="Arial"/>
+                <w:color w:val="000000"/>
+                <w:sz w:val="18"/>
+                <w:szCs w:val="18"/>
+                <w:u w:val="single"/>
+              </w:rPr>
+              <w:t>calculated</w:t>
+            </w:r>
+            <w:r>
+              <w:rPr>
+                <w:rFonts w:ascii="Arial" w:eastAsia="Times New Roman" w:hAnsi="Arial" w:cs="Arial"/>
+                <w:color w:val="000000"/>
+                <w:sz w:val="18"/>
+                <w:szCs w:val="18"/>
+              </w:rPr>
+              <w:t xml:space="preserve"> (do not overwrite -- formulas live here). </w:t>
+            </w:r>
+            <w:r>
+              <w:rPr>
+                <w:rFonts w:ascii="Arial" w:eastAsia="Times New Roman" w:hAnsi="Arial" w:cs="Arial"/>
+                <w:color w:val="000000"/>
+                <w:sz w:val="18"/>
+                <w:szCs w:val="18"/>
+              </w:rPr>
+              <w:br/>
+            </w:r>
+            <w:r>
+              <w:rPr>
+                <w:rFonts w:ascii="Arial" w:eastAsia="Times New Roman" w:hAnsi="Arial" w:cs="Arial"/>
+                <w:b/>
+                <w:bCs/>
+                <w:color w:val="000000"/>
+                <w:sz w:val="18"/>
+                <w:szCs w:val="18"/>
+              </w:rPr>
+              <w:t>Colored fill</w:t>
+            </w:r>
+            <w:r>
+              <w:rPr>
+                <w:rFonts w:ascii="Arial" w:eastAsia="Times New Roman" w:hAnsi="Arial" w:cs="Arial"/>
+                <w:color w:val="000000"/>
+                <w:sz w:val="18"/>
+                <w:szCs w:val="18"/>
+              </w:rPr>
+              <w:t xml:space="preserve"> on </w:t>
+            </w:r>
+            <w:r>
+              <w:rPr>
+                <w:rFonts w:ascii="Arial" w:eastAsia="Times New Roman" w:hAnsi="Arial" w:cs="Arial"/>
+                <w:b/>
+                <w:bCs/>
+                <w:color w:val="000000"/>
+                <w:sz w:val="18"/>
+                <w:szCs w:val="18"/>
+              </w:rPr>
+              <w:t>Decision/Status/Recheck</w:t>
+            </w:r>
+            <w:r>
+              <w:rPr>
+                <w:rFonts w:ascii="Arial" w:eastAsia="Times New Roman" w:hAnsi="Arial" w:cs="Arial"/>
+                <w:color w:val="000000"/>
+                <w:sz w:val="18"/>
+                <w:szCs w:val="18"/>
+              </w:rPr>
+              <w:t xml:space="preserve"> cells reflects the classification band (</w:t>
+            </w:r>
+            <w:r>
+              <w:rPr>
+                <w:rFonts w:ascii="Arial" w:eastAsia="Times New Roman" w:hAnsi="Arial" w:cs="Arial"/>
+                <w:b/>
+                <w:bCs/>
+                <w:color w:val="000000"/>
+                <w:sz w:val="18"/>
+                <w:szCs w:val="18"/>
+              </w:rPr>
+              <w:t>green/yellow/orange/red</w:t>
+            </w:r>
+            <w:r>
+              <w:rPr>
+                <w:rFonts w:ascii="Arial" w:eastAsia="Times New Roman" w:hAnsi="Arial" w:cs="Arial"/>
+                <w:color w:val="000000"/>
+                <w:sz w:val="18"/>
+                <w:szCs w:val="18"/>
+              </w:rPr>
+              <w:t>), separate from the input/formula distinction above</w:t>
+            </w:r>
+            <w:r>
+              <w:rPr>
+                <w:rFonts w:ascii="Arial" w:eastAsia="Times New Roman" w:hAnsi="Arial" w:cs="Arial"/>
+                <w:color w:val="000000"/>
+                <w:sz w:val="18"/>
+                <w:szCs w:val="18"/>
+              </w:rPr>
+              <w:t>.</w:t>
+            </w:r>
+          </w:p>
+        </w:tc>
+      </w:tr>
+      <w:tr>
+        <w:trPr>
+          <w:trHeight w:val="270"/>
+        </w:trPr>
+        <w:tc>
+          <w:tcPr>
+            <w:tcW w:w="12117" w:type="dxa"/>
+            <w:tcBorders>
+              <w:top w:val="nil"/>
+              <w:left w:val="nil"/>
+              <w:bottom w:val="nil"/>
+              <w:right w:val="nil"/>
+            </w:tcBorders>
+            <w:hideMark/>
+          </w:tcPr>
+          <w:p>
+            <w:pPr>
+              <w:spacing w:after="0"/>
+              <w:rPr>
+                <w:rFonts w:ascii="Arial" w:eastAsia="Times New Roman" w:hAnsi="Arial" w:cs="Arial"/>
+                <w:color w:val="000000"/>
+                <w:sz w:val="18"/>
+                <w:szCs w:val="18"/>
+              </w:rPr>
+            </w:pPr>
+          </w:p>
+        </w:tc>
+      </w:tr>
+      <w:tr>
+        <w:trPr>
+          <w:trHeight w:val="300"/>
+        </w:trPr>
+        <w:tc>
+          <w:tcPr>
+            <w:tcW w:w="12117" w:type="dxa"/>
+            <w:tcBorders>
+              <w:top w:val="nil"/>
+              <w:left w:val="nil"/>
+              <w:bottom w:val="nil"/>
+              <w:right w:val="nil"/>
+            </w:tcBorders>
+            <w:noWrap/>
+            <w:hideMark/>
+          </w:tcPr>
+          <w:p>
+            <w:pPr>
+              <w:spacing w:after="0"/>
+              <w:rPr>
+                <w:rFonts w:ascii="Arial" w:eastAsia="Times New Roman" w:hAnsi="Arial" w:cs="Arial"/>
+                <w:color w:val="000000"/>
+                <w:sz w:val="18"/>
+                <w:szCs w:val="18"/>
+              </w:rPr>
+            </w:pPr>
+          </w:p>
+        </w:tc>
+      </w:tr>
+      <w:tr>
+        <w:trPr>
+          <w:trHeight w:val="300"/>
+        </w:trPr>
+        <w:tc>
+          <w:tcPr>
+            <w:tcW w:w="12117" w:type="dxa"/>
+            <w:tcBorders>
+              <w:top w:val="nil"/>
+              <w:left w:val="nil"/>
+              <w:bottom w:val="nil"/>
+              <w:right w:val="nil"/>
+            </w:tcBorders>
+            <w:noWrap/>
+            <w:hideMark/>
+          </w:tcPr>
+          <w:p>
+            <w:pPr>
+              <w:spacing w:after="0"/>
+              <w:rPr>
+                <w:rFonts w:ascii="Arial" w:eastAsia="Times New Roman" w:hAnsi="Arial" w:cs="Arial"/>
+                <w:b/>
+                <w:bCs/>
+                <w:color w:val="1F3864"/>
+              </w:rPr>
+            </w:pPr>
+            <w:r>
+              <w:rPr>
+                <w:rFonts w:ascii="Arial" w:eastAsia="Times New Roman" w:hAnsi="Arial" w:cs="Arial"/>
+                <w:b/>
+                <w:bCs/>
+                <w:color w:val="1F3864"/>
+              </w:rPr>
+              <w:t>SCHEMA REFERENCE</w:t>
+            </w:r>
+          </w:p>
+        </w:tc>
+      </w:tr>
+      <w:tr>
+        <w:trPr>
+          <w:trHeight w:val="300"/>
+        </w:trPr>
+        <w:tc>
+          <w:tcPr>
+            <w:tcW w:w="12117" w:type="dxa"/>
+            <w:tcBorders>
+              <w:top w:val="nil"/>
+              <w:left w:val="nil"/>
+              <w:bottom w:val="nil"/>
+              <w:right w:val="nil"/>
+            </w:tcBorders>
+            <w:noWrap/>
+            <w:hideMark/>
+          </w:tcPr>
+          <w:p>
+            <w:pPr>
+              <w:spacing w:after="0"/>
+              <w:rPr>
+                <w:rFonts w:ascii="Arial" w:eastAsia="Times New Roman" w:hAnsi="Arial" w:cs="Arial"/>
+                <w:sz w:val="18"/>
+                <w:szCs w:val="18"/>
+              </w:rPr>
+            </w:pPr>
+            <w:r>
+              <w:rPr>
+                <w:rFonts w:ascii="Arial" w:eastAsia="Times New Roman" w:hAnsi="Arial" w:cs="Arial"/>
+                <w:sz w:val="18"/>
+                <w:szCs w:val="18"/>
+              </w:rPr>
+              <w:t xml:space="preserve">See the </w:t>
+            </w:r>
+            <w:r>
+              <w:rPr>
+                <w:rFonts w:ascii="Arial" w:eastAsia="Times New Roman" w:hAnsi="Arial" w:cs="Arial"/>
+                <w:b/>
+                <w:bCs/>
+                <w:sz w:val="18"/>
+                <w:szCs w:val="18"/>
+              </w:rPr>
+              <w:t>Schema Reference</w:t>
+            </w:r>
+            <w:r>
+              <w:rPr>
+                <w:rFonts w:ascii="Arial" w:eastAsia="Times New Roman" w:hAnsi="Arial" w:cs="Arial"/>
+                <w:sz w:val="18"/>
+                <w:szCs w:val="18"/>
+              </w:rPr>
+              <w:t xml:space="preserve"> tab (last tab) for the exact column layout of every tab -- </w:t>
+            </w:r>
+            <w:r>
+              <w:rPr>
+                <w:rFonts w:ascii="Arial" w:eastAsia="Times New Roman" w:hAnsi="Arial" w:cs="Arial"/>
+                <w:sz w:val="18"/>
+                <w:szCs w:val="18"/>
+                <w:u w:val="single"/>
+              </w:rPr>
+              <w:t>built for handoff to Claude Code</w:t>
+            </w:r>
+            <w:r>
+              <w:rPr>
+                <w:rFonts w:ascii="Arial" w:eastAsia="Times New Roman" w:hAnsi="Arial" w:cs="Arial"/>
+                <w:sz w:val="18"/>
+                <w:szCs w:val="18"/>
+              </w:rPr>
+              <w:t xml:space="preserve"> or any future programmatic access.</w:t>
+            </w:r>
+          </w:p>
+        </w:tc>
+      </w:tr>
+    </w:tbl>
     <w:p/>
-    <w:p/>
+    <w:p>
+      <w:r>
+        <w:t>[Tab 1 in System Workbook]</w:t>
+      </w:r>
+    </w:p>
     <w:p>
       <w:r>
         <w:br w:type="page"/>
@@ -19676,7 +21493,7 @@
         <w:pStyle w:val="Heading1"/>
         <w:spacing w:before="0" w:after="0"/>
       </w:pPr>
-      <w:bookmarkStart w:id="65" w:name="_Toc236827010"/>
+      <w:bookmarkStart w:id="65" w:name="_Toc238501409"/>
       <w:r>
         <w:lastRenderedPageBreak/>
         <w:t>GLOSSARY</w:t>
@@ -19692,7 +21509,7 @@
           <w:szCs w:val="24"/>
         </w:rPr>
       </w:pPr>
-      <w:bookmarkStart w:id="66" w:name="_Toc236827011"/>
+      <w:bookmarkStart w:id="66" w:name="_Toc238501410"/>
       <w:r>
         <w:rPr>
           <w:sz w:val="24"/>
@@ -21824,7 +23641,7 @@
           <w:szCs w:val="24"/>
         </w:rPr>
       </w:pPr>
-      <w:bookmarkStart w:id="67" w:name="_Toc236827012"/>
+      <w:bookmarkStart w:id="67" w:name="_Toc238501411"/>
       <w:r>
         <w:rPr>
           <w:sz w:val="24"/>
@@ -23126,7 +24943,7 @@
       <w:pPr>
         <w:pStyle w:val="Heading1"/>
       </w:pPr>
-      <w:bookmarkStart w:id="68" w:name="_Toc236827013"/>
+      <w:bookmarkStart w:id="68" w:name="_Toc238501412"/>
       <w:r>
         <w:lastRenderedPageBreak/>
         <w:t>INDEX — MASTER RULE REGISTER &amp; WHAT TO AVOID</w:t>
@@ -23293,7 +25110,7 @@
           <w:top w:val="single" w:sz="4" w:space="1" w:color="auto"/>
         </w:pBdr>
       </w:pPr>
-      <w:bookmarkStart w:id="69" w:name="_Toc236827014"/>
+      <w:bookmarkStart w:id="69" w:name="_Toc238501413"/>
       <w:r>
         <w:t>Part 3 — Composite Score &amp; Confidence</w:t>
       </w:r>
@@ -23523,7 +25340,7 @@
           <w:top w:val="single" w:sz="4" w:space="1" w:color="auto"/>
         </w:pBdr>
       </w:pPr>
-      <w:bookmarkStart w:id="70" w:name="_Toc236827015"/>
+      <w:bookmarkStart w:id="70" w:name="_Toc238501414"/>
       <w:r>
         <w:t>Part 4 — Entry Rules</w:t>
       </w:r>
@@ -24133,7 +25950,7 @@
           <w:top w:val="single" w:sz="4" w:space="1" w:color="auto"/>
         </w:pBdr>
       </w:pPr>
-      <w:bookmarkStart w:id="71" w:name="_Toc236827016"/>
+      <w:bookmarkStart w:id="71" w:name="_Toc238501415"/>
       <w:r>
         <w:t>Part 5 — Position Sizing</w:t>
       </w:r>
@@ -24625,7 +26442,7 @@
           <w:top w:val="single" w:sz="4" w:space="1" w:color="auto"/>
         </w:pBdr>
       </w:pPr>
-      <w:bookmarkStart w:id="72" w:name="_Toc236827017"/>
+      <w:bookmarkStart w:id="72" w:name="_Toc238501416"/>
       <w:r>
         <w:t>Part 6 — Exit &amp; Sell Discipline</w:t>
       </w:r>
@@ -25525,8 +27342,16 @@
         <w:t>, to prevent compounding turnover from repeated marginal comparisons.</w:t>
       </w:r>
     </w:p>
-    <w:p/>
-    <w:p>
+    <w:p>
+      <w:pPr>
+        <w:rPr>
+          <w:b/>
+          <w:bCs/>
+          <w:color w:val="1F3864"/>
+          <w:sz w:val="22"/>
+          <w:szCs w:val="22"/>
+        </w:rPr>
+      </w:pPr>
       <w:r>
         <w:br w:type="page"/>
       </w:r>
@@ -25538,7 +27363,7 @@
           <w:top w:val="single" w:sz="4" w:space="1" w:color="auto"/>
         </w:pBdr>
       </w:pPr>
-      <w:bookmarkStart w:id="73" w:name="_Toc236827018"/>
+      <w:bookmarkStart w:id="73" w:name="_Toc238501417"/>
       <w:r>
         <w:lastRenderedPageBreak/>
         <w:t>Part 7 — Portfolio Risk Management</w:t>
@@ -25833,7 +27658,7 @@
           <w:top w:val="single" w:sz="4" w:space="1" w:color="auto"/>
         </w:pBdr>
       </w:pPr>
-      <w:bookmarkStart w:id="74" w:name="_Toc236827019"/>
+      <w:bookmarkStart w:id="74" w:name="_Toc238501418"/>
       <w:r>
         <w:t>Part 8 — Tax-Aware Portfolio Management</w:t>
       </w:r>
@@ -26061,7 +27886,7 @@
           <w:top w:val="single" w:sz="4" w:space="1" w:color="auto"/>
         </w:pBdr>
       </w:pPr>
-      <w:bookmarkStart w:id="75" w:name="_Toc236827020"/>
+      <w:bookmarkStart w:id="75" w:name="_Toc238501419"/>
       <w:r>
         <w:t>Part 9 — Review Schedule, Documentation &amp; Governance</w:t>
       </w:r>
@@ -26239,7 +28064,7 @@
           <w:top w:val="single" w:sz="4" w:space="1" w:color="auto"/>
         </w:pBdr>
       </w:pPr>
-      <w:bookmarkStart w:id="76" w:name="_Toc236827021"/>
+      <w:bookmarkStart w:id="76" w:name="_Toc238501420"/>
       <w:r>
         <w:t>Part 10 — Sector Adaptations &amp; Operating Definitions</w:t>
       </w:r>
@@ -26587,7 +28412,7 @@
           <w:top w:val="single" w:sz="4" w:space="1" w:color="auto"/>
         </w:pBdr>
       </w:pPr>
-      <w:bookmarkStart w:id="77" w:name="_Toc236827022"/>
+      <w:bookmarkStart w:id="77" w:name="_Toc238501421"/>
       <w:r>
         <w:lastRenderedPageBreak/>
         <w:t>Part 11 — What to Avoid</w:t>
@@ -27080,7 +28905,7 @@
         <w:rPr>
           <w:noProof/>
         </w:rPr>
-        <w:object w:dxaOrig="9360" w:dyaOrig="360" w14:anchorId="4D3199A9">
+        <w:object w:dxaOrig="9360" w:dyaOrig="360" w14:anchorId="78DF9D1B">
           <v:shapetype id="_x0000_t75" coordsize="21600,21600" o:spt="75" o:preferrelative="t" path="m@4@5l@4@11@9@11@9@5xe" filled="f" stroked="f">
             <v:stroke joinstyle="miter"/>
             <v:formulas>
@@ -27100,17 +28925,17 @@
             <v:path o:extrusionok="f" gradientshapeok="t" o:connecttype="rect"/>
             <o:lock v:ext="edit" aspectratio="t"/>
           </v:shapetype>
-          <v:shape id="_x0000_i1025" type="#_x0000_t75" alt="" style="width:468.25pt;height:18.15pt;mso-width-percent:0;mso-height-percent:0;mso-width-percent:0;mso-height-percent:0" o:ole="">
-            <v:imagedata r:id="rId15" o:title=""/>
+          <v:shape id="_x0000_i1025" type="#_x0000_t75" alt="" style="width:468.8pt;height:17.1pt;mso-width-percent:0;mso-height-percent:0;mso-width-percent:0;mso-height-percent:0" o:ole="">
+            <v:imagedata r:id="rId9" o:title=""/>
           </v:shape>
-          <o:OLEObject Type="Embed" ProgID="Word.Document.12" ShapeID="_x0000_i1025" DrawAspect="Content" ObjectID="_1847445135" r:id="rId16">
+          <o:OLEObject Type="Embed" ProgID="Word.Document.12" ShapeID="_x0000_i1025" DrawAspect="Content" ObjectID="_1849114441" r:id="rId10">
             <o:FieldCodes>\s</o:FieldCodes>
           </o:OLEObject>
         </w:object>
       </w:r>
     </w:p>
     <w:sectPr>
-      <w:footerReference w:type="default" r:id="rId17"/>
+      <w:footerReference w:type="default" r:id="rId11"/>
       <w:pgSz w:w="12240" w:h="15840"/>
       <w:pgMar w:top="540" w:right="720" w:bottom="720" w:left="1152" w:header="540" w:footer="364" w:gutter="0"/>
       <w:cols w:space="720"/>
@@ -27121,7 +28946,7 @@
 </file>
 
 <file path=word/endnotes.xml><?xml version="1.0" encoding="utf-8"?>
-<w:endnotes xmlns:wpc="http://schemas.microsoft.com/office/word/2010/wordprocessingCanvas" xmlns:cx="http://schemas.microsoft.com/office/drawing/2014/chartex" xmlns:cx1="http://schemas.microsoft.com/office/drawing/2015/9/8/chartex" xmlns:cx2="http://schemas.microsoft.com/office/drawing/2015/10/21/chartex" xmlns:cx3="http://schemas.microsoft.com/office/drawing/2016/5/9/chartex" xmlns:cx4="http://schemas.microsoft.com/office/drawing/2016/5/10/chartex" xmlns:cx5="http://schemas.microsoft.com/office/drawing/2016/5/11/chartex" xmlns:cx6="http://schemas.microsoft.com/office/drawing/2016/5/12/chartex" xmlns:cx7="http://schemas.microsoft.com/office/drawing/2016/5/13/chartex" xmlns:cx8="http://schemas.microsoft.com/office/drawing/2016/5/14/chartex" xmlns:mc="http://schemas.openxmlformats.org/markup-compatibility/2006" xmlns:m="http://schemas.openxmlformats.org/officeDocument/2006/math" xmlns:aink="http://schemas.microsoft.com/office/drawing/2016/ink" xmlns:am3d="http://schemas.microsoft.com/office/drawing/2017/model3d" xmlns:oel="http://schemas.microsoft.com/office/2019/extlst" xmlns:r="http://schemas.openxmlformats.org/officeDocument/2006/relationships" xmlns:wp14="http://schemas.microsoft.com/office/word/2010/wordprocessingDrawing" xmlns:wp="http://schemas.openxmlformats.org/drawingml/2006/wordprocessingDrawing" xmlns:wpg="http://schemas.microsoft.com/office/word/2010/wordprocessingGroup" xmlns:wpi="http://schemas.microsoft.com/office/word/2010/wordprocessingInk" xmlns:wps="http://schemas.microsoft.com/office/word/2010/wordprocessingShape" xmlns:o="urn:schemas-microsoft-com:office:office" xmlns:v="urn:schemas-microsoft-com:vml" xmlns:w10="urn:schemas-microsoft-com:office:word" xmlns:w="http://schemas.openxmlformats.org/wordprocessingml/2006/main" xmlns:w14="http://schemas.microsoft.com/office/word/2010/wordml" xmlns:w15="http://schemas.microsoft.com/office/word/2012/wordml" xmlns:w16cei="http://schemas.microsoft.com/office/word/2026/wordml/cei" xmlns:w16cex="http://schemas.microsoft.com/office/word/2018/wordml/cex" xmlns:w16cid="http://schemas.microsoft.com/office/word/2016/wordml/cid" xmlns:w16="http://schemas.microsoft.com/office/word/2018/wordml" xmlns:w16sdtdh="http://schemas.microsoft.com/office/word/2020/wordml/sdtdatahash" xmlns:w16sdtfl="http://schemas.microsoft.com/office/word/2024/wordml/sdtformatlock" xmlns:w16se="http://schemas.microsoft.com/office/word/2015/wordml/symex" xmlns:w16du="http://schemas.microsoft.com/office/word/2023/wordml/word16du" xmlns:wne="http://schemas.microsoft.com/office/word/2006/wordml" mc:Ignorable="w14 w15 w16se w16cid w16 w16cex w16sdtdh w16sdtfl w16du wp14">
+<w:endnotes xmlns:wpc="http://schemas.microsoft.com/office/word/2010/wordprocessingCanvas" xmlns:cx="http://schemas.microsoft.com/office/drawing/2014/chartex" xmlns:cx1="http://schemas.microsoft.com/office/drawing/2015/9/8/chartex" xmlns:cx2="http://schemas.microsoft.com/office/drawing/2015/10/21/chartex" xmlns:cx3="http://schemas.microsoft.com/office/drawing/2016/5/9/chartex" xmlns:cx4="http://schemas.microsoft.com/office/drawing/2016/5/10/chartex" xmlns:cx5="http://schemas.microsoft.com/office/drawing/2016/5/11/chartex" xmlns:cx6="http://schemas.microsoft.com/office/drawing/2016/5/12/chartex" xmlns:cx7="http://schemas.microsoft.com/office/drawing/2016/5/13/chartex" xmlns:cx8="http://schemas.microsoft.com/office/drawing/2016/5/14/chartex" xmlns:mc="http://schemas.openxmlformats.org/markup-compatibility/2006" xmlns:m="http://schemas.openxmlformats.org/officeDocument/2006/math" xmlns:aink="http://schemas.microsoft.com/office/drawing/2016/ink" xmlns:am3d="http://schemas.microsoft.com/office/drawing/2017/model3d" xmlns:oel="http://schemas.microsoft.com/office/2019/extlst" xmlns:r="http://schemas.openxmlformats.org/officeDocument/2006/relationships" xmlns:wp14="http://schemas.microsoft.com/office/word/2010/wordprocessingDrawing" xmlns:wp="http://schemas.openxmlformats.org/drawingml/2006/wordprocessingDrawing" xmlns:wpg="http://schemas.microsoft.com/office/word/2010/wordprocessingGroup" xmlns:wpi="http://schemas.microsoft.com/office/word/2010/wordprocessingInk" xmlns:wps="http://schemas.microsoft.com/office/word/2010/wordprocessingShape" xmlns:o="urn:schemas-microsoft-com:office:office" xmlns:v="urn:schemas-microsoft-com:vml" xmlns:w10="urn:schemas-microsoft-com:office:word" xmlns:w="http://schemas.openxmlformats.org/wordprocessingml/2006/main" xmlns:w14="http://schemas.microsoft.com/office/word/2010/wordml" xmlns:w15="http://schemas.microsoft.com/office/word/2012/wordml" xmlns:w16cex="http://schemas.microsoft.com/office/word/2018/wordml/cex" xmlns:w16cid="http://schemas.microsoft.com/office/word/2016/wordml/cid" xmlns:w16="http://schemas.microsoft.com/office/word/2018/wordml" xmlns:w16sdtdh="http://schemas.microsoft.com/office/word/2020/wordml/sdtdatahash" xmlns:w16sdtfl="http://schemas.microsoft.com/office/word/2024/wordml/sdtformatlock" xmlns:w16se="http://schemas.microsoft.com/office/word/2015/wordml/symex" xmlns:w16du="http://schemas.microsoft.com/office/word/2023/wordml/word16du" xmlns:wne="http://schemas.microsoft.com/office/word/2006/wordml" mc:Ignorable="w14 w15 w16se w16cid w16 w16cex w16sdtdh w16sdtfl w16du wp14">
   <w:endnote w:type="separator" w:id="-1">
     <w:p>
       <w:pPr>
@@ -27146,41 +28971,64 @@
 </file>
 
 <file path=word/footer1.xml><?xml version="1.0" encoding="utf-8"?>
-<w:ftr xmlns:wpc="http://schemas.microsoft.com/office/word/2010/wordprocessingCanvas" xmlns:cx="http://schemas.microsoft.com/office/drawing/2014/chartex" xmlns:cx1="http://schemas.microsoft.com/office/drawing/2015/9/8/chartex" xmlns:cx2="http://schemas.microsoft.com/office/drawing/2015/10/21/chartex" xmlns:cx3="http://schemas.microsoft.com/office/drawing/2016/5/9/chartex" xmlns:cx4="http://schemas.microsoft.com/office/drawing/2016/5/10/chartex" xmlns:cx5="http://schemas.microsoft.com/office/drawing/2016/5/11/chartex" xmlns:cx6="http://schemas.microsoft.com/office/drawing/2016/5/12/chartex" xmlns:cx7="http://schemas.microsoft.com/office/drawing/2016/5/13/chartex" xmlns:cx8="http://schemas.microsoft.com/office/drawing/2016/5/14/chartex" xmlns:mc="http://schemas.openxmlformats.org/markup-compatibility/2006" xmlns:m="http://schemas.openxmlformats.org/officeDocument/2006/math" xmlns:aink="http://schemas.microsoft.com/office/drawing/2016/ink" xmlns:am3d="http://schemas.microsoft.com/office/drawing/2017/model3d" xmlns:oel="http://schemas.microsoft.com/office/2019/extlst" xmlns:r="http://schemas.openxmlformats.org/officeDocument/2006/relationships" xmlns:wp14="http://schemas.microsoft.com/office/word/2010/wordprocessingDrawing" xmlns:wp="http://schemas.openxmlformats.org/drawingml/2006/wordprocessingDrawing" xmlns:wpg="http://schemas.microsoft.com/office/word/2010/wordprocessingGroup" xmlns:wpi="http://schemas.microsoft.com/office/word/2010/wordprocessingInk" xmlns:wps="http://schemas.microsoft.com/office/word/2010/wordprocessingShape" xmlns:o="urn:schemas-microsoft-com:office:office" xmlns:v="urn:schemas-microsoft-com:vml" xmlns:w10="urn:schemas-microsoft-com:office:word" xmlns:w="http://schemas.openxmlformats.org/wordprocessingml/2006/main" xmlns:w14="http://schemas.microsoft.com/office/word/2010/wordml" xmlns:w15="http://schemas.microsoft.com/office/word/2012/wordml" xmlns:w16cei="http://schemas.microsoft.com/office/word/2026/wordml/cei" xmlns:w16cex="http://schemas.microsoft.com/office/word/2018/wordml/cex" xmlns:w16cid="http://schemas.microsoft.com/office/word/2016/wordml/cid" xmlns:w16="http://schemas.microsoft.com/office/word/2018/wordml" xmlns:w16sdtdh="http://schemas.microsoft.com/office/word/2020/wordml/sdtdatahash" xmlns:w16sdtfl="http://schemas.microsoft.com/office/word/2024/wordml/sdtformatlock" xmlns:w16se="http://schemas.microsoft.com/office/word/2015/wordml/symex" xmlns:w16du="http://schemas.microsoft.com/office/word/2023/wordml/word16du" xmlns:wne="http://schemas.microsoft.com/office/word/2006/wordml" mc:Ignorable="w14 w15 w16se w16cid w16 w16cex w16sdtdh w16sdtfl w16du wp14">
+<w:ftr xmlns:wpc="http://schemas.microsoft.com/office/word/2010/wordprocessingCanvas" xmlns:cx="http://schemas.microsoft.com/office/drawing/2014/chartex" xmlns:cx1="http://schemas.microsoft.com/office/drawing/2015/9/8/chartex" xmlns:cx2="http://schemas.microsoft.com/office/drawing/2015/10/21/chartex" xmlns:cx3="http://schemas.microsoft.com/office/drawing/2016/5/9/chartex" xmlns:cx4="http://schemas.microsoft.com/office/drawing/2016/5/10/chartex" xmlns:cx5="http://schemas.microsoft.com/office/drawing/2016/5/11/chartex" xmlns:cx6="http://schemas.microsoft.com/office/drawing/2016/5/12/chartex" xmlns:cx7="http://schemas.microsoft.com/office/drawing/2016/5/13/chartex" xmlns:cx8="http://schemas.microsoft.com/office/drawing/2016/5/14/chartex" xmlns:mc="http://schemas.openxmlformats.org/markup-compatibility/2006" xmlns:m="http://schemas.openxmlformats.org/officeDocument/2006/math" xmlns:aink="http://schemas.microsoft.com/office/drawing/2016/ink" xmlns:am3d="http://schemas.microsoft.com/office/drawing/2017/model3d" xmlns:oel="http://schemas.microsoft.com/office/2019/extlst" xmlns:r="http://schemas.openxmlformats.org/officeDocument/2006/relationships" xmlns:wp14="http://schemas.microsoft.com/office/word/2010/wordprocessingDrawing" xmlns:wp="http://schemas.openxmlformats.org/drawingml/2006/wordprocessingDrawing" xmlns:wpg="http://schemas.microsoft.com/office/word/2010/wordprocessingGroup" xmlns:wpi="http://schemas.microsoft.com/office/word/2010/wordprocessingInk" xmlns:wps="http://schemas.microsoft.com/office/word/2010/wordprocessingShape" xmlns:o="urn:schemas-microsoft-com:office:office" xmlns:v="urn:schemas-microsoft-com:vml" xmlns:w10="urn:schemas-microsoft-com:office:word" xmlns:w="http://schemas.openxmlformats.org/wordprocessingml/2006/main" xmlns:w14="http://schemas.microsoft.com/office/word/2010/wordml" xmlns:w15="http://schemas.microsoft.com/office/word/2012/wordml" xmlns:w16cex="http://schemas.microsoft.com/office/word/2018/wordml/cex" xmlns:w16cid="http://schemas.microsoft.com/office/word/2016/wordml/cid" xmlns:w16="http://schemas.microsoft.com/office/word/2018/wordml" xmlns:w16sdtdh="http://schemas.microsoft.com/office/word/2020/wordml/sdtdatahash" xmlns:w16sdtfl="http://schemas.microsoft.com/office/word/2024/wordml/sdtformatlock" xmlns:w16se="http://schemas.microsoft.com/office/word/2015/wordml/symex" xmlns:w16du="http://schemas.microsoft.com/office/word/2023/wordml/word16du" xmlns:wne="http://schemas.microsoft.com/office/word/2006/wordml" mc:Ignorable="w14 w15 w16se w16cid w16 w16cex w16sdtdh w16sdtfl w16du wp14">
   <w:p>
     <w:pPr>
-      <w:pStyle w:val="Footer"/>
+      <w:tabs>
+        <w:tab w:val="left" w:pos="4444"/>
+        <w:tab w:val="center" w:pos="9180"/>
+      </w:tabs>
     </w:pPr>
-  </w:p>
-</w:ftr>
-</file>
-
-<file path=word/footer2.xml><?xml version="1.0" encoding="utf-8"?>
-<w:ftr xmlns:wpc="http://schemas.microsoft.com/office/word/2010/wordprocessingCanvas" xmlns:cx="http://schemas.microsoft.com/office/drawing/2014/chartex" xmlns:cx1="http://schemas.microsoft.com/office/drawing/2015/9/8/chartex" xmlns:cx2="http://schemas.microsoft.com/office/drawing/2015/10/21/chartex" xmlns:cx3="http://schemas.microsoft.com/office/drawing/2016/5/9/chartex" xmlns:cx4="http://schemas.microsoft.com/office/drawing/2016/5/10/chartex" xmlns:cx5="http://schemas.microsoft.com/office/drawing/2016/5/11/chartex" xmlns:cx6="http://schemas.microsoft.com/office/drawing/2016/5/12/chartex" xmlns:cx7="http://schemas.microsoft.com/office/drawing/2016/5/13/chartex" xmlns:cx8="http://schemas.microsoft.com/office/drawing/2016/5/14/chartex" xmlns:mc="http://schemas.openxmlformats.org/markup-compatibility/2006" xmlns:m="http://schemas.openxmlformats.org/officeDocument/2006/math" xmlns:aink="http://schemas.microsoft.com/office/drawing/2016/ink" xmlns:am3d="http://schemas.microsoft.com/office/drawing/2017/model3d" xmlns:oel="http://schemas.microsoft.com/office/2019/extlst" xmlns:r="http://schemas.openxmlformats.org/officeDocument/2006/relationships" xmlns:wp14="http://schemas.microsoft.com/office/word/2010/wordprocessingDrawing" xmlns:wp="http://schemas.openxmlformats.org/drawingml/2006/wordprocessingDrawing" xmlns:wpg="http://schemas.microsoft.com/office/word/2010/wordprocessingGroup" xmlns:wpi="http://schemas.microsoft.com/office/word/2010/wordprocessingInk" xmlns:wps="http://schemas.microsoft.com/office/word/2010/wordprocessingShape" xmlns:o="urn:schemas-microsoft-com:office:office" xmlns:v="urn:schemas-microsoft-com:vml" xmlns:w10="urn:schemas-microsoft-com:office:word" xmlns:w="http://schemas.openxmlformats.org/wordprocessingml/2006/main" xmlns:w14="http://schemas.microsoft.com/office/word/2010/wordml" xmlns:w15="http://schemas.microsoft.com/office/word/2012/wordml" xmlns:w16cei="http://schemas.microsoft.com/office/word/2026/wordml/cei" xmlns:w16cex="http://schemas.microsoft.com/office/word/2018/wordml/cex" xmlns:w16cid="http://schemas.microsoft.com/office/word/2016/wordml/cid" xmlns:w16="http://schemas.microsoft.com/office/word/2018/wordml" xmlns:w16sdtdh="http://schemas.microsoft.com/office/word/2020/wordml/sdtdatahash" xmlns:w16sdtfl="http://schemas.microsoft.com/office/word/2024/wordml/sdtformatlock" xmlns:w16se="http://schemas.microsoft.com/office/word/2015/wordml/symex" xmlns:w16du="http://schemas.microsoft.com/office/word/2023/wordml/word16du" xmlns:wne="http://schemas.microsoft.com/office/word/2006/wordml" mc:Ignorable="w14 w15 w16se w16cid w16 w16cex w16sdtdh w16sdtfl w16du wp14">
-  <w:p>
-    <w:pPr>
-      <w:pStyle w:val="Footer"/>
-    </w:pPr>
-  </w:p>
-</w:ftr>
-</file>
-
-<file path=word/footer3.xml><?xml version="1.0" encoding="utf-8"?>
-<w:ftr xmlns:wpc="http://schemas.microsoft.com/office/word/2010/wordprocessingCanvas" xmlns:cx="http://schemas.microsoft.com/office/drawing/2014/chartex" xmlns:cx1="http://schemas.microsoft.com/office/drawing/2015/9/8/chartex" xmlns:cx2="http://schemas.microsoft.com/office/drawing/2015/10/21/chartex" xmlns:cx3="http://schemas.microsoft.com/office/drawing/2016/5/9/chartex" xmlns:cx4="http://schemas.microsoft.com/office/drawing/2016/5/10/chartex" xmlns:cx5="http://schemas.microsoft.com/office/drawing/2016/5/11/chartex" xmlns:cx6="http://schemas.microsoft.com/office/drawing/2016/5/12/chartex" xmlns:cx7="http://schemas.microsoft.com/office/drawing/2016/5/13/chartex" xmlns:cx8="http://schemas.microsoft.com/office/drawing/2016/5/14/chartex" xmlns:mc="http://schemas.openxmlformats.org/markup-compatibility/2006" xmlns:m="http://schemas.openxmlformats.org/officeDocument/2006/math" xmlns:aink="http://schemas.microsoft.com/office/drawing/2016/ink" xmlns:am3d="http://schemas.microsoft.com/office/drawing/2017/model3d" xmlns:oel="http://schemas.microsoft.com/office/2019/extlst" xmlns:r="http://schemas.openxmlformats.org/officeDocument/2006/relationships" xmlns:wp14="http://schemas.microsoft.com/office/word/2010/wordprocessingDrawing" xmlns:wp="http://schemas.openxmlformats.org/drawingml/2006/wordprocessingDrawing" xmlns:wpg="http://schemas.microsoft.com/office/word/2010/wordprocessingGroup" xmlns:wpi="http://schemas.microsoft.com/office/word/2010/wordprocessingInk" xmlns:wps="http://schemas.microsoft.com/office/word/2010/wordprocessingShape" xmlns:o="urn:schemas-microsoft-com:office:office" xmlns:v="urn:schemas-microsoft-com:vml" xmlns:w10="urn:schemas-microsoft-com:office:word" xmlns:w="http://schemas.openxmlformats.org/wordprocessingml/2006/main" xmlns:w14="http://schemas.microsoft.com/office/word/2010/wordml" xmlns:w15="http://schemas.microsoft.com/office/word/2012/wordml" xmlns:w16cei="http://schemas.microsoft.com/office/word/2026/wordml/cei" xmlns:w16cex="http://schemas.microsoft.com/office/word/2018/wordml/cex" xmlns:w16cid="http://schemas.microsoft.com/office/word/2016/wordml/cid" xmlns:w16="http://schemas.microsoft.com/office/word/2018/wordml" xmlns:w16sdtdh="http://schemas.microsoft.com/office/word/2020/wordml/sdtdatahash" xmlns:w16sdtfl="http://schemas.microsoft.com/office/word/2024/wordml/sdtformatlock" xmlns:w16se="http://schemas.microsoft.com/office/word/2015/wordml/symex" xmlns:w16du="http://schemas.microsoft.com/office/word/2023/wordml/word16du" xmlns:wne="http://schemas.microsoft.com/office/word/2006/wordml" mc:Ignorable="w14 w15 w16se w16cid w16 w16cex w16sdtdh w16sdtfl w16du wp14">
-  <w:p>
-    <w:pPr>
-      <w:pStyle w:val="Footer"/>
-    </w:pPr>
-  </w:p>
-</w:ftr>
-</file>
-
-<file path=word/footer4.xml><?xml version="1.0" encoding="utf-8"?>
-<w:ftr xmlns:wpc="http://schemas.microsoft.com/office/word/2010/wordprocessingCanvas" xmlns:cx="http://schemas.microsoft.com/office/drawing/2014/chartex" xmlns:cx1="http://schemas.microsoft.com/office/drawing/2015/9/8/chartex" xmlns:cx2="http://schemas.microsoft.com/office/drawing/2015/10/21/chartex" xmlns:cx3="http://schemas.microsoft.com/office/drawing/2016/5/9/chartex" xmlns:cx4="http://schemas.microsoft.com/office/drawing/2016/5/10/chartex" xmlns:cx5="http://schemas.microsoft.com/office/drawing/2016/5/11/chartex" xmlns:cx6="http://schemas.microsoft.com/office/drawing/2016/5/12/chartex" xmlns:cx7="http://schemas.microsoft.com/office/drawing/2016/5/13/chartex" xmlns:cx8="http://schemas.microsoft.com/office/drawing/2016/5/14/chartex" xmlns:mc="http://schemas.openxmlformats.org/markup-compatibility/2006" xmlns:m="http://schemas.openxmlformats.org/officeDocument/2006/math" xmlns:aink="http://schemas.microsoft.com/office/drawing/2016/ink" xmlns:am3d="http://schemas.microsoft.com/office/drawing/2017/model3d" xmlns:oel="http://schemas.microsoft.com/office/2019/extlst" xmlns:r="http://schemas.openxmlformats.org/officeDocument/2006/relationships" xmlns:wp14="http://schemas.microsoft.com/office/word/2010/wordprocessingDrawing" xmlns:wp="http://schemas.openxmlformats.org/drawingml/2006/wordprocessingDrawing" xmlns:wpg="http://schemas.microsoft.com/office/word/2010/wordprocessingGroup" xmlns:wpi="http://schemas.microsoft.com/office/word/2010/wordprocessingInk" xmlns:wps="http://schemas.microsoft.com/office/word/2010/wordprocessingShape" xmlns:o="urn:schemas-microsoft-com:office:office" xmlns:v="urn:schemas-microsoft-com:vml" xmlns:w10="urn:schemas-microsoft-com:office:word" xmlns:w="http://schemas.openxmlformats.org/wordprocessingml/2006/main" xmlns:w14="http://schemas.microsoft.com/office/word/2010/wordml" xmlns:w15="http://schemas.microsoft.com/office/word/2012/wordml" xmlns:w16cei="http://schemas.microsoft.com/office/word/2026/wordml/cei" xmlns:w16cex="http://schemas.microsoft.com/office/word/2018/wordml/cex" xmlns:w16cid="http://schemas.microsoft.com/office/word/2016/wordml/cid" xmlns:w16="http://schemas.microsoft.com/office/word/2018/wordml" xmlns:w16sdtdh="http://schemas.microsoft.com/office/word/2020/wordml/sdtdatahash" xmlns:w16sdtfl="http://schemas.microsoft.com/office/word/2024/wordml/sdtformatlock" xmlns:w16se="http://schemas.microsoft.com/office/word/2015/wordml/symex" xmlns:w16du="http://schemas.microsoft.com/office/word/2023/wordml/word16du" xmlns:wne="http://schemas.microsoft.com/office/word/2006/wordml" mc:Ignorable="w14 w15 w16se w16cid w16 w16cex w16sdtdh w16sdtfl w16du wp14">
-  <w:p>
-    <w:pPr>
-      <w:jc w:val="center"/>
-    </w:pPr>
+    <w:r>
+      <w:rPr>
+        <w:sz w:val="18"/>
+        <w:szCs w:val="18"/>
+      </w:rPr>
+      <w:fldChar w:fldCharType="begin"/>
+    </w:r>
+    <w:r>
+      <w:rPr>
+        <w:sz w:val="18"/>
+        <w:szCs w:val="18"/>
+      </w:rPr>
+      <w:instrText xml:space="preserve"> FILENAME  \* MERGEFORMAT </w:instrText>
+    </w:r>
+    <w:r>
+      <w:rPr>
+        <w:sz w:val="18"/>
+        <w:szCs w:val="18"/>
+      </w:rPr>
+      <w:fldChar w:fldCharType="separate"/>
+    </w:r>
+    <w:r>
+      <w:rPr>
+        <w:noProof/>
+        <w:sz w:val="18"/>
+        <w:szCs w:val="18"/>
+      </w:rPr>
+      <w:t>LANDRY_SYSTEM_v1-01_final.docx</w:t>
+    </w:r>
+    <w:r>
+      <w:rPr>
+        <w:sz w:val="18"/>
+        <w:szCs w:val="18"/>
+      </w:rPr>
+      <w:fldChar w:fldCharType="end"/>
+    </w:r>
+    <w:r>
+      <w:rPr>
+        <w:sz w:val="18"/>
+        <w:szCs w:val="18"/>
+      </w:rPr>
+      <w:tab/>
+    </w:r>
+    <w:r>
+      <w:rPr>
+        <w:sz w:val="18"/>
+        <w:szCs w:val="18"/>
+      </w:rPr>
+      <w:tab/>
+    </w:r>
     <w:r>
       <w:rPr>
         <w:sz w:val="18"/>
@@ -27264,8 +29112,8 @@
 </w:ftr>
 </file>
 
-<file path=word/footer5.xml><?xml version="1.0" encoding="utf-8"?>
-<w:ftr xmlns:wpc="http://schemas.microsoft.com/office/word/2010/wordprocessingCanvas" xmlns:cx="http://schemas.microsoft.com/office/drawing/2014/chartex" xmlns:cx1="http://schemas.microsoft.com/office/drawing/2015/9/8/chartex" xmlns:cx2="http://schemas.microsoft.com/office/drawing/2015/10/21/chartex" xmlns:cx3="http://schemas.microsoft.com/office/drawing/2016/5/9/chartex" xmlns:cx4="http://schemas.microsoft.com/office/drawing/2016/5/10/chartex" xmlns:cx5="http://schemas.microsoft.com/office/drawing/2016/5/11/chartex" xmlns:cx6="http://schemas.microsoft.com/office/drawing/2016/5/12/chartex" xmlns:cx7="http://schemas.microsoft.com/office/drawing/2016/5/13/chartex" xmlns:cx8="http://schemas.microsoft.com/office/drawing/2016/5/14/chartex" xmlns:mc="http://schemas.openxmlformats.org/markup-compatibility/2006" xmlns:m="http://schemas.openxmlformats.org/officeDocument/2006/math" xmlns:aink="http://schemas.microsoft.com/office/drawing/2016/ink" xmlns:am3d="http://schemas.microsoft.com/office/drawing/2017/model3d" xmlns:oel="http://schemas.microsoft.com/office/2019/extlst" xmlns:r="http://schemas.openxmlformats.org/officeDocument/2006/relationships" xmlns:wp14="http://schemas.microsoft.com/office/word/2010/wordprocessingDrawing" xmlns:wp="http://schemas.openxmlformats.org/drawingml/2006/wordprocessingDrawing" xmlns:wpg="http://schemas.microsoft.com/office/word/2010/wordprocessingGroup" xmlns:wpi="http://schemas.microsoft.com/office/word/2010/wordprocessingInk" xmlns:wps="http://schemas.microsoft.com/office/word/2010/wordprocessingShape" xmlns:o="urn:schemas-microsoft-com:office:office" xmlns:v="urn:schemas-microsoft-com:vml" xmlns:w10="urn:schemas-microsoft-com:office:word" xmlns:w="http://schemas.openxmlformats.org/wordprocessingml/2006/main" xmlns:w14="http://schemas.microsoft.com/office/word/2010/wordml" xmlns:w15="http://schemas.microsoft.com/office/word/2012/wordml" xmlns:w16cei="http://schemas.microsoft.com/office/word/2026/wordml/cei" xmlns:w16cex="http://schemas.microsoft.com/office/word/2018/wordml/cex" xmlns:w16cid="http://schemas.microsoft.com/office/word/2016/wordml/cid" xmlns:w16="http://schemas.microsoft.com/office/word/2018/wordml" xmlns:w16sdtdh="http://schemas.microsoft.com/office/word/2020/wordml/sdtdatahash" xmlns:w16sdtfl="http://schemas.microsoft.com/office/word/2024/wordml/sdtformatlock" xmlns:w16se="http://schemas.microsoft.com/office/word/2015/wordml/symex" xmlns:w16du="http://schemas.microsoft.com/office/word/2023/wordml/word16du" xmlns:wne="http://schemas.microsoft.com/office/word/2006/wordml" mc:Ignorable="w14 w15 w16se w16cid w16 w16cex w16sdtdh w16sdtfl w16du wp14">
+<file path=word/footer2.xml><?xml version="1.0" encoding="utf-8"?>
+<w:ftr xmlns:wpc="http://schemas.microsoft.com/office/word/2010/wordprocessingCanvas" xmlns:cx="http://schemas.microsoft.com/office/drawing/2014/chartex" xmlns:cx1="http://schemas.microsoft.com/office/drawing/2015/9/8/chartex" xmlns:cx2="http://schemas.microsoft.com/office/drawing/2015/10/21/chartex" xmlns:cx3="http://schemas.microsoft.com/office/drawing/2016/5/9/chartex" xmlns:cx4="http://schemas.microsoft.com/office/drawing/2016/5/10/chartex" xmlns:cx5="http://schemas.microsoft.com/office/drawing/2016/5/11/chartex" xmlns:cx6="http://schemas.microsoft.com/office/drawing/2016/5/12/chartex" xmlns:cx7="http://schemas.microsoft.com/office/drawing/2016/5/13/chartex" xmlns:cx8="http://schemas.microsoft.com/office/drawing/2016/5/14/chartex" xmlns:mc="http://schemas.openxmlformats.org/markup-compatibility/2006" xmlns:m="http://schemas.openxmlformats.org/officeDocument/2006/math" xmlns:aink="http://schemas.microsoft.com/office/drawing/2016/ink" xmlns:am3d="http://schemas.microsoft.com/office/drawing/2017/model3d" xmlns:oel="http://schemas.microsoft.com/office/2019/extlst" xmlns:r="http://schemas.openxmlformats.org/officeDocument/2006/relationships" xmlns:wp14="http://schemas.microsoft.com/office/word/2010/wordprocessingDrawing" xmlns:wp="http://schemas.openxmlformats.org/drawingml/2006/wordprocessingDrawing" xmlns:wpg="http://schemas.microsoft.com/office/word/2010/wordprocessingGroup" xmlns:wpi="http://schemas.microsoft.com/office/word/2010/wordprocessingInk" xmlns:wps="http://schemas.microsoft.com/office/word/2010/wordprocessingShape" xmlns:o="urn:schemas-microsoft-com:office:office" xmlns:v="urn:schemas-microsoft-com:vml" xmlns:w10="urn:schemas-microsoft-com:office:word" xmlns:w="http://schemas.openxmlformats.org/wordprocessingml/2006/main" xmlns:w14="http://schemas.microsoft.com/office/word/2010/wordml" xmlns:w15="http://schemas.microsoft.com/office/word/2012/wordml" xmlns:w16cex="http://schemas.microsoft.com/office/word/2018/wordml/cex" xmlns:w16cid="http://schemas.microsoft.com/office/word/2016/wordml/cid" xmlns:w16="http://schemas.microsoft.com/office/word/2018/wordml" xmlns:w16sdtdh="http://schemas.microsoft.com/office/word/2020/wordml/sdtdatahash" xmlns:w16sdtfl="http://schemas.microsoft.com/office/word/2024/wordml/sdtformatlock" xmlns:w16se="http://schemas.microsoft.com/office/word/2015/wordml/symex" xmlns:w16du="http://schemas.microsoft.com/office/word/2023/wordml/word16du" xmlns:wne="http://schemas.microsoft.com/office/word/2006/wordml" mc:Ignorable="w14 w15 w16se w16cid w16 w16cex w16sdtdh w16sdtfl w16du wp14">
   <w:p>
     <w:pPr>
       <w:pBdr>
@@ -27303,7 +29151,7 @@
         <w:sz w:val="18"/>
         <w:szCs w:val="18"/>
       </w:rPr>
-      <w:t>LANDRY_SYSTEM_v1_0.docx</w:t>
+      <w:t>LANDRY_SYSTEM_v1-01_final.docx</w:t>
     </w:r>
     <w:r>
       <w:rPr>
@@ -27403,7 +29251,7 @@
 </file>
 
 <file path=word/footnotes.xml><?xml version="1.0" encoding="utf-8"?>
-<w:footnotes xmlns:wpc="http://schemas.microsoft.com/office/word/2010/wordprocessingCanvas" xmlns:cx="http://schemas.microsoft.com/office/drawing/2014/chartex" xmlns:cx1="http://schemas.microsoft.com/office/drawing/2015/9/8/chartex" xmlns:cx2="http://schemas.microsoft.com/office/drawing/2015/10/21/chartex" xmlns:cx3="http://schemas.microsoft.com/office/drawing/2016/5/9/chartex" xmlns:cx4="http://schemas.microsoft.com/office/drawing/2016/5/10/chartex" xmlns:cx5="http://schemas.microsoft.com/office/drawing/2016/5/11/chartex" xmlns:cx6="http://schemas.microsoft.com/office/drawing/2016/5/12/chartex" xmlns:cx7="http://schemas.microsoft.com/office/drawing/2016/5/13/chartex" xmlns:cx8="http://schemas.microsoft.com/office/drawing/2016/5/14/chartex" xmlns:mc="http://schemas.openxmlformats.org/markup-compatibility/2006" xmlns:m="http://schemas.openxmlformats.org/officeDocument/2006/math" xmlns:aink="http://schemas.microsoft.com/office/drawing/2016/ink" xmlns:am3d="http://schemas.microsoft.com/office/drawing/2017/model3d" xmlns:oel="http://schemas.microsoft.com/office/2019/extlst" xmlns:r="http://schemas.openxmlformats.org/officeDocument/2006/relationships" xmlns:wp14="http://schemas.microsoft.com/office/word/2010/wordprocessingDrawing" xmlns:wp="http://schemas.openxmlformats.org/drawingml/2006/wordprocessingDrawing" xmlns:wpg="http://schemas.microsoft.com/office/word/2010/wordprocessingGroup" xmlns:wpi="http://schemas.microsoft.com/office/word/2010/wordprocessingInk" xmlns:wps="http://schemas.microsoft.com/office/word/2010/wordprocessingShape" xmlns:o="urn:schemas-microsoft-com:office:office" xmlns:v="urn:schemas-microsoft-com:vml" xmlns:w10="urn:schemas-microsoft-com:office:word" xmlns:w="http://schemas.openxmlformats.org/wordprocessingml/2006/main" xmlns:w14="http://schemas.microsoft.com/office/word/2010/wordml" xmlns:w15="http://schemas.microsoft.com/office/word/2012/wordml" xmlns:w16cei="http://schemas.microsoft.com/office/word/2026/wordml/cei" xmlns:w16cex="http://schemas.microsoft.com/office/word/2018/wordml/cex" xmlns:w16cid="http://schemas.microsoft.com/office/word/2016/wordml/cid" xmlns:w16="http://schemas.microsoft.com/office/word/2018/wordml" xmlns:w16sdtdh="http://schemas.microsoft.com/office/word/2020/wordml/sdtdatahash" xmlns:w16sdtfl="http://schemas.microsoft.com/office/word/2024/wordml/sdtformatlock" xmlns:w16se="http://schemas.microsoft.com/office/word/2015/wordml/symex" xmlns:w16du="http://schemas.microsoft.com/office/word/2023/wordml/word16du" xmlns:wne="http://schemas.microsoft.com/office/word/2006/wordml" mc:Ignorable="w14 w15 w16se w16cid w16 w16cex w16sdtdh w16sdtfl w16du wp14">
+<w:footnotes xmlns:wpc="http://schemas.microsoft.com/office/word/2010/wordprocessingCanvas" xmlns:cx="http://schemas.microsoft.com/office/drawing/2014/chartex" xmlns:cx1="http://schemas.microsoft.com/office/drawing/2015/9/8/chartex" xmlns:cx2="http://schemas.microsoft.com/office/drawing/2015/10/21/chartex" xmlns:cx3="http://schemas.microsoft.com/office/drawing/2016/5/9/chartex" xmlns:cx4="http://schemas.microsoft.com/office/drawing/2016/5/10/chartex" xmlns:cx5="http://schemas.microsoft.com/office/drawing/2016/5/11/chartex" xmlns:cx6="http://schemas.microsoft.com/office/drawing/2016/5/12/chartex" xmlns:cx7="http://schemas.microsoft.com/office/drawing/2016/5/13/chartex" xmlns:cx8="http://schemas.microsoft.com/office/drawing/2016/5/14/chartex" xmlns:mc="http://schemas.openxmlformats.org/markup-compatibility/2006" xmlns:m="http://schemas.openxmlformats.org/officeDocument/2006/math" xmlns:aink="http://schemas.microsoft.com/office/drawing/2016/ink" xmlns:am3d="http://schemas.microsoft.com/office/drawing/2017/model3d" xmlns:oel="http://schemas.microsoft.com/office/2019/extlst" xmlns:r="http://schemas.openxmlformats.org/officeDocument/2006/relationships" xmlns:wp14="http://schemas.microsoft.com/office/word/2010/wordprocessingDrawing" xmlns:wp="http://schemas.openxmlformats.org/drawingml/2006/wordprocessingDrawing" xmlns:wpg="http://schemas.microsoft.com/office/word/2010/wordprocessingGroup" xmlns:wpi="http://schemas.microsoft.com/office/word/2010/wordprocessingInk" xmlns:wps="http://schemas.microsoft.com/office/word/2010/wordprocessingShape" xmlns:o="urn:schemas-microsoft-com:office:office" xmlns:v="urn:schemas-microsoft-com:vml" xmlns:w10="urn:schemas-microsoft-com:office:word" xmlns:w="http://schemas.openxmlformats.org/wordprocessingml/2006/main" xmlns:w14="http://schemas.microsoft.com/office/word/2010/wordml" xmlns:w15="http://schemas.microsoft.com/office/word/2012/wordml" xmlns:w16cex="http://schemas.microsoft.com/office/word/2018/wordml/cex" xmlns:w16cid="http://schemas.microsoft.com/office/word/2016/wordml/cid" xmlns:w16="http://schemas.microsoft.com/office/word/2018/wordml" xmlns:w16sdtdh="http://schemas.microsoft.com/office/word/2020/wordml/sdtdatahash" xmlns:w16sdtfl="http://schemas.microsoft.com/office/word/2024/wordml/sdtformatlock" xmlns:w16se="http://schemas.microsoft.com/office/word/2015/wordml/symex" xmlns:w16du="http://schemas.microsoft.com/office/word/2023/wordml/word16du" xmlns:wne="http://schemas.microsoft.com/office/word/2006/wordml" mc:Ignorable="w14 w15 w16se w16cid w16 w16cex w16sdtdh w16sdtfl w16du wp14">
   <w:footnote w:type="separator" w:id="-1">
     <w:p>
       <w:pPr>
@@ -27427,38 +29275,8 @@
 </w:footnotes>
 </file>
 
-<file path=word/header1.xml><?xml version="1.0" encoding="utf-8"?>
-<w:hdr xmlns:wpc="http://schemas.microsoft.com/office/word/2010/wordprocessingCanvas" xmlns:cx="http://schemas.microsoft.com/office/drawing/2014/chartex" xmlns:cx1="http://schemas.microsoft.com/office/drawing/2015/9/8/chartex" xmlns:cx2="http://schemas.microsoft.com/office/drawing/2015/10/21/chartex" xmlns:cx3="http://schemas.microsoft.com/office/drawing/2016/5/9/chartex" xmlns:cx4="http://schemas.microsoft.com/office/drawing/2016/5/10/chartex" xmlns:cx5="http://schemas.microsoft.com/office/drawing/2016/5/11/chartex" xmlns:cx6="http://schemas.microsoft.com/office/drawing/2016/5/12/chartex" xmlns:cx7="http://schemas.microsoft.com/office/drawing/2016/5/13/chartex" xmlns:cx8="http://schemas.microsoft.com/office/drawing/2016/5/14/chartex" xmlns:mc="http://schemas.openxmlformats.org/markup-compatibility/2006" xmlns:m="http://schemas.openxmlformats.org/officeDocument/2006/math" xmlns:aink="http://schemas.microsoft.com/office/drawing/2016/ink" xmlns:am3d="http://schemas.microsoft.com/office/drawing/2017/model3d" xmlns:oel="http://schemas.microsoft.com/office/2019/extlst" xmlns:r="http://schemas.openxmlformats.org/officeDocument/2006/relationships" xmlns:wp14="http://schemas.microsoft.com/office/word/2010/wordprocessingDrawing" xmlns:wp="http://schemas.openxmlformats.org/drawingml/2006/wordprocessingDrawing" xmlns:wpg="http://schemas.microsoft.com/office/word/2010/wordprocessingGroup" xmlns:wpi="http://schemas.microsoft.com/office/word/2010/wordprocessingInk" xmlns:wps="http://schemas.microsoft.com/office/word/2010/wordprocessingShape" xmlns:o="urn:schemas-microsoft-com:office:office" xmlns:v="urn:schemas-microsoft-com:vml" xmlns:w10="urn:schemas-microsoft-com:office:word" xmlns:w="http://schemas.openxmlformats.org/wordprocessingml/2006/main" xmlns:w14="http://schemas.microsoft.com/office/word/2010/wordml" xmlns:w15="http://schemas.microsoft.com/office/word/2012/wordml" xmlns:w16cei="http://schemas.microsoft.com/office/word/2026/wordml/cei" xmlns:w16cex="http://schemas.microsoft.com/office/word/2018/wordml/cex" xmlns:w16cid="http://schemas.microsoft.com/office/word/2016/wordml/cid" xmlns:w16="http://schemas.microsoft.com/office/word/2018/wordml" xmlns:w16sdtdh="http://schemas.microsoft.com/office/word/2020/wordml/sdtdatahash" xmlns:w16sdtfl="http://schemas.microsoft.com/office/word/2024/wordml/sdtformatlock" xmlns:w16se="http://schemas.microsoft.com/office/word/2015/wordml/symex" xmlns:w16du="http://schemas.microsoft.com/office/word/2023/wordml/word16du" xmlns:wne="http://schemas.microsoft.com/office/word/2006/wordml" mc:Ignorable="w14 w15 w16se w16cid w16 w16cex w16sdtdh w16sdtfl w16du wp14">
-  <w:p>
-    <w:pPr>
-      <w:pStyle w:val="Header"/>
-    </w:pPr>
-  </w:p>
-</w:hdr>
-</file>
-
-<file path=word/header2.xml><?xml version="1.0" encoding="utf-8"?>
-<w:hdr xmlns:wpc="http://schemas.microsoft.com/office/word/2010/wordprocessingCanvas" xmlns:cx="http://schemas.microsoft.com/office/drawing/2014/chartex" xmlns:cx1="http://schemas.microsoft.com/office/drawing/2015/9/8/chartex" xmlns:cx2="http://schemas.microsoft.com/office/drawing/2015/10/21/chartex" xmlns:cx3="http://schemas.microsoft.com/office/drawing/2016/5/9/chartex" xmlns:cx4="http://schemas.microsoft.com/office/drawing/2016/5/10/chartex" xmlns:cx5="http://schemas.microsoft.com/office/drawing/2016/5/11/chartex" xmlns:cx6="http://schemas.microsoft.com/office/drawing/2016/5/12/chartex" xmlns:cx7="http://schemas.microsoft.com/office/drawing/2016/5/13/chartex" xmlns:cx8="http://schemas.microsoft.com/office/drawing/2016/5/14/chartex" xmlns:mc="http://schemas.openxmlformats.org/markup-compatibility/2006" xmlns:m="http://schemas.openxmlformats.org/officeDocument/2006/math" xmlns:aink="http://schemas.microsoft.com/office/drawing/2016/ink" xmlns:am3d="http://schemas.microsoft.com/office/drawing/2017/model3d" xmlns:oel="http://schemas.microsoft.com/office/2019/extlst" xmlns:r="http://schemas.openxmlformats.org/officeDocument/2006/relationships" xmlns:wp14="http://schemas.microsoft.com/office/word/2010/wordprocessingDrawing" xmlns:wp="http://schemas.openxmlformats.org/drawingml/2006/wordprocessingDrawing" xmlns:wpg="http://schemas.microsoft.com/office/word/2010/wordprocessingGroup" xmlns:wpi="http://schemas.microsoft.com/office/word/2010/wordprocessingInk" xmlns:wps="http://schemas.microsoft.com/office/word/2010/wordprocessingShape" xmlns:o="urn:schemas-microsoft-com:office:office" xmlns:v="urn:schemas-microsoft-com:vml" xmlns:w10="urn:schemas-microsoft-com:office:word" xmlns:w="http://schemas.openxmlformats.org/wordprocessingml/2006/main" xmlns:w14="http://schemas.microsoft.com/office/word/2010/wordml" xmlns:w15="http://schemas.microsoft.com/office/word/2012/wordml" xmlns:w16cei="http://schemas.microsoft.com/office/word/2026/wordml/cei" xmlns:w16cex="http://schemas.microsoft.com/office/word/2018/wordml/cex" xmlns:w16cid="http://schemas.microsoft.com/office/word/2016/wordml/cid" xmlns:w16="http://schemas.microsoft.com/office/word/2018/wordml" xmlns:w16sdtdh="http://schemas.microsoft.com/office/word/2020/wordml/sdtdatahash" xmlns:w16sdtfl="http://schemas.microsoft.com/office/word/2024/wordml/sdtformatlock" xmlns:w16se="http://schemas.microsoft.com/office/word/2015/wordml/symex" xmlns:w16du="http://schemas.microsoft.com/office/word/2023/wordml/word16du" xmlns:wne="http://schemas.microsoft.com/office/word/2006/wordml" mc:Ignorable="w14 w15 w16se w16cid w16 w16cex w16sdtdh w16sdtfl w16du wp14">
-  <w:p>
-    <w:pPr>
-      <w:pStyle w:val="Header"/>
-    </w:pPr>
-  </w:p>
-</w:hdr>
-</file>
-
-<file path=word/header3.xml><?xml version="1.0" encoding="utf-8"?>
-<w:hdr xmlns:wpc="http://schemas.microsoft.com/office/word/2010/wordprocessingCanvas" xmlns:cx="http://schemas.microsoft.com/office/drawing/2014/chartex" xmlns:cx1="http://schemas.microsoft.com/office/drawing/2015/9/8/chartex" xmlns:cx2="http://schemas.microsoft.com/office/drawing/2015/10/21/chartex" xmlns:cx3="http://schemas.microsoft.com/office/drawing/2016/5/9/chartex" xmlns:cx4="http://schemas.microsoft.com/office/drawing/2016/5/10/chartex" xmlns:cx5="http://schemas.microsoft.com/office/drawing/2016/5/11/chartex" xmlns:cx6="http://schemas.microsoft.com/office/drawing/2016/5/12/chartex" xmlns:cx7="http://schemas.microsoft.com/office/drawing/2016/5/13/chartex" xmlns:cx8="http://schemas.microsoft.com/office/drawing/2016/5/14/chartex" xmlns:mc="http://schemas.openxmlformats.org/markup-compatibility/2006" xmlns:m="http://schemas.openxmlformats.org/officeDocument/2006/math" xmlns:aink="http://schemas.microsoft.com/office/drawing/2016/ink" xmlns:am3d="http://schemas.microsoft.com/office/drawing/2017/model3d" xmlns:oel="http://schemas.microsoft.com/office/2019/extlst" xmlns:r="http://schemas.openxmlformats.org/officeDocument/2006/relationships" xmlns:wp14="http://schemas.microsoft.com/office/word/2010/wordprocessingDrawing" xmlns:wp="http://schemas.openxmlformats.org/drawingml/2006/wordprocessingDrawing" xmlns:wpg="http://schemas.microsoft.com/office/word/2010/wordprocessingGroup" xmlns:wpi="http://schemas.microsoft.com/office/word/2010/wordprocessingInk" xmlns:wps="http://schemas.microsoft.com/office/word/2010/wordprocessingShape" xmlns:o="urn:schemas-microsoft-com:office:office" xmlns:v="urn:schemas-microsoft-com:vml" xmlns:w10="urn:schemas-microsoft-com:office:word" xmlns:w="http://schemas.openxmlformats.org/wordprocessingml/2006/main" xmlns:w14="http://schemas.microsoft.com/office/word/2010/wordml" xmlns:w15="http://schemas.microsoft.com/office/word/2012/wordml" xmlns:w16cei="http://schemas.microsoft.com/office/word/2026/wordml/cei" xmlns:w16cex="http://schemas.microsoft.com/office/word/2018/wordml/cex" xmlns:w16cid="http://schemas.microsoft.com/office/word/2016/wordml/cid" xmlns:w16="http://schemas.microsoft.com/office/word/2018/wordml" xmlns:w16sdtdh="http://schemas.microsoft.com/office/word/2020/wordml/sdtdatahash" xmlns:w16sdtfl="http://schemas.microsoft.com/office/word/2024/wordml/sdtformatlock" xmlns:w16se="http://schemas.microsoft.com/office/word/2015/wordml/symex" xmlns:w16du="http://schemas.microsoft.com/office/word/2023/wordml/word16du" xmlns:wne="http://schemas.microsoft.com/office/word/2006/wordml" mc:Ignorable="w14 w15 w16se w16cid w16 w16cex w16sdtdh w16sdtfl w16du wp14">
-  <w:p>
-    <w:pPr>
-      <w:pStyle w:val="Header"/>
-    </w:pPr>
-  </w:p>
-</w:hdr>
-</file>
-
 <file path=word/numbering.xml><?xml version="1.0" encoding="utf-8"?>
-<w:numbering xmlns:wpc="http://schemas.microsoft.com/office/word/2010/wordprocessingCanvas" xmlns:cx="http://schemas.microsoft.com/office/drawing/2014/chartex" xmlns:cx1="http://schemas.microsoft.com/office/drawing/2015/9/8/chartex" xmlns:cx2="http://schemas.microsoft.com/office/drawing/2015/10/21/chartex" xmlns:cx3="http://schemas.microsoft.com/office/drawing/2016/5/9/chartex" xmlns:cx4="http://schemas.microsoft.com/office/drawing/2016/5/10/chartex" xmlns:cx5="http://schemas.microsoft.com/office/drawing/2016/5/11/chartex" xmlns:cx6="http://schemas.microsoft.com/office/drawing/2016/5/12/chartex" xmlns:cx7="http://schemas.microsoft.com/office/drawing/2016/5/13/chartex" xmlns:cx8="http://schemas.microsoft.com/office/drawing/2016/5/14/chartex" xmlns:mc="http://schemas.openxmlformats.org/markup-compatibility/2006" xmlns:m="http://schemas.openxmlformats.org/officeDocument/2006/math" xmlns:aink="http://schemas.microsoft.com/office/drawing/2016/ink" xmlns:am3d="http://schemas.microsoft.com/office/drawing/2017/model3d" xmlns:oel="http://schemas.microsoft.com/office/2019/extlst" xmlns:r="http://schemas.openxmlformats.org/officeDocument/2006/relationships" xmlns:wp14="http://schemas.microsoft.com/office/word/2010/wordprocessingDrawing" xmlns:wp="http://schemas.openxmlformats.org/drawingml/2006/wordprocessingDrawing" xmlns:wpg="http://schemas.microsoft.com/office/word/2010/wordprocessingGroup" xmlns:wpi="http://schemas.microsoft.com/office/word/2010/wordprocessingInk" xmlns:wps="http://schemas.microsoft.com/office/word/2010/wordprocessingShape" xmlns:o="urn:schemas-microsoft-com:office:office" xmlns:v="urn:schemas-microsoft-com:vml" xmlns:w10="urn:schemas-microsoft-com:office:word" xmlns:w="http://schemas.openxmlformats.org/wordprocessingml/2006/main" xmlns:w14="http://schemas.microsoft.com/office/word/2010/wordml" xmlns:w15="http://schemas.microsoft.com/office/word/2012/wordml" xmlns:w16cei="http://schemas.microsoft.com/office/word/2026/wordml/cei" xmlns:w16cex="http://schemas.microsoft.com/office/word/2018/wordml/cex" xmlns:w16cid="http://schemas.microsoft.com/office/word/2016/wordml/cid" xmlns:w16="http://schemas.microsoft.com/office/word/2018/wordml" xmlns:w16sdtdh="http://schemas.microsoft.com/office/word/2020/wordml/sdtdatahash" xmlns:w16sdtfl="http://schemas.microsoft.com/office/word/2024/wordml/sdtformatlock" xmlns:w16se="http://schemas.microsoft.com/office/word/2015/wordml/symex" xmlns:w16du="http://schemas.microsoft.com/office/word/2023/wordml/word16du" xmlns:wne="http://schemas.microsoft.com/office/word/2006/wordml" mc:Ignorable="w14 w15 w16se w16cid w16 w16cex w16sdtdh w16sdtfl w16du wp14">
+<w:numbering xmlns:wpc="http://schemas.microsoft.com/office/word/2010/wordprocessingCanvas" xmlns:cx="http://schemas.microsoft.com/office/drawing/2014/chartex" xmlns:cx1="http://schemas.microsoft.com/office/drawing/2015/9/8/chartex" xmlns:cx2="http://schemas.microsoft.com/office/drawing/2015/10/21/chartex" xmlns:cx3="http://schemas.microsoft.com/office/drawing/2016/5/9/chartex" xmlns:cx4="http://schemas.microsoft.com/office/drawing/2016/5/10/chartex" xmlns:cx5="http://schemas.microsoft.com/office/drawing/2016/5/11/chartex" xmlns:cx6="http://schemas.microsoft.com/office/drawing/2016/5/12/chartex" xmlns:cx7="http://schemas.microsoft.com/office/drawing/2016/5/13/chartex" xmlns:cx8="http://schemas.microsoft.com/office/drawing/2016/5/14/chartex" xmlns:mc="http://schemas.openxmlformats.org/markup-compatibility/2006" xmlns:m="http://schemas.openxmlformats.org/officeDocument/2006/math" xmlns:aink="http://schemas.microsoft.com/office/drawing/2016/ink" xmlns:am3d="http://schemas.microsoft.com/office/drawing/2017/model3d" xmlns:oel="http://schemas.microsoft.com/office/2019/extlst" xmlns:r="http://schemas.openxmlformats.org/officeDocument/2006/relationships" xmlns:wp14="http://schemas.microsoft.com/office/word/2010/wordprocessingDrawing" xmlns:wp="http://schemas.openxmlformats.org/drawingml/2006/wordprocessingDrawing" xmlns:wpg="http://schemas.microsoft.com/office/word/2010/wordprocessingGroup" xmlns:wpi="http://schemas.microsoft.com/office/word/2010/wordprocessingInk" xmlns:wps="http://schemas.microsoft.com/office/word/2010/wordprocessingShape" xmlns:o="urn:schemas-microsoft-com:office:office" xmlns:v="urn:schemas-microsoft-com:vml" xmlns:w10="urn:schemas-microsoft-com:office:word" xmlns:w="http://schemas.openxmlformats.org/wordprocessingml/2006/main" xmlns:w14="http://schemas.microsoft.com/office/word/2010/wordml" xmlns:w15="http://schemas.microsoft.com/office/word/2012/wordml" xmlns:w16cex="http://schemas.microsoft.com/office/word/2018/wordml/cex" xmlns:w16cid="http://schemas.microsoft.com/office/word/2016/wordml/cid" xmlns:w16="http://schemas.microsoft.com/office/word/2018/wordml" xmlns:w16sdtdh="http://schemas.microsoft.com/office/word/2020/wordml/sdtdatahash" xmlns:w16sdtfl="http://schemas.microsoft.com/office/word/2024/wordml/sdtformatlock" xmlns:w16se="http://schemas.microsoft.com/office/word/2015/wordml/symex" xmlns:w16du="http://schemas.microsoft.com/office/word/2023/wordml/word16du" xmlns:wne="http://schemas.microsoft.com/office/word/2006/wordml" mc:Ignorable="w14 w15 w16se w16cid w16 w16cex w16sdtdh w16sdtfl w16du wp14">
   <w:abstractNum w:abstractNumId="0" w15:restartNumberingAfterBreak="0">
     <w:nsid w:val="00AC02F7"/>
     <w:multiLevelType w:val="hybridMultilevel"/>
@@ -27573,6 +29391,119 @@
     </w:lvl>
   </w:abstractNum>
   <w:abstractNum w:abstractNumId="1" w15:restartNumberingAfterBreak="0">
+    <w:nsid w:val="02CE4270"/>
+    <w:multiLevelType w:val="hybridMultilevel"/>
+    <w:tmpl w:val="289EBDF8"/>
+    <w:lvl w:ilvl="0" w:tplc="04090005">
+      <w:start w:val="1"/>
+      <w:numFmt w:val="bullet"/>
+      <w:lvlText w:val=""/>
+      <w:lvlJc w:val="left"/>
+      <w:pPr>
+        <w:ind w:left="360" w:hanging="360"/>
+      </w:pPr>
+      <w:rPr>
+        <w:rFonts w:ascii="Wingdings" w:hAnsi="Wingdings" w:hint="default"/>
+      </w:rPr>
+    </w:lvl>
+    <w:lvl w:ilvl="1" w:tplc="04090003" w:tentative="1">
+      <w:start w:val="1"/>
+      <w:numFmt w:val="bullet"/>
+      <w:lvlText w:val="o"/>
+      <w:lvlJc w:val="left"/>
+      <w:pPr>
+        <w:ind w:left="1080" w:hanging="360"/>
+      </w:pPr>
+      <w:rPr>
+        <w:rFonts w:ascii="Courier New" w:hAnsi="Courier New" w:cs="Courier New" w:hint="default"/>
+      </w:rPr>
+    </w:lvl>
+    <w:lvl w:ilvl="2" w:tplc="04090005" w:tentative="1">
+      <w:start w:val="1"/>
+      <w:numFmt w:val="bullet"/>
+      <w:lvlText w:val=""/>
+      <w:lvlJc w:val="left"/>
+      <w:pPr>
+        <w:ind w:left="1800" w:hanging="360"/>
+      </w:pPr>
+      <w:rPr>
+        <w:rFonts w:ascii="Wingdings" w:hAnsi="Wingdings" w:hint="default"/>
+      </w:rPr>
+    </w:lvl>
+    <w:lvl w:ilvl="3" w:tplc="04090001" w:tentative="1">
+      <w:start w:val="1"/>
+      <w:numFmt w:val="bullet"/>
+      <w:lvlText w:val=""/>
+      <w:lvlJc w:val="left"/>
+      <w:pPr>
+        <w:ind w:left="2520" w:hanging="360"/>
+      </w:pPr>
+      <w:rPr>
+        <w:rFonts w:ascii="Symbol" w:hAnsi="Symbol" w:hint="default"/>
+      </w:rPr>
+    </w:lvl>
+    <w:lvl w:ilvl="4" w:tplc="04090003" w:tentative="1">
+      <w:start w:val="1"/>
+      <w:numFmt w:val="bullet"/>
+      <w:lvlText w:val="o"/>
+      <w:lvlJc w:val="left"/>
+      <w:pPr>
+        <w:ind w:left="3240" w:hanging="360"/>
+      </w:pPr>
+      <w:rPr>
+        <w:rFonts w:ascii="Courier New" w:hAnsi="Courier New" w:cs="Courier New" w:hint="default"/>
+      </w:rPr>
+    </w:lvl>
+    <w:lvl w:ilvl="5" w:tplc="04090005" w:tentative="1">
+      <w:start w:val="1"/>
+      <w:numFmt w:val="bullet"/>
+      <w:lvlText w:val=""/>
+      <w:lvlJc w:val="left"/>
+      <w:pPr>
+        <w:ind w:left="3960" w:hanging="360"/>
+      </w:pPr>
+      <w:rPr>
+        <w:rFonts w:ascii="Wingdings" w:hAnsi="Wingdings" w:hint="default"/>
+      </w:rPr>
+    </w:lvl>
+    <w:lvl w:ilvl="6" w:tplc="04090001" w:tentative="1">
+      <w:start w:val="1"/>
+      <w:numFmt w:val="bullet"/>
+      <w:lvlText w:val=""/>
+      <w:lvlJc w:val="left"/>
+      <w:pPr>
+        <w:ind w:left="4680" w:hanging="360"/>
+      </w:pPr>
+      <w:rPr>
+        <w:rFonts w:ascii="Symbol" w:hAnsi="Symbol" w:hint="default"/>
+      </w:rPr>
+    </w:lvl>
+    <w:lvl w:ilvl="7" w:tplc="04090003" w:tentative="1">
+      <w:start w:val="1"/>
+      <w:numFmt w:val="bullet"/>
+      <w:lvlText w:val="o"/>
+      <w:lvlJc w:val="left"/>
+      <w:pPr>
+        <w:ind w:left="5400" w:hanging="360"/>
+      </w:pPr>
+      <w:rPr>
+        <w:rFonts w:ascii="Courier New" w:hAnsi="Courier New" w:cs="Courier New" w:hint="default"/>
+      </w:rPr>
+    </w:lvl>
+    <w:lvl w:ilvl="8" w:tplc="04090005" w:tentative="1">
+      <w:start w:val="1"/>
+      <w:numFmt w:val="bullet"/>
+      <w:lvlText w:val=""/>
+      <w:lvlJc w:val="left"/>
+      <w:pPr>
+        <w:ind w:left="6120" w:hanging="360"/>
+      </w:pPr>
+      <w:rPr>
+        <w:rFonts w:ascii="Wingdings" w:hAnsi="Wingdings" w:hint="default"/>
+      </w:rPr>
+    </w:lvl>
+  </w:abstractNum>
+  <w:abstractNum w:abstractNumId="2" w15:restartNumberingAfterBreak="0">
     <w:nsid w:val="0B463F65"/>
     <w:multiLevelType w:val="hybridMultilevel"/>
     <w:tmpl w:val="68FC1844"/>
@@ -27685,7 +29616,93 @@
       </w:rPr>
     </w:lvl>
   </w:abstractNum>
-  <w:abstractNum w:abstractNumId="2" w15:restartNumberingAfterBreak="0">
+  <w:abstractNum w:abstractNumId="3" w15:restartNumberingAfterBreak="0">
+    <w:nsid w:val="17763766"/>
+    <w:multiLevelType w:val="hybridMultilevel"/>
+    <w:tmpl w:val="0AFA5E6C"/>
+    <w:lvl w:ilvl="0" w:tplc="0409000F">
+      <w:start w:val="1"/>
+      <w:numFmt w:val="decimal"/>
+      <w:lvlText w:val="%1."/>
+      <w:lvlJc w:val="left"/>
+      <w:pPr>
+        <w:ind w:left="1080" w:hanging="360"/>
+      </w:pPr>
+    </w:lvl>
+    <w:lvl w:ilvl="1" w:tplc="04090019" w:tentative="1">
+      <w:start w:val="1"/>
+      <w:numFmt w:val="lowerLetter"/>
+      <w:lvlText w:val="%2."/>
+      <w:lvlJc w:val="left"/>
+      <w:pPr>
+        <w:ind w:left="1800" w:hanging="360"/>
+      </w:pPr>
+    </w:lvl>
+    <w:lvl w:ilvl="2" w:tplc="0409001B" w:tentative="1">
+      <w:start w:val="1"/>
+      <w:numFmt w:val="lowerRoman"/>
+      <w:lvlText w:val="%3."/>
+      <w:lvlJc w:val="right"/>
+      <w:pPr>
+        <w:ind w:left="2520" w:hanging="180"/>
+      </w:pPr>
+    </w:lvl>
+    <w:lvl w:ilvl="3" w:tplc="0409000F" w:tentative="1">
+      <w:start w:val="1"/>
+      <w:numFmt w:val="decimal"/>
+      <w:lvlText w:val="%4."/>
+      <w:lvlJc w:val="left"/>
+      <w:pPr>
+        <w:ind w:left="3240" w:hanging="360"/>
+      </w:pPr>
+    </w:lvl>
+    <w:lvl w:ilvl="4" w:tplc="04090019" w:tentative="1">
+      <w:start w:val="1"/>
+      <w:numFmt w:val="lowerLetter"/>
+      <w:lvlText w:val="%5."/>
+      <w:lvlJc w:val="left"/>
+      <w:pPr>
+        <w:ind w:left="3960" w:hanging="360"/>
+      </w:pPr>
+    </w:lvl>
+    <w:lvl w:ilvl="5" w:tplc="0409001B" w:tentative="1">
+      <w:start w:val="1"/>
+      <w:numFmt w:val="lowerRoman"/>
+      <w:lvlText w:val="%6."/>
+      <w:lvlJc w:val="right"/>
+      <w:pPr>
+        <w:ind w:left="4680" w:hanging="180"/>
+      </w:pPr>
+    </w:lvl>
+    <w:lvl w:ilvl="6" w:tplc="0409000F" w:tentative="1">
+      <w:start w:val="1"/>
+      <w:numFmt w:val="decimal"/>
+      <w:lvlText w:val="%7."/>
+      <w:lvlJc w:val="left"/>
+      <w:pPr>
+        <w:ind w:left="5400" w:hanging="360"/>
+      </w:pPr>
+    </w:lvl>
+    <w:lvl w:ilvl="7" w:tplc="04090019" w:tentative="1">
+      <w:start w:val="1"/>
+      <w:numFmt w:val="lowerLetter"/>
+      <w:lvlText w:val="%8."/>
+      <w:lvlJc w:val="left"/>
+      <w:pPr>
+        <w:ind w:left="6120" w:hanging="360"/>
+      </w:pPr>
+    </w:lvl>
+    <w:lvl w:ilvl="8" w:tplc="0409001B" w:tentative="1">
+      <w:start w:val="1"/>
+      <w:numFmt w:val="lowerRoman"/>
+      <w:lvlText w:val="%9."/>
+      <w:lvlJc w:val="right"/>
+      <w:pPr>
+        <w:ind w:left="6840" w:hanging="180"/>
+      </w:pPr>
+    </w:lvl>
+  </w:abstractNum>
+  <w:abstractNum w:abstractNumId="4" w15:restartNumberingAfterBreak="0">
     <w:nsid w:val="1C11016E"/>
     <w:multiLevelType w:val="hybridMultilevel"/>
     <w:tmpl w:val="EBA0E264"/>
@@ -27798,7 +29815,7 @@
       </w:rPr>
     </w:lvl>
   </w:abstractNum>
-  <w:abstractNum w:abstractNumId="3" w15:restartNumberingAfterBreak="0">
+  <w:abstractNum w:abstractNumId="5" w15:restartNumberingAfterBreak="0">
     <w:nsid w:val="25FE2A3B"/>
     <w:multiLevelType w:val="hybridMultilevel"/>
     <w:tmpl w:val="EFAE7E16"/>
@@ -27858,7 +29875,7 @@
       <w:lvlJc w:val="left"/>
     </w:lvl>
   </w:abstractNum>
-  <w:abstractNum w:abstractNumId="4" w15:restartNumberingAfterBreak="0">
+  <w:abstractNum w:abstractNumId="6" w15:restartNumberingAfterBreak="0">
     <w:nsid w:val="291D69AF"/>
     <w:multiLevelType w:val="hybridMultilevel"/>
     <w:tmpl w:val="C324D9BC"/>
@@ -27917,7 +29934,93 @@
       <w:lvlJc w:val="left"/>
     </w:lvl>
   </w:abstractNum>
-  <w:abstractNum w:abstractNumId="5" w15:restartNumberingAfterBreak="0">
+  <w:abstractNum w:abstractNumId="7" w15:restartNumberingAfterBreak="0">
+    <w:nsid w:val="2AFA0080"/>
+    <w:multiLevelType w:val="hybridMultilevel"/>
+    <w:tmpl w:val="B5C84CAC"/>
+    <w:lvl w:ilvl="0" w:tplc="0409000F">
+      <w:start w:val="1"/>
+      <w:numFmt w:val="decimal"/>
+      <w:lvlText w:val="%1."/>
+      <w:lvlJc w:val="left"/>
+      <w:pPr>
+        <w:ind w:left="1080" w:hanging="360"/>
+      </w:pPr>
+    </w:lvl>
+    <w:lvl w:ilvl="1" w:tplc="04090019" w:tentative="1">
+      <w:start w:val="1"/>
+      <w:numFmt w:val="lowerLetter"/>
+      <w:lvlText w:val="%2."/>
+      <w:lvlJc w:val="left"/>
+      <w:pPr>
+        <w:ind w:left="1800" w:hanging="360"/>
+      </w:pPr>
+    </w:lvl>
+    <w:lvl w:ilvl="2" w:tplc="0409001B" w:tentative="1">
+      <w:start w:val="1"/>
+      <w:numFmt w:val="lowerRoman"/>
+      <w:lvlText w:val="%3."/>
+      <w:lvlJc w:val="right"/>
+      <w:pPr>
+        <w:ind w:left="2520" w:hanging="180"/>
+      </w:pPr>
+    </w:lvl>
+    <w:lvl w:ilvl="3" w:tplc="0409000F" w:tentative="1">
+      <w:start w:val="1"/>
+      <w:numFmt w:val="decimal"/>
+      <w:lvlText w:val="%4."/>
+      <w:lvlJc w:val="left"/>
+      <w:pPr>
+        <w:ind w:left="3240" w:hanging="360"/>
+      </w:pPr>
+    </w:lvl>
+    <w:lvl w:ilvl="4" w:tplc="04090019" w:tentative="1">
+      <w:start w:val="1"/>
+      <w:numFmt w:val="lowerLetter"/>
+      <w:lvlText w:val="%5."/>
+      <w:lvlJc w:val="left"/>
+      <w:pPr>
+        <w:ind w:left="3960" w:hanging="360"/>
+      </w:pPr>
+    </w:lvl>
+    <w:lvl w:ilvl="5" w:tplc="0409001B" w:tentative="1">
+      <w:start w:val="1"/>
+      <w:numFmt w:val="lowerRoman"/>
+      <w:lvlText w:val="%6."/>
+      <w:lvlJc w:val="right"/>
+      <w:pPr>
+        <w:ind w:left="4680" w:hanging="180"/>
+      </w:pPr>
+    </w:lvl>
+    <w:lvl w:ilvl="6" w:tplc="0409000F" w:tentative="1">
+      <w:start w:val="1"/>
+      <w:numFmt w:val="decimal"/>
+      <w:lvlText w:val="%7."/>
+      <w:lvlJc w:val="left"/>
+      <w:pPr>
+        <w:ind w:left="5400" w:hanging="360"/>
+      </w:pPr>
+    </w:lvl>
+    <w:lvl w:ilvl="7" w:tplc="04090019" w:tentative="1">
+      <w:start w:val="1"/>
+      <w:numFmt w:val="lowerLetter"/>
+      <w:lvlText w:val="%8."/>
+      <w:lvlJc w:val="left"/>
+      <w:pPr>
+        <w:ind w:left="6120" w:hanging="360"/>
+      </w:pPr>
+    </w:lvl>
+    <w:lvl w:ilvl="8" w:tplc="0409001B" w:tentative="1">
+      <w:start w:val="1"/>
+      <w:numFmt w:val="lowerRoman"/>
+      <w:lvlText w:val="%9."/>
+      <w:lvlJc w:val="right"/>
+      <w:pPr>
+        <w:ind w:left="6840" w:hanging="180"/>
+      </w:pPr>
+    </w:lvl>
+  </w:abstractNum>
+  <w:abstractNum w:abstractNumId="8" w15:restartNumberingAfterBreak="0">
     <w:nsid w:val="2B7A252B"/>
     <w:multiLevelType w:val="hybridMultilevel"/>
     <w:tmpl w:val="41329468"/>
@@ -28030,7 +30133,7 @@
       </w:rPr>
     </w:lvl>
   </w:abstractNum>
-  <w:abstractNum w:abstractNumId="6" w15:restartNumberingAfterBreak="0">
+  <w:abstractNum w:abstractNumId="9" w15:restartNumberingAfterBreak="0">
     <w:nsid w:val="30E56F9D"/>
     <w:multiLevelType w:val="hybridMultilevel"/>
     <w:tmpl w:val="8A601A62"/>
@@ -28143,7 +30246,7 @@
       </w:rPr>
     </w:lvl>
   </w:abstractNum>
-  <w:abstractNum w:abstractNumId="7" w15:restartNumberingAfterBreak="0">
+  <w:abstractNum w:abstractNumId="10" w15:restartNumberingAfterBreak="0">
     <w:nsid w:val="328147A8"/>
     <w:multiLevelType w:val="hybridMultilevel"/>
     <w:tmpl w:val="6414CCB6"/>
@@ -28256,7 +30359,7 @@
       </w:rPr>
     </w:lvl>
   </w:abstractNum>
-  <w:abstractNum w:abstractNumId="8" w15:restartNumberingAfterBreak="0">
+  <w:abstractNum w:abstractNumId="11" w15:restartNumberingAfterBreak="0">
     <w:nsid w:val="44106395"/>
     <w:multiLevelType w:val="hybridMultilevel"/>
     <w:tmpl w:val="549C68EE"/>
@@ -28369,7 +30472,7 @@
       </w:rPr>
     </w:lvl>
   </w:abstractNum>
-  <w:abstractNum w:abstractNumId="9" w15:restartNumberingAfterBreak="0">
+  <w:abstractNum w:abstractNumId="12" w15:restartNumberingAfterBreak="0">
     <w:nsid w:val="45A17C80"/>
     <w:multiLevelType w:val="hybridMultilevel"/>
     <w:tmpl w:val="1A34B3AA"/>
@@ -28428,7 +30531,7 @@
       <w:lvlJc w:val="left"/>
     </w:lvl>
   </w:abstractNum>
-  <w:abstractNum w:abstractNumId="10" w15:restartNumberingAfterBreak="0">
+  <w:abstractNum w:abstractNumId="13" w15:restartNumberingAfterBreak="0">
     <w:nsid w:val="4A8E00CD"/>
     <w:multiLevelType w:val="hybridMultilevel"/>
     <w:tmpl w:val="F1EEF59A"/>
@@ -28514,7 +30617,7 @@
       </w:pPr>
     </w:lvl>
   </w:abstractNum>
-  <w:abstractNum w:abstractNumId="11" w15:restartNumberingAfterBreak="0">
+  <w:abstractNum w:abstractNumId="14" w15:restartNumberingAfterBreak="0">
     <w:nsid w:val="4DBA2967"/>
     <w:multiLevelType w:val="hybridMultilevel"/>
     <w:tmpl w:val="33BC0278"/>
@@ -28627,7 +30730,96 @@
       </w:rPr>
     </w:lvl>
   </w:abstractNum>
-  <w:abstractNum w:abstractNumId="12" w15:restartNumberingAfterBreak="0">
+  <w:abstractNum w:abstractNumId="15" w15:restartNumberingAfterBreak="0">
+    <w:nsid w:val="52EA111D"/>
+    <w:multiLevelType w:val="hybridMultilevel"/>
+    <w:tmpl w:val="ADA64B18"/>
+    <w:lvl w:ilvl="0" w:tplc="0409000F">
+      <w:start w:val="1"/>
+      <w:numFmt w:val="decimal"/>
+      <w:lvlText w:val="%1."/>
+      <w:lvlJc w:val="left"/>
+      <w:pPr>
+        <w:ind w:left="720" w:hanging="360"/>
+      </w:pPr>
+      <w:rPr>
+        <w:rFonts w:hint="default"/>
+      </w:rPr>
+    </w:lvl>
+    <w:lvl w:ilvl="1" w:tplc="04090019" w:tentative="1">
+      <w:start w:val="1"/>
+      <w:numFmt w:val="lowerLetter"/>
+      <w:lvlText w:val="%2."/>
+      <w:lvlJc w:val="left"/>
+      <w:pPr>
+        <w:ind w:left="1440" w:hanging="360"/>
+      </w:pPr>
+    </w:lvl>
+    <w:lvl w:ilvl="2" w:tplc="0409001B" w:tentative="1">
+      <w:start w:val="1"/>
+      <w:numFmt w:val="lowerRoman"/>
+      <w:lvlText w:val="%3."/>
+      <w:lvlJc w:val="right"/>
+      <w:pPr>
+        <w:ind w:left="2160" w:hanging="180"/>
+      </w:pPr>
+    </w:lvl>
+    <w:lvl w:ilvl="3" w:tplc="0409000F" w:tentative="1">
+      <w:start w:val="1"/>
+      <w:numFmt w:val="decimal"/>
+      <w:lvlText w:val="%4."/>
+      <w:lvlJc w:val="left"/>
+      <w:pPr>
+        <w:ind w:left="2880" w:hanging="360"/>
+      </w:pPr>
+    </w:lvl>
+    <w:lvl w:ilvl="4" w:tplc="04090019" w:tentative="1">
+      <w:start w:val="1"/>
+      <w:numFmt w:val="lowerLetter"/>
+      <w:lvlText w:val="%5."/>
+      <w:lvlJc w:val="left"/>
+      <w:pPr>
+        <w:ind w:left="3600" w:hanging="360"/>
+      </w:pPr>
+    </w:lvl>
+    <w:lvl w:ilvl="5" w:tplc="0409001B" w:tentative="1">
+      <w:start w:val="1"/>
+      <w:numFmt w:val="lowerRoman"/>
+      <w:lvlText w:val="%6."/>
+      <w:lvlJc w:val="right"/>
+      <w:pPr>
+        <w:ind w:left="4320" w:hanging="180"/>
+      </w:pPr>
+    </w:lvl>
+    <w:lvl w:ilvl="6" w:tplc="0409000F" w:tentative="1">
+      <w:start w:val="1"/>
+      <w:numFmt w:val="decimal"/>
+      <w:lvlText w:val="%7."/>
+      <w:lvlJc w:val="left"/>
+      <w:pPr>
+        <w:ind w:left="5040" w:hanging="360"/>
+      </w:pPr>
+    </w:lvl>
+    <w:lvl w:ilvl="7" w:tplc="04090019" w:tentative="1">
+      <w:start w:val="1"/>
+      <w:numFmt w:val="lowerLetter"/>
+      <w:lvlText w:val="%8."/>
+      <w:lvlJc w:val="left"/>
+      <w:pPr>
+        <w:ind w:left="5760" w:hanging="360"/>
+      </w:pPr>
+    </w:lvl>
+    <w:lvl w:ilvl="8" w:tplc="0409001B" w:tentative="1">
+      <w:start w:val="1"/>
+      <w:numFmt w:val="lowerRoman"/>
+      <w:lvlText w:val="%9."/>
+      <w:lvlJc w:val="right"/>
+      <w:pPr>
+        <w:ind w:left="6480" w:hanging="180"/>
+      </w:pPr>
+    </w:lvl>
+  </w:abstractNum>
+  <w:abstractNum w:abstractNumId="16" w15:restartNumberingAfterBreak="0">
     <w:nsid w:val="571871B3"/>
     <w:multiLevelType w:val="hybridMultilevel"/>
     <w:tmpl w:val="76C4D2C6"/>
@@ -28740,7 +30932,7 @@
       </w:rPr>
     </w:lvl>
   </w:abstractNum>
-  <w:abstractNum w:abstractNumId="13" w15:restartNumberingAfterBreak="0">
+  <w:abstractNum w:abstractNumId="17" w15:restartNumberingAfterBreak="0">
     <w:nsid w:val="5AD13CA8"/>
     <w:multiLevelType w:val="hybridMultilevel"/>
     <w:tmpl w:val="75D83C28"/>
@@ -28853,7 +31045,7 @@
       </w:rPr>
     </w:lvl>
   </w:abstractNum>
-  <w:abstractNum w:abstractNumId="14" w15:restartNumberingAfterBreak="0">
+  <w:abstractNum w:abstractNumId="18" w15:restartNumberingAfterBreak="0">
     <w:nsid w:val="5B0C342C"/>
     <w:multiLevelType w:val="hybridMultilevel"/>
     <w:tmpl w:val="E1F032EA"/>
@@ -28912,7 +31104,7 @@
       <w:lvlJc w:val="left"/>
     </w:lvl>
   </w:abstractNum>
-  <w:abstractNum w:abstractNumId="15" w15:restartNumberingAfterBreak="0">
+  <w:abstractNum w:abstractNumId="19" w15:restartNumberingAfterBreak="0">
     <w:nsid w:val="5D111013"/>
     <w:multiLevelType w:val="hybridMultilevel"/>
     <w:tmpl w:val="BF8CE624"/>
@@ -29025,7 +31217,7 @@
       </w:rPr>
     </w:lvl>
   </w:abstractNum>
-  <w:abstractNum w:abstractNumId="16" w15:restartNumberingAfterBreak="0">
+  <w:abstractNum w:abstractNumId="20" w15:restartNumberingAfterBreak="0">
     <w:nsid w:val="607239C7"/>
     <w:multiLevelType w:val="hybridMultilevel"/>
     <w:tmpl w:val="EFAE7E16"/>
@@ -29085,7 +31277,93 @@
       <w:lvlJc w:val="left"/>
     </w:lvl>
   </w:abstractNum>
-  <w:abstractNum w:abstractNumId="17" w15:restartNumberingAfterBreak="0">
+  <w:abstractNum w:abstractNumId="21" w15:restartNumberingAfterBreak="0">
+    <w:nsid w:val="639B7412"/>
+    <w:multiLevelType w:val="hybridMultilevel"/>
+    <w:tmpl w:val="29F2AFC2"/>
+    <w:lvl w:ilvl="0" w:tplc="0409000F">
+      <w:start w:val="1"/>
+      <w:numFmt w:val="decimal"/>
+      <w:lvlText w:val="%1."/>
+      <w:lvlJc w:val="left"/>
+      <w:pPr>
+        <w:ind w:left="1080" w:hanging="360"/>
+      </w:pPr>
+    </w:lvl>
+    <w:lvl w:ilvl="1" w:tplc="04090019" w:tentative="1">
+      <w:start w:val="1"/>
+      <w:numFmt w:val="lowerLetter"/>
+      <w:lvlText w:val="%2."/>
+      <w:lvlJc w:val="left"/>
+      <w:pPr>
+        <w:ind w:left="1800" w:hanging="360"/>
+      </w:pPr>
+    </w:lvl>
+    <w:lvl w:ilvl="2" w:tplc="0409001B" w:tentative="1">
+      <w:start w:val="1"/>
+      <w:numFmt w:val="lowerRoman"/>
+      <w:lvlText w:val="%3."/>
+      <w:lvlJc w:val="right"/>
+      <w:pPr>
+        <w:ind w:left="2520" w:hanging="180"/>
+      </w:pPr>
+    </w:lvl>
+    <w:lvl w:ilvl="3" w:tplc="0409000F" w:tentative="1">
+      <w:start w:val="1"/>
+      <w:numFmt w:val="decimal"/>
+      <w:lvlText w:val="%4."/>
+      <w:lvlJc w:val="left"/>
+      <w:pPr>
+        <w:ind w:left="3240" w:hanging="360"/>
+      </w:pPr>
+    </w:lvl>
+    <w:lvl w:ilvl="4" w:tplc="04090019" w:tentative="1">
+      <w:start w:val="1"/>
+      <w:numFmt w:val="lowerLetter"/>
+      <w:lvlText w:val="%5."/>
+      <w:lvlJc w:val="left"/>
+      <w:pPr>
+        <w:ind w:left="3960" w:hanging="360"/>
+      </w:pPr>
+    </w:lvl>
+    <w:lvl w:ilvl="5" w:tplc="0409001B" w:tentative="1">
+      <w:start w:val="1"/>
+      <w:numFmt w:val="lowerRoman"/>
+      <w:lvlText w:val="%6."/>
+      <w:lvlJc w:val="right"/>
+      <w:pPr>
+        <w:ind w:left="4680" w:hanging="180"/>
+      </w:pPr>
+    </w:lvl>
+    <w:lvl w:ilvl="6" w:tplc="0409000F" w:tentative="1">
+      <w:start w:val="1"/>
+      <w:numFmt w:val="decimal"/>
+      <w:lvlText w:val="%7."/>
+      <w:lvlJc w:val="left"/>
+      <w:pPr>
+        <w:ind w:left="5400" w:hanging="360"/>
+      </w:pPr>
+    </w:lvl>
+    <w:lvl w:ilvl="7" w:tplc="04090019" w:tentative="1">
+      <w:start w:val="1"/>
+      <w:numFmt w:val="lowerLetter"/>
+      <w:lvlText w:val="%8."/>
+      <w:lvlJc w:val="left"/>
+      <w:pPr>
+        <w:ind w:left="6120" w:hanging="360"/>
+      </w:pPr>
+    </w:lvl>
+    <w:lvl w:ilvl="8" w:tplc="0409001B" w:tentative="1">
+      <w:start w:val="1"/>
+      <w:numFmt w:val="lowerRoman"/>
+      <w:lvlText w:val="%9."/>
+      <w:lvlJc w:val="right"/>
+      <w:pPr>
+        <w:ind w:left="6840" w:hanging="180"/>
+      </w:pPr>
+    </w:lvl>
+  </w:abstractNum>
+  <w:abstractNum w:abstractNumId="22" w15:restartNumberingAfterBreak="0">
     <w:nsid w:val="665E01B9"/>
     <w:multiLevelType w:val="hybridMultilevel"/>
     <w:tmpl w:val="A84CFF20"/>
@@ -29198,7 +31476,208 @@
       </w:rPr>
     </w:lvl>
   </w:abstractNum>
-  <w:abstractNum w:abstractNumId="18" w15:restartNumberingAfterBreak="0">
+  <w:abstractNum w:abstractNumId="23" w15:restartNumberingAfterBreak="0">
+    <w:nsid w:val="671B3E77"/>
+    <w:multiLevelType w:val="hybridMultilevel"/>
+    <w:tmpl w:val="90440620"/>
+    <w:lvl w:ilvl="0" w:tplc="41722764">
+      <w:numFmt w:val="bullet"/>
+      <w:lvlText w:val="•"/>
+      <w:lvlJc w:val="left"/>
+      <w:pPr>
+        <w:ind w:left="720" w:hanging="360"/>
+      </w:pPr>
+      <w:rPr>
+        <w:rFonts w:ascii="Calibri" w:eastAsia="Calibri" w:hAnsi="Calibri" w:cs="Calibri" w:hint="default"/>
+      </w:rPr>
+    </w:lvl>
+    <w:lvl w:ilvl="1" w:tplc="04090003" w:tentative="1">
+      <w:start w:val="1"/>
+      <w:numFmt w:val="bullet"/>
+      <w:lvlText w:val="o"/>
+      <w:lvlJc w:val="left"/>
+      <w:pPr>
+        <w:ind w:left="1440" w:hanging="360"/>
+      </w:pPr>
+      <w:rPr>
+        <w:rFonts w:ascii="Courier New" w:hAnsi="Courier New" w:cs="Courier New" w:hint="default"/>
+      </w:rPr>
+    </w:lvl>
+    <w:lvl w:ilvl="2" w:tplc="04090005" w:tentative="1">
+      <w:start w:val="1"/>
+      <w:numFmt w:val="bullet"/>
+      <w:lvlText w:val=""/>
+      <w:lvlJc w:val="left"/>
+      <w:pPr>
+        <w:ind w:left="2160" w:hanging="360"/>
+      </w:pPr>
+      <w:rPr>
+        <w:rFonts w:ascii="Wingdings" w:hAnsi="Wingdings" w:hint="default"/>
+      </w:rPr>
+    </w:lvl>
+    <w:lvl w:ilvl="3" w:tplc="04090001" w:tentative="1">
+      <w:start w:val="1"/>
+      <w:numFmt w:val="bullet"/>
+      <w:lvlText w:val=""/>
+      <w:lvlJc w:val="left"/>
+      <w:pPr>
+        <w:ind w:left="2880" w:hanging="360"/>
+      </w:pPr>
+      <w:rPr>
+        <w:rFonts w:ascii="Symbol" w:hAnsi="Symbol" w:hint="default"/>
+      </w:rPr>
+    </w:lvl>
+    <w:lvl w:ilvl="4" w:tplc="04090003" w:tentative="1">
+      <w:start w:val="1"/>
+      <w:numFmt w:val="bullet"/>
+      <w:lvlText w:val="o"/>
+      <w:lvlJc w:val="left"/>
+      <w:pPr>
+        <w:ind w:left="3600" w:hanging="360"/>
+      </w:pPr>
+      <w:rPr>
+        <w:rFonts w:ascii="Courier New" w:hAnsi="Courier New" w:cs="Courier New" w:hint="default"/>
+      </w:rPr>
+    </w:lvl>
+    <w:lvl w:ilvl="5" w:tplc="04090005" w:tentative="1">
+      <w:start w:val="1"/>
+      <w:numFmt w:val="bullet"/>
+      <w:lvlText w:val=""/>
+      <w:lvlJc w:val="left"/>
+      <w:pPr>
+        <w:ind w:left="4320" w:hanging="360"/>
+      </w:pPr>
+      <w:rPr>
+        <w:rFonts w:ascii="Wingdings" w:hAnsi="Wingdings" w:hint="default"/>
+      </w:rPr>
+    </w:lvl>
+    <w:lvl w:ilvl="6" w:tplc="04090001" w:tentative="1">
+      <w:start w:val="1"/>
+      <w:numFmt w:val="bullet"/>
+      <w:lvlText w:val=""/>
+      <w:lvlJc w:val="left"/>
+      <w:pPr>
+        <w:ind w:left="5040" w:hanging="360"/>
+      </w:pPr>
+      <w:rPr>
+        <w:rFonts w:ascii="Symbol" w:hAnsi="Symbol" w:hint="default"/>
+      </w:rPr>
+    </w:lvl>
+    <w:lvl w:ilvl="7" w:tplc="04090003" w:tentative="1">
+      <w:start w:val="1"/>
+      <w:numFmt w:val="bullet"/>
+      <w:lvlText w:val="o"/>
+      <w:lvlJc w:val="left"/>
+      <w:pPr>
+        <w:ind w:left="5760" w:hanging="360"/>
+      </w:pPr>
+      <w:rPr>
+        <w:rFonts w:ascii="Courier New" w:hAnsi="Courier New" w:cs="Courier New" w:hint="default"/>
+      </w:rPr>
+    </w:lvl>
+    <w:lvl w:ilvl="8" w:tplc="04090005" w:tentative="1">
+      <w:start w:val="1"/>
+      <w:numFmt w:val="bullet"/>
+      <w:lvlText w:val=""/>
+      <w:lvlJc w:val="left"/>
+      <w:pPr>
+        <w:ind w:left="6480" w:hanging="360"/>
+      </w:pPr>
+      <w:rPr>
+        <w:rFonts w:ascii="Wingdings" w:hAnsi="Wingdings" w:hint="default"/>
+      </w:rPr>
+    </w:lvl>
+  </w:abstractNum>
+  <w:abstractNum w:abstractNumId="24" w15:restartNumberingAfterBreak="0">
+    <w:nsid w:val="68F13E6B"/>
+    <w:multiLevelType w:val="hybridMultilevel"/>
+    <w:tmpl w:val="933AA118"/>
+    <w:lvl w:ilvl="0" w:tplc="0409000F">
+      <w:start w:val="1"/>
+      <w:numFmt w:val="decimal"/>
+      <w:lvlText w:val="%1."/>
+      <w:lvlJc w:val="left"/>
+      <w:pPr>
+        <w:ind w:left="720" w:hanging="360"/>
+      </w:pPr>
+      <w:rPr>
+        <w:rFonts w:hint="default"/>
+      </w:rPr>
+    </w:lvl>
+    <w:lvl w:ilvl="1" w:tplc="04090019" w:tentative="1">
+      <w:start w:val="1"/>
+      <w:numFmt w:val="lowerLetter"/>
+      <w:lvlText w:val="%2."/>
+      <w:lvlJc w:val="left"/>
+      <w:pPr>
+        <w:ind w:left="1440" w:hanging="360"/>
+      </w:pPr>
+    </w:lvl>
+    <w:lvl w:ilvl="2" w:tplc="0409001B" w:tentative="1">
+      <w:start w:val="1"/>
+      <w:numFmt w:val="lowerRoman"/>
+      <w:lvlText w:val="%3."/>
+      <w:lvlJc w:val="right"/>
+      <w:pPr>
+        <w:ind w:left="2160" w:hanging="180"/>
+      </w:pPr>
+    </w:lvl>
+    <w:lvl w:ilvl="3" w:tplc="0409000F" w:tentative="1">
+      <w:start w:val="1"/>
+      <w:numFmt w:val="decimal"/>
+      <w:lvlText w:val="%4."/>
+      <w:lvlJc w:val="left"/>
+      <w:pPr>
+        <w:ind w:left="2880" w:hanging="360"/>
+      </w:pPr>
+    </w:lvl>
+    <w:lvl w:ilvl="4" w:tplc="04090019" w:tentative="1">
+      <w:start w:val="1"/>
+      <w:numFmt w:val="lowerLetter"/>
+      <w:lvlText w:val="%5."/>
+      <w:lvlJc w:val="left"/>
+      <w:pPr>
+        <w:ind w:left="3600" w:hanging="360"/>
+      </w:pPr>
+    </w:lvl>
+    <w:lvl w:ilvl="5" w:tplc="0409001B" w:tentative="1">
+      <w:start w:val="1"/>
+      <w:numFmt w:val="lowerRoman"/>
+      <w:lvlText w:val="%6."/>
+      <w:lvlJc w:val="right"/>
+      <w:pPr>
+        <w:ind w:left="4320" w:hanging="180"/>
+      </w:pPr>
+    </w:lvl>
+    <w:lvl w:ilvl="6" w:tplc="0409000F" w:tentative="1">
+      <w:start w:val="1"/>
+      <w:numFmt w:val="decimal"/>
+      <w:lvlText w:val="%7."/>
+      <w:lvlJc w:val="left"/>
+      <w:pPr>
+        <w:ind w:left="5040" w:hanging="360"/>
+      </w:pPr>
+    </w:lvl>
+    <w:lvl w:ilvl="7" w:tplc="04090019" w:tentative="1">
+      <w:start w:val="1"/>
+      <w:numFmt w:val="lowerLetter"/>
+      <w:lvlText w:val="%8."/>
+      <w:lvlJc w:val="left"/>
+      <w:pPr>
+        <w:ind w:left="5760" w:hanging="360"/>
+      </w:pPr>
+    </w:lvl>
+    <w:lvl w:ilvl="8" w:tplc="0409001B" w:tentative="1">
+      <w:start w:val="1"/>
+      <w:numFmt w:val="lowerRoman"/>
+      <w:lvlText w:val="%9."/>
+      <w:lvlJc w:val="right"/>
+      <w:pPr>
+        <w:ind w:left="6480" w:hanging="180"/>
+      </w:pPr>
+    </w:lvl>
+  </w:abstractNum>
+  <w:abstractNum w:abstractNumId="25" w15:restartNumberingAfterBreak="0">
     <w:nsid w:val="6BDD5A94"/>
     <w:multiLevelType w:val="hybridMultilevel"/>
     <w:tmpl w:val="6FA8FE34"/>
@@ -29311,7 +31790,7 @@
       </w:rPr>
     </w:lvl>
   </w:abstractNum>
-  <w:abstractNum w:abstractNumId="19" w15:restartNumberingAfterBreak="0">
+  <w:abstractNum w:abstractNumId="26" w15:restartNumberingAfterBreak="0">
     <w:nsid w:val="6F696AFD"/>
     <w:multiLevelType w:val="hybridMultilevel"/>
     <w:tmpl w:val="69F0923C"/>
@@ -29397,7 +31876,7 @@
       </w:pPr>
     </w:lvl>
   </w:abstractNum>
-  <w:abstractNum w:abstractNumId="20" w15:restartNumberingAfterBreak="0">
+  <w:abstractNum w:abstractNumId="27" w15:restartNumberingAfterBreak="0">
     <w:nsid w:val="6FA85FEF"/>
     <w:multiLevelType w:val="hybridMultilevel"/>
     <w:tmpl w:val="6E124356"/>
@@ -29457,7 +31936,7 @@
       <w:lvlJc w:val="left"/>
     </w:lvl>
   </w:abstractNum>
-  <w:abstractNum w:abstractNumId="21" w15:restartNumberingAfterBreak="0">
+  <w:abstractNum w:abstractNumId="28" w15:restartNumberingAfterBreak="0">
     <w:nsid w:val="70164381"/>
     <w:multiLevelType w:val="hybridMultilevel"/>
     <w:tmpl w:val="CE98468E"/>
@@ -29570,7 +32049,7 @@
       </w:rPr>
     </w:lvl>
   </w:abstractNum>
-  <w:abstractNum w:abstractNumId="22" w15:restartNumberingAfterBreak="0">
+  <w:abstractNum w:abstractNumId="29" w15:restartNumberingAfterBreak="0">
     <w:nsid w:val="71191041"/>
     <w:multiLevelType w:val="hybridMultilevel"/>
     <w:tmpl w:val="73DE879C"/>
@@ -29630,7 +32109,7 @@
       <w:lvlJc w:val="left"/>
     </w:lvl>
   </w:abstractNum>
-  <w:abstractNum w:abstractNumId="23" w15:restartNumberingAfterBreak="0">
+  <w:abstractNum w:abstractNumId="30" w15:restartNumberingAfterBreak="0">
     <w:nsid w:val="71C730B8"/>
     <w:multiLevelType w:val="hybridMultilevel"/>
     <w:tmpl w:val="C44064DA"/>
@@ -29690,7 +32169,96 @@
       <w:lvlJc w:val="left"/>
     </w:lvl>
   </w:abstractNum>
-  <w:abstractNum w:abstractNumId="24" w15:restartNumberingAfterBreak="0">
+  <w:abstractNum w:abstractNumId="31" w15:restartNumberingAfterBreak="0">
+    <w:nsid w:val="720B4DFD"/>
+    <w:multiLevelType w:val="hybridMultilevel"/>
+    <w:tmpl w:val="A724B702"/>
+    <w:lvl w:ilvl="0" w:tplc="0409000F">
+      <w:start w:val="1"/>
+      <w:numFmt w:val="decimal"/>
+      <w:lvlText w:val="%1."/>
+      <w:lvlJc w:val="left"/>
+      <w:pPr>
+        <w:ind w:left="720" w:hanging="360"/>
+      </w:pPr>
+      <w:rPr>
+        <w:rFonts w:hint="default"/>
+      </w:rPr>
+    </w:lvl>
+    <w:lvl w:ilvl="1" w:tplc="04090019" w:tentative="1">
+      <w:start w:val="1"/>
+      <w:numFmt w:val="lowerLetter"/>
+      <w:lvlText w:val="%2."/>
+      <w:lvlJc w:val="left"/>
+      <w:pPr>
+        <w:ind w:left="1440" w:hanging="360"/>
+      </w:pPr>
+    </w:lvl>
+    <w:lvl w:ilvl="2" w:tplc="0409001B" w:tentative="1">
+      <w:start w:val="1"/>
+      <w:numFmt w:val="lowerRoman"/>
+      <w:lvlText w:val="%3."/>
+      <w:lvlJc w:val="right"/>
+      <w:pPr>
+        <w:ind w:left="2160" w:hanging="180"/>
+      </w:pPr>
+    </w:lvl>
+    <w:lvl w:ilvl="3" w:tplc="0409000F" w:tentative="1">
+      <w:start w:val="1"/>
+      <w:numFmt w:val="decimal"/>
+      <w:lvlText w:val="%4."/>
+      <w:lvlJc w:val="left"/>
+      <w:pPr>
+        <w:ind w:left="2880" w:hanging="360"/>
+      </w:pPr>
+    </w:lvl>
+    <w:lvl w:ilvl="4" w:tplc="04090019" w:tentative="1">
+      <w:start w:val="1"/>
+      <w:numFmt w:val="lowerLetter"/>
+      <w:lvlText w:val="%5."/>
+      <w:lvlJc w:val="left"/>
+      <w:pPr>
+        <w:ind w:left="3600" w:hanging="360"/>
+      </w:pPr>
+    </w:lvl>
+    <w:lvl w:ilvl="5" w:tplc="0409001B" w:tentative="1">
+      <w:start w:val="1"/>
+      <w:numFmt w:val="lowerRoman"/>
+      <w:lvlText w:val="%6."/>
+      <w:lvlJc w:val="right"/>
+      <w:pPr>
+        <w:ind w:left="4320" w:hanging="180"/>
+      </w:pPr>
+    </w:lvl>
+    <w:lvl w:ilvl="6" w:tplc="0409000F" w:tentative="1">
+      <w:start w:val="1"/>
+      <w:numFmt w:val="decimal"/>
+      <w:lvlText w:val="%7."/>
+      <w:lvlJc w:val="left"/>
+      <w:pPr>
+        <w:ind w:left="5040" w:hanging="360"/>
+      </w:pPr>
+    </w:lvl>
+    <w:lvl w:ilvl="7" w:tplc="04090019" w:tentative="1">
+      <w:start w:val="1"/>
+      <w:numFmt w:val="lowerLetter"/>
+      <w:lvlText w:val="%8."/>
+      <w:lvlJc w:val="left"/>
+      <w:pPr>
+        <w:ind w:left="5760" w:hanging="360"/>
+      </w:pPr>
+    </w:lvl>
+    <w:lvl w:ilvl="8" w:tplc="0409001B" w:tentative="1">
+      <w:start w:val="1"/>
+      <w:numFmt w:val="lowerRoman"/>
+      <w:lvlText w:val="%9."/>
+      <w:lvlJc w:val="right"/>
+      <w:pPr>
+        <w:ind w:left="6480" w:hanging="180"/>
+      </w:pPr>
+    </w:lvl>
+  </w:abstractNum>
+  <w:abstractNum w:abstractNumId="32" w15:restartNumberingAfterBreak="0">
     <w:nsid w:val="75B164F4"/>
     <w:multiLevelType w:val="hybridMultilevel"/>
     <w:tmpl w:val="4B40675C"/>
@@ -29803,7 +32371,7 @@
       </w:rPr>
     </w:lvl>
   </w:abstractNum>
-  <w:abstractNum w:abstractNumId="25" w15:restartNumberingAfterBreak="0">
+  <w:abstractNum w:abstractNumId="33" w15:restartNumberingAfterBreak="0">
     <w:nsid w:val="766E1E8C"/>
     <w:multiLevelType w:val="hybridMultilevel"/>
     <w:tmpl w:val="1EEA77F0"/>
@@ -29917,94 +32485,118 @@
     </w:lvl>
   </w:abstractNum>
   <w:num w:numId="1" w16cid:durableId="2052344485">
-    <w:abstractNumId w:val="10"/>
+    <w:abstractNumId w:val="13"/>
     <w:lvlOverride w:ilvl="0">
       <w:startOverride w:val="1"/>
     </w:lvlOverride>
   </w:num>
   <w:num w:numId="2" w16cid:durableId="1516919811">
-    <w:abstractNumId w:val="9"/>
+    <w:abstractNumId w:val="12"/>
     <w:lvlOverride w:ilvl="0">
       <w:startOverride w:val="1"/>
     </w:lvlOverride>
   </w:num>
   <w:num w:numId="3" w16cid:durableId="925962215">
-    <w:abstractNumId w:val="7"/>
+    <w:abstractNumId w:val="10"/>
   </w:num>
   <w:num w:numId="4" w16cid:durableId="523252820">
-    <w:abstractNumId w:val="6"/>
+    <w:abstractNumId w:val="9"/>
   </w:num>
   <w:num w:numId="5" w16cid:durableId="151145375">
+    <w:abstractNumId w:val="22"/>
+  </w:num>
+  <w:num w:numId="6" w16cid:durableId="1945729009">
+    <w:abstractNumId w:val="8"/>
+  </w:num>
+  <w:num w:numId="7" w16cid:durableId="2034719365">
+    <w:abstractNumId w:val="16"/>
+  </w:num>
+  <w:num w:numId="8" w16cid:durableId="2100984612">
+    <w:abstractNumId w:val="19"/>
+  </w:num>
+  <w:num w:numId="9" w16cid:durableId="414327101">
+    <w:abstractNumId w:val="25"/>
+  </w:num>
+  <w:num w:numId="10" w16cid:durableId="1773696701">
+    <w:abstractNumId w:val="33"/>
+  </w:num>
+  <w:num w:numId="11" w16cid:durableId="206377948">
+    <w:abstractNumId w:val="4"/>
+  </w:num>
+  <w:num w:numId="12" w16cid:durableId="1159031473">
+    <w:abstractNumId w:val="11"/>
+  </w:num>
+  <w:num w:numId="13" w16cid:durableId="157504887">
+    <w:abstractNumId w:val="32"/>
+  </w:num>
+  <w:num w:numId="14" w16cid:durableId="460877593">
     <w:abstractNumId w:val="17"/>
   </w:num>
-  <w:num w:numId="6" w16cid:durableId="1945729009">
-    <w:abstractNumId w:val="5"/>
-  </w:num>
-  <w:num w:numId="7" w16cid:durableId="2034719365">
-    <w:abstractNumId w:val="12"/>
-  </w:num>
-  <w:num w:numId="8" w16cid:durableId="2100984612">
-    <w:abstractNumId w:val="15"/>
-  </w:num>
-  <w:num w:numId="9" w16cid:durableId="414327101">
-    <w:abstractNumId w:val="18"/>
-  </w:num>
-  <w:num w:numId="10" w16cid:durableId="1773696701">
-    <w:abstractNumId w:val="25"/>
-  </w:num>
-  <w:num w:numId="11" w16cid:durableId="206377948">
+  <w:num w:numId="15" w16cid:durableId="1113592352">
     <w:abstractNumId w:val="2"/>
   </w:num>
-  <w:num w:numId="12" w16cid:durableId="1159031473">
-    <w:abstractNumId w:val="8"/>
-  </w:num>
-  <w:num w:numId="13" w16cid:durableId="157504887">
-    <w:abstractNumId w:val="24"/>
-  </w:num>
-  <w:num w:numId="14" w16cid:durableId="460877593">
-    <w:abstractNumId w:val="13"/>
-  </w:num>
-  <w:num w:numId="15" w16cid:durableId="1113592352">
-    <w:abstractNumId w:val="1"/>
-  </w:num>
   <w:num w:numId="16" w16cid:durableId="87241510">
-    <w:abstractNumId w:val="21"/>
+    <w:abstractNumId w:val="28"/>
   </w:num>
   <w:num w:numId="17" w16cid:durableId="1946812768">
     <w:abstractNumId w:val="0"/>
   </w:num>
   <w:num w:numId="18" w16cid:durableId="89739247">
-    <w:abstractNumId w:val="11"/>
+    <w:abstractNumId w:val="14"/>
   </w:num>
   <w:num w:numId="19" w16cid:durableId="1287345832">
-    <w:abstractNumId w:val="16"/>
+    <w:abstractNumId w:val="20"/>
   </w:num>
   <w:num w:numId="20" w16cid:durableId="1864172855">
-    <w:abstractNumId w:val="16"/>
+    <w:abstractNumId w:val="20"/>
   </w:num>
   <w:num w:numId="21" w16cid:durableId="1768691418">
-    <w:abstractNumId w:val="19"/>
+    <w:abstractNumId w:val="26"/>
   </w:num>
   <w:num w:numId="22" w16cid:durableId="370617831">
-    <w:abstractNumId w:val="9"/>
+    <w:abstractNumId w:val="12"/>
   </w:num>
   <w:num w:numId="23" w16cid:durableId="754667735">
-    <w:abstractNumId w:val="4"/>
+    <w:abstractNumId w:val="6"/>
   </w:num>
   <w:num w:numId="24" w16cid:durableId="848639833">
-    <w:abstractNumId w:val="14"/>
+    <w:abstractNumId w:val="18"/>
   </w:num>
   <w:num w:numId="25" w16cid:durableId="612907250">
-    <w:abstractNumId w:val="20"/>
+    <w:abstractNumId w:val="27"/>
   </w:num>
   <w:num w:numId="26" w16cid:durableId="836457068">
-    <w:abstractNumId w:val="22"/>
+    <w:abstractNumId w:val="29"/>
   </w:num>
   <w:num w:numId="27" w16cid:durableId="889152625">
+    <w:abstractNumId w:val="30"/>
+  </w:num>
+  <w:num w:numId="28" w16cid:durableId="1216115144">
+    <w:abstractNumId w:val="5"/>
+  </w:num>
+  <w:num w:numId="29" w16cid:durableId="1061707812">
+    <w:abstractNumId w:val="1"/>
+  </w:num>
+  <w:num w:numId="30" w16cid:durableId="1909261882">
     <w:abstractNumId w:val="23"/>
   </w:num>
-  <w:num w:numId="28" w16cid:durableId="1216115144">
+  <w:num w:numId="31" w16cid:durableId="1029914398">
+    <w:abstractNumId w:val="7"/>
+  </w:num>
+  <w:num w:numId="32" w16cid:durableId="1209486492">
+    <w:abstractNumId w:val="24"/>
+  </w:num>
+  <w:num w:numId="33" w16cid:durableId="1141654455">
     <w:abstractNumId w:val="3"/>
+  </w:num>
+  <w:num w:numId="34" w16cid:durableId="682437156">
+    <w:abstractNumId w:val="15"/>
+  </w:num>
+  <w:num w:numId="35" w16cid:durableId="851648649">
+    <w:abstractNumId w:val="21"/>
+  </w:num>
+  <w:num w:numId="36" w16cid:durableId="1969583717">
+    <w:abstractNumId w:val="31"/>
   </w:num>
 </w:numbering>
 </file>
@@ -31020,8 +33612,11 @@
     <w:autoRedefine/>
     <w:uiPriority w:val="39"/>
     <w:unhideWhenUsed/>
-    <w:rsid w:val="002219D7"/>
+    <w:rsid w:val="00B0781D"/>
     <w:pPr>
+      <w:tabs>
+        <w:tab w:val="right" w:leader="dot" w:pos="9350"/>
+      </w:tabs>
       <w:spacing w:before="120" w:after="120"/>
     </w:pPr>
     <w:rPr>
